--- a/Fase 1/Evidencias Grupales/1.4_APT122_FormativaFase1.docx
+++ b/Fase 1/Evidencias Grupales/1.4_APT122_FormativaFase1.docx
@@ -1,6 +1,6 @@
 
 <file path=word/document.xml><?xml version="1.0" encoding="utf-8"?>
-<w:document xmlns:wpc="http://schemas.microsoft.com/office/word/2010/wordprocessingCanvas" xmlns:cx="http://schemas.microsoft.com/office/drawing/2014/chartex" xmlns:cx1="http://schemas.microsoft.com/office/drawing/2015/9/8/chartex" xmlns:cx2="http://schemas.microsoft.com/office/drawing/2015/10/21/chartex" xmlns:cx3="http://schemas.microsoft.com/office/drawing/2016/5/9/chartex" xmlns:cx4="http://schemas.microsoft.com/office/drawing/2016/5/10/chartex" xmlns:cx5="http://schemas.microsoft.com/office/drawing/2016/5/11/chartex" xmlns:cx6="http://schemas.microsoft.com/office/drawing/2016/5/12/chartex" xmlns:cx7="http://schemas.microsoft.com/office/drawing/2016/5/13/chartex" xmlns:cx8="http://schemas.microsoft.com/office/drawing/2016/5/14/chartex" xmlns:mc="http://schemas.openxmlformats.org/markup-compatibility/2006" xmlns:aink="http://schemas.microsoft.com/office/drawing/2016/ink" xmlns:am3d="http://schemas.microsoft.com/office/drawing/2017/model3d" xmlns:o="urn:schemas-microsoft-com:office:office" xmlns:oel="http://schemas.microsoft.com/office/2019/extlst" xmlns:r="http://schemas.openxmlformats.org/officeDocument/2006/relationships" xmlns:m="http://schemas.openxmlformats.org/officeDocument/2006/math" xmlns:v="urn:schemas-microsoft-com:vml" xmlns:wp14="http://schemas.microsoft.com/office/word/2010/wordprocessingDrawing" xmlns:wp="http://schemas.openxmlformats.org/drawingml/2006/wordprocessingDrawing" xmlns:w10="urn:schemas-microsoft-com:office:word" xmlns:w="http://schemas.openxmlformats.org/wordprocessingml/2006/main" xmlns:w14="http://schemas.microsoft.com/office/word/2010/wordml" xmlns:w15="http://schemas.microsoft.com/office/word/2012/wordml" xmlns:w16cex="http://schemas.microsoft.com/office/word/2018/wordml/cex" xmlns:w16cid="http://schemas.microsoft.com/office/word/2016/wordml/cid" xmlns:w16="http://schemas.microsoft.com/office/word/2018/wordml" xmlns:w16sdtdh="http://schemas.microsoft.com/office/word/2020/wordml/sdtdatahash" xmlns:w16se="http://schemas.microsoft.com/office/word/2015/wordml/symex" xmlns:wpg="http://schemas.microsoft.com/office/word/2010/wordprocessingGroup" xmlns:wpi="http://schemas.microsoft.com/office/word/2010/wordprocessingInk" xmlns:wne="http://schemas.microsoft.com/office/word/2006/wordml" xmlns:wps="http://schemas.microsoft.com/office/word/2010/wordprocessingShape" mc:Ignorable="w14 w15 w16se w16cid w16 w16cex w16sdtdh wp14">
+<w:document xmlns:wpc="http://schemas.microsoft.com/office/word/2010/wordprocessingCanvas" xmlns:cx="http://schemas.microsoft.com/office/drawing/2014/chartex" xmlns:cx1="http://schemas.microsoft.com/office/drawing/2015/9/8/chartex" xmlns:cx2="http://schemas.microsoft.com/office/drawing/2015/10/21/chartex" xmlns:cx3="http://schemas.microsoft.com/office/drawing/2016/5/9/chartex" xmlns:cx4="http://schemas.microsoft.com/office/drawing/2016/5/10/chartex" xmlns:cx5="http://schemas.microsoft.com/office/drawing/2016/5/11/chartex" xmlns:cx6="http://schemas.microsoft.com/office/drawing/2016/5/12/chartex" xmlns:cx7="http://schemas.microsoft.com/office/drawing/2016/5/13/chartex" xmlns:cx8="http://schemas.microsoft.com/office/drawing/2016/5/14/chartex" xmlns:mc="http://schemas.openxmlformats.org/markup-compatibility/2006" xmlns:aink="http://schemas.microsoft.com/office/drawing/2016/ink" xmlns:am3d="http://schemas.microsoft.com/office/drawing/2017/model3d" xmlns:o="urn:schemas-microsoft-com:office:office" xmlns:oel="http://schemas.microsoft.com/office/2019/extlst" xmlns:r="http://schemas.openxmlformats.org/officeDocument/2006/relationships" xmlns:m="http://schemas.openxmlformats.org/officeDocument/2006/math" xmlns:v="urn:schemas-microsoft-com:vml" xmlns:wp14="http://schemas.microsoft.com/office/word/2010/wordprocessingDrawing" xmlns:wp="http://schemas.openxmlformats.org/drawingml/2006/wordprocessingDrawing" xmlns:w10="urn:schemas-microsoft-com:office:word" xmlns:w="http://schemas.openxmlformats.org/wordprocessingml/2006/main" xmlns:w14="http://schemas.microsoft.com/office/word/2010/wordml" xmlns:w15="http://schemas.microsoft.com/office/word/2012/wordml" xmlns:w16cex="http://schemas.microsoft.com/office/word/2018/wordml/cex" xmlns:w16cid="http://schemas.microsoft.com/office/word/2016/wordml/cid" xmlns:w16="http://schemas.microsoft.com/office/word/2018/wordml" xmlns:w16du="http://schemas.microsoft.com/office/word/2023/wordml/word16du" xmlns:w16sdtdh="http://schemas.microsoft.com/office/word/2020/wordml/sdtdatahash" xmlns:w16sdtfl="http://schemas.microsoft.com/office/word/2024/wordml/sdtformatlock" xmlns:w16se="http://schemas.microsoft.com/office/word/2015/wordml/symex" xmlns:wpg="http://schemas.microsoft.com/office/word/2010/wordprocessingGroup" xmlns:wpi="http://schemas.microsoft.com/office/word/2010/wordprocessingInk" xmlns:wne="http://schemas.microsoft.com/office/word/2006/wordml" xmlns:wps="http://schemas.microsoft.com/office/word/2010/wordprocessingShape" mc:Ignorable="w14 w15 w16se w16cid w16 w16cex w16sdtdh w16sdtfl w16du wp14">
   <w:body>
     <w:p>
       <w:pPr>
@@ -294,7 +294,6 @@
         <w:tc>
           <w:tcPr>
             <w:tcW w:w="706" w:type="pct"/>
-            <w:shd w:val="clear" w:color="auto" w:fill="auto"/>
             <w:vAlign w:val="center"/>
           </w:tcPr>
           <w:p>
@@ -327,7 +326,6 @@
         <w:tc>
           <w:tcPr>
             <w:tcW w:w="2401" w:type="pct"/>
-            <w:shd w:val="clear" w:color="auto" w:fill="auto"/>
             <w:vAlign w:val="center"/>
           </w:tcPr>
           <w:p>
@@ -6579,9 +6577,3439 @@
         </w:rPr>
       </w:pPr>
     </w:p>
+    <w:p>
+      <w:pPr>
+        <w:rPr>
+          <w:rFonts w:asciiTheme="minorHAnsi" w:eastAsiaTheme="minorEastAsia" w:hAnsiTheme="minorHAnsi" w:cstheme="minorBidi"/>
+          <w:sz w:val="22"/>
+          <w:szCs w:val="22"/>
+        </w:rPr>
+      </w:pPr>
+    </w:p>
+    <w:p>
+      <w:pPr>
+        <w:rPr>
+          <w:rFonts w:asciiTheme="minorHAnsi" w:eastAsiaTheme="minorEastAsia" w:hAnsiTheme="minorHAnsi" w:cstheme="minorBidi"/>
+          <w:sz w:val="22"/>
+          <w:szCs w:val="22"/>
+        </w:rPr>
+      </w:pPr>
+    </w:p>
+    <w:p>
+      <w:pPr>
+        <w:rPr>
+          <w:rFonts w:asciiTheme="minorHAnsi" w:eastAsiaTheme="minorEastAsia" w:hAnsiTheme="minorHAnsi" w:cstheme="minorBidi"/>
+          <w:sz w:val="22"/>
+          <w:szCs w:val="22"/>
+        </w:rPr>
+      </w:pPr>
+    </w:p>
+    <w:p>
+      <w:pPr>
+        <w:rPr>
+          <w:rFonts w:asciiTheme="minorHAnsi" w:eastAsiaTheme="minorEastAsia" w:hAnsiTheme="minorHAnsi" w:cstheme="minorBidi"/>
+          <w:sz w:val="22"/>
+          <w:szCs w:val="22"/>
+        </w:rPr>
+      </w:pPr>
+    </w:p>
+    <w:p>
+      <w:pPr>
+        <w:rPr>
+          <w:rFonts w:asciiTheme="minorHAnsi" w:eastAsiaTheme="minorEastAsia" w:hAnsiTheme="minorHAnsi" w:cstheme="minorBidi"/>
+          <w:sz w:val="22"/>
+          <w:szCs w:val="22"/>
+        </w:rPr>
+      </w:pPr>
+    </w:p>
+    <w:p>
+      <w:pPr>
+        <w:rPr>
+          <w:rFonts w:asciiTheme="minorHAnsi" w:eastAsiaTheme="minorEastAsia" w:hAnsiTheme="minorHAnsi" w:cstheme="minorBidi"/>
+          <w:sz w:val="22"/>
+          <w:szCs w:val="22"/>
+        </w:rPr>
+      </w:pPr>
+    </w:p>
+    <w:p>
+      <w:pPr>
+        <w:rPr>
+          <w:rFonts w:asciiTheme="minorHAnsi" w:eastAsiaTheme="minorEastAsia" w:hAnsiTheme="minorHAnsi" w:cstheme="minorBidi"/>
+          <w:sz w:val="22"/>
+          <w:szCs w:val="22"/>
+        </w:rPr>
+      </w:pPr>
+    </w:p>
+    <w:p>
+      <w:pPr>
+        <w:rPr>
+          <w:rFonts w:asciiTheme="minorHAnsi" w:eastAsiaTheme="minorEastAsia" w:hAnsiTheme="minorHAnsi" w:cstheme="minorBidi"/>
+          <w:sz w:val="22"/>
+          <w:szCs w:val="22"/>
+        </w:rPr>
+      </w:pPr>
+    </w:p>
+    <w:p>
+      <w:pPr>
+        <w:rPr>
+          <w:rFonts w:asciiTheme="minorHAnsi" w:eastAsiaTheme="minorEastAsia" w:hAnsiTheme="minorHAnsi" w:cstheme="minorBidi"/>
+          <w:sz w:val="22"/>
+          <w:szCs w:val="22"/>
+        </w:rPr>
+      </w:pPr>
+    </w:p>
+    <w:p>
+      <w:pPr>
+        <w:rPr>
+          <w:rFonts w:asciiTheme="minorHAnsi" w:eastAsiaTheme="minorEastAsia" w:hAnsiTheme="minorHAnsi" w:cstheme="minorBidi"/>
+          <w:sz w:val="22"/>
+          <w:szCs w:val="22"/>
+        </w:rPr>
+      </w:pPr>
+    </w:p>
+    <w:p>
+      <w:pPr>
+        <w:rPr>
+          <w:rFonts w:asciiTheme="minorHAnsi" w:eastAsiaTheme="minorEastAsia" w:hAnsiTheme="minorHAnsi" w:cstheme="minorBidi"/>
+          <w:sz w:val="22"/>
+          <w:szCs w:val="22"/>
+        </w:rPr>
+      </w:pPr>
+    </w:p>
+    <w:p>
+      <w:pPr>
+        <w:rPr>
+          <w:rFonts w:asciiTheme="minorHAnsi" w:eastAsiaTheme="minorEastAsia" w:hAnsiTheme="minorHAnsi" w:cstheme="minorBidi"/>
+          <w:sz w:val="22"/>
+          <w:szCs w:val="22"/>
+        </w:rPr>
+      </w:pPr>
+    </w:p>
+    <w:p>
+      <w:pPr>
+        <w:rPr>
+          <w:rFonts w:asciiTheme="minorHAnsi" w:eastAsiaTheme="minorEastAsia" w:hAnsiTheme="minorHAnsi" w:cstheme="minorBidi"/>
+          <w:sz w:val="22"/>
+          <w:szCs w:val="22"/>
+        </w:rPr>
+      </w:pPr>
+    </w:p>
+    <w:p>
+      <w:pPr>
+        <w:rPr>
+          <w:rFonts w:asciiTheme="minorHAnsi" w:eastAsiaTheme="minorEastAsia" w:hAnsiTheme="minorHAnsi" w:cstheme="minorBidi"/>
+          <w:sz w:val="22"/>
+          <w:szCs w:val="22"/>
+        </w:rPr>
+      </w:pPr>
+    </w:p>
+    <w:p>
+      <w:pPr>
+        <w:rPr>
+          <w:rFonts w:asciiTheme="minorHAnsi" w:eastAsiaTheme="minorEastAsia" w:hAnsiTheme="minorHAnsi" w:cstheme="minorBidi"/>
+          <w:sz w:val="22"/>
+          <w:szCs w:val="22"/>
+        </w:rPr>
+      </w:pPr>
+    </w:p>
+    <w:p>
+      <w:pPr>
+        <w:rPr>
+          <w:rFonts w:asciiTheme="minorHAnsi" w:eastAsiaTheme="minorEastAsia" w:hAnsiTheme="minorHAnsi" w:cstheme="minorBidi"/>
+          <w:sz w:val="22"/>
+          <w:szCs w:val="22"/>
+        </w:rPr>
+      </w:pPr>
+    </w:p>
+    <w:p>
+      <w:pPr>
+        <w:rPr>
+          <w:rFonts w:asciiTheme="minorHAnsi" w:eastAsiaTheme="minorEastAsia" w:hAnsiTheme="minorHAnsi" w:cstheme="minorBidi"/>
+          <w:sz w:val="22"/>
+          <w:szCs w:val="22"/>
+        </w:rPr>
+      </w:pPr>
+    </w:p>
+    <w:p>
+      <w:pPr>
+        <w:rPr>
+          <w:rFonts w:asciiTheme="minorHAnsi" w:eastAsiaTheme="minorEastAsia" w:hAnsiTheme="minorHAnsi" w:cstheme="minorBidi"/>
+          <w:sz w:val="22"/>
+          <w:szCs w:val="22"/>
+        </w:rPr>
+      </w:pPr>
+    </w:p>
+    <w:p>
+      <w:pPr>
+        <w:rPr>
+          <w:rFonts w:asciiTheme="minorHAnsi" w:eastAsiaTheme="minorEastAsia" w:hAnsiTheme="minorHAnsi" w:cstheme="minorBidi"/>
+          <w:sz w:val="22"/>
+          <w:szCs w:val="22"/>
+        </w:rPr>
+      </w:pPr>
+    </w:p>
+    <w:p>
+      <w:pPr>
+        <w:rPr>
+          <w:rFonts w:asciiTheme="minorHAnsi" w:eastAsiaTheme="minorEastAsia" w:hAnsiTheme="minorHAnsi" w:cstheme="minorBidi"/>
+          <w:sz w:val="22"/>
+          <w:szCs w:val="22"/>
+        </w:rPr>
+      </w:pPr>
+    </w:p>
+    <w:p>
+      <w:pPr>
+        <w:rPr>
+          <w:rFonts w:asciiTheme="minorHAnsi" w:eastAsiaTheme="minorEastAsia" w:hAnsiTheme="minorHAnsi" w:cstheme="minorBidi"/>
+          <w:sz w:val="22"/>
+          <w:szCs w:val="22"/>
+        </w:rPr>
+      </w:pPr>
+    </w:p>
+    <w:p>
+      <w:pPr>
+        <w:rPr>
+          <w:rFonts w:asciiTheme="minorHAnsi" w:eastAsiaTheme="minorEastAsia" w:hAnsiTheme="minorHAnsi" w:cstheme="minorBidi"/>
+          <w:sz w:val="22"/>
+          <w:szCs w:val="22"/>
+        </w:rPr>
+      </w:pPr>
+    </w:p>
+    <w:p>
+      <w:pPr>
+        <w:rPr>
+          <w:rFonts w:asciiTheme="minorHAnsi" w:eastAsiaTheme="minorEastAsia" w:hAnsiTheme="minorHAnsi" w:cstheme="minorBidi"/>
+          <w:sz w:val="22"/>
+          <w:szCs w:val="22"/>
+        </w:rPr>
+      </w:pPr>
+    </w:p>
+    <w:p>
+      <w:pPr>
+        <w:jc w:val="center"/>
+        <w:rPr>
+          <w:rFonts w:asciiTheme="minorHAnsi" w:eastAsiaTheme="minorEastAsia" w:hAnsiTheme="minorHAnsi" w:cstheme="minorBidi"/>
+          <w:b/>
+          <w:bCs/>
+          <w:sz w:val="52"/>
+          <w:szCs w:val="52"/>
+          <w:lang w:val="es-CL"/>
+        </w:rPr>
+      </w:pPr>
+      <w:r>
+        <w:rPr>
+          <w:rFonts w:asciiTheme="minorHAnsi" w:eastAsiaTheme="minorEastAsia" w:hAnsiTheme="minorHAnsi" w:cstheme="minorBidi"/>
+          <w:b/>
+          <w:bCs/>
+          <w:sz w:val="52"/>
+          <w:szCs w:val="52"/>
+          <w:lang w:val="es-CL"/>
+        </w:rPr>
+        <w:lastRenderedPageBreak/>
+        <w:t>Informe Técnico: Definición de Proyecto APT</w:t>
+      </w:r>
+    </w:p>
+    <w:p>
+      <w:pPr>
+        <w:jc w:val="center"/>
+        <w:rPr>
+          <w:rFonts w:asciiTheme="minorHAnsi" w:eastAsiaTheme="minorEastAsia" w:hAnsiTheme="minorHAnsi" w:cstheme="minorBidi"/>
+          <w:b/>
+          <w:bCs/>
+          <w:sz w:val="52"/>
+          <w:szCs w:val="52"/>
+          <w:lang w:val="es-CL"/>
+        </w:rPr>
+      </w:pPr>
+    </w:p>
+    <w:p>
+      <w:pPr>
+        <w:ind w:left="720"/>
+        <w:jc w:val="center"/>
+        <w:rPr>
+          <w:rFonts w:asciiTheme="minorHAnsi" w:eastAsiaTheme="minorEastAsia" w:hAnsiTheme="minorHAnsi" w:cstheme="minorBidi"/>
+          <w:sz w:val="52"/>
+          <w:szCs w:val="52"/>
+          <w:lang w:val="es-CL"/>
+        </w:rPr>
+      </w:pPr>
+      <w:r>
+        <w:rPr>
+          <w:rFonts w:asciiTheme="minorHAnsi" w:eastAsiaTheme="minorEastAsia" w:hAnsiTheme="minorHAnsi" w:cstheme="minorBidi"/>
+          <w:sz w:val="52"/>
+          <w:szCs w:val="52"/>
+          <w:lang w:val="es-CL"/>
+        </w:rPr>
+        <w:t>Plataforma de digitalización y gestión</w:t>
+      </w:r>
+    </w:p>
+    <w:p>
+      <w:pPr>
+        <w:ind w:left="720"/>
+        <w:jc w:val="center"/>
+        <w:rPr>
+          <w:rFonts w:asciiTheme="minorHAnsi" w:eastAsiaTheme="minorEastAsia" w:hAnsiTheme="minorHAnsi" w:cstheme="minorBidi"/>
+          <w:sz w:val="52"/>
+          <w:szCs w:val="52"/>
+          <w:lang w:val="es-CL"/>
+        </w:rPr>
+      </w:pPr>
+      <w:r>
+        <w:rPr>
+          <w:rFonts w:asciiTheme="minorHAnsi" w:eastAsiaTheme="minorEastAsia" w:hAnsiTheme="minorHAnsi" w:cstheme="minorBidi"/>
+          <w:sz w:val="52"/>
+          <w:szCs w:val="52"/>
+          <w:lang w:val="es-CL"/>
+        </w:rPr>
+        <w:t>de comisiones del CORE Valparaíso</w:t>
+      </w:r>
+    </w:p>
+    <w:p>
+      <w:pPr>
+        <w:ind w:left="720"/>
+        <w:jc w:val="center"/>
+        <w:rPr>
+          <w:rFonts w:asciiTheme="minorHAnsi" w:eastAsiaTheme="minorEastAsia" w:hAnsiTheme="minorHAnsi" w:cstheme="minorBidi"/>
+          <w:sz w:val="52"/>
+          <w:szCs w:val="52"/>
+          <w:lang w:val="es-CL"/>
+        </w:rPr>
+      </w:pPr>
+    </w:p>
+    <w:p>
+      <w:pPr>
+        <w:ind w:left="720"/>
+        <w:jc w:val="center"/>
+        <w:rPr>
+          <w:rFonts w:asciiTheme="minorHAnsi" w:eastAsiaTheme="minorEastAsia" w:hAnsiTheme="minorHAnsi" w:cstheme="minorBidi"/>
+          <w:sz w:val="52"/>
+          <w:szCs w:val="52"/>
+          <w:lang w:val="es-CL"/>
+        </w:rPr>
+      </w:pPr>
+      <w:proofErr w:type="spellStart"/>
+      <w:r>
+        <w:rPr>
+          <w:rFonts w:asciiTheme="minorHAnsi" w:eastAsiaTheme="minorEastAsia" w:hAnsiTheme="minorHAnsi" w:cstheme="minorBidi"/>
+          <w:sz w:val="52"/>
+          <w:szCs w:val="52"/>
+          <w:lang w:val="es-CL"/>
+        </w:rPr>
+        <w:t>Capstone</w:t>
+      </w:r>
+      <w:proofErr w:type="spellEnd"/>
+      <w:r>
+        <w:rPr>
+          <w:rFonts w:asciiTheme="minorHAnsi" w:eastAsiaTheme="minorEastAsia" w:hAnsiTheme="minorHAnsi" w:cstheme="minorBidi"/>
+          <w:sz w:val="52"/>
+          <w:szCs w:val="52"/>
+          <w:lang w:val="es-CL"/>
+        </w:rPr>
+        <w:t xml:space="preserve"> (PTY4614)</w:t>
+      </w:r>
+    </w:p>
+    <w:p>
+      <w:pPr>
+        <w:ind w:left="720"/>
+        <w:jc w:val="center"/>
+        <w:rPr>
+          <w:rFonts w:asciiTheme="minorHAnsi" w:eastAsiaTheme="minorEastAsia" w:hAnsiTheme="minorHAnsi" w:cstheme="minorBidi"/>
+          <w:sz w:val="52"/>
+          <w:szCs w:val="52"/>
+          <w:lang w:val="es-CL"/>
+        </w:rPr>
+      </w:pPr>
+    </w:p>
+    <w:p>
+      <w:pPr>
+        <w:ind w:left="720"/>
+        <w:jc w:val="center"/>
+        <w:rPr>
+          <w:rFonts w:asciiTheme="minorHAnsi" w:eastAsiaTheme="minorEastAsia" w:hAnsiTheme="minorHAnsi" w:cstheme="minorBidi"/>
+          <w:sz w:val="52"/>
+          <w:szCs w:val="52"/>
+          <w:lang w:val="es-CL"/>
+        </w:rPr>
+      </w:pPr>
+      <w:r>
+        <w:rPr>
+          <w:rFonts w:asciiTheme="minorHAnsi" w:eastAsiaTheme="minorEastAsia" w:hAnsiTheme="minorHAnsi" w:cstheme="minorBidi"/>
+          <w:sz w:val="52"/>
+          <w:szCs w:val="52"/>
+          <w:lang w:val="es-CL"/>
+        </w:rPr>
+        <w:t>Génesis Contreras</w:t>
+      </w:r>
+    </w:p>
+    <w:p>
+      <w:pPr>
+        <w:ind w:left="720"/>
+        <w:jc w:val="center"/>
+        <w:rPr>
+          <w:rFonts w:asciiTheme="minorHAnsi" w:eastAsiaTheme="minorEastAsia" w:hAnsiTheme="minorHAnsi" w:cstheme="minorBidi"/>
+          <w:sz w:val="52"/>
+          <w:szCs w:val="52"/>
+          <w:lang w:val="es-CL"/>
+        </w:rPr>
+      </w:pPr>
+      <w:r>
+        <w:rPr>
+          <w:rFonts w:asciiTheme="minorHAnsi" w:eastAsiaTheme="minorEastAsia" w:hAnsiTheme="minorHAnsi" w:cstheme="minorBidi"/>
+          <w:sz w:val="52"/>
+          <w:szCs w:val="52"/>
+          <w:lang w:val="es-CL"/>
+        </w:rPr>
+        <w:t>Pedro Vergara</w:t>
+      </w:r>
+    </w:p>
+    <w:p>
+      <w:pPr>
+        <w:ind w:left="720"/>
+        <w:jc w:val="center"/>
+        <w:rPr>
+          <w:rFonts w:asciiTheme="minorHAnsi" w:eastAsiaTheme="minorEastAsia" w:hAnsiTheme="minorHAnsi" w:cstheme="minorBidi"/>
+          <w:sz w:val="52"/>
+          <w:szCs w:val="52"/>
+          <w:lang w:val="es-CL"/>
+        </w:rPr>
+      </w:pPr>
+      <w:r>
+        <w:rPr>
+          <w:rFonts w:asciiTheme="minorHAnsi" w:eastAsiaTheme="minorEastAsia" w:hAnsiTheme="minorHAnsi" w:cstheme="minorBidi"/>
+          <w:sz w:val="52"/>
+          <w:szCs w:val="52"/>
+          <w:lang w:val="es-CL"/>
+        </w:rPr>
+        <w:t>Jorge Sepúlveda</w:t>
+      </w:r>
+    </w:p>
+    <w:p>
+      <w:pPr>
+        <w:ind w:left="720"/>
+        <w:jc w:val="center"/>
+        <w:rPr>
+          <w:rFonts w:asciiTheme="minorHAnsi" w:eastAsiaTheme="minorEastAsia" w:hAnsiTheme="minorHAnsi" w:cstheme="minorBidi"/>
+          <w:sz w:val="52"/>
+          <w:szCs w:val="52"/>
+          <w:lang w:val="es-CL"/>
+        </w:rPr>
+      </w:pPr>
+    </w:p>
+    <w:p>
+      <w:pPr>
+        <w:ind w:left="720"/>
+        <w:jc w:val="center"/>
+        <w:rPr>
+          <w:rFonts w:asciiTheme="minorHAnsi" w:eastAsiaTheme="minorEastAsia" w:hAnsiTheme="minorHAnsi" w:cstheme="minorBidi"/>
+          <w:sz w:val="52"/>
+          <w:szCs w:val="52"/>
+          <w:lang w:val="es-CL"/>
+        </w:rPr>
+      </w:pPr>
+      <w:r>
+        <w:rPr>
+          <w:rFonts w:asciiTheme="minorHAnsi" w:eastAsiaTheme="minorEastAsia" w:hAnsiTheme="minorHAnsi" w:cstheme="minorBidi"/>
+          <w:sz w:val="52"/>
+          <w:szCs w:val="52"/>
+          <w:lang w:val="es-CL"/>
+        </w:rPr>
+        <w:t>INGENIERIA EN INFORMATICA</w:t>
+      </w:r>
+    </w:p>
+    <w:p>
+      <w:pPr>
+        <w:ind w:left="720"/>
+        <w:jc w:val="center"/>
+        <w:rPr>
+          <w:rFonts w:asciiTheme="minorHAnsi" w:eastAsiaTheme="minorEastAsia" w:hAnsiTheme="minorHAnsi" w:cstheme="minorBidi"/>
+          <w:sz w:val="52"/>
+          <w:szCs w:val="52"/>
+          <w:lang w:val="es-CL"/>
+        </w:rPr>
+      </w:pPr>
+      <w:r>
+        <w:rPr>
+          <w:rFonts w:asciiTheme="minorHAnsi" w:eastAsiaTheme="minorEastAsia" w:hAnsiTheme="minorHAnsi" w:cstheme="minorBidi"/>
+          <w:sz w:val="52"/>
+          <w:szCs w:val="52"/>
+          <w:lang w:val="es-CL"/>
+        </w:rPr>
+        <w:t>VIÑA DEL MAR</w:t>
+      </w:r>
+    </w:p>
+    <w:p>
+      <w:pPr>
+        <w:ind w:left="720"/>
+        <w:jc w:val="center"/>
+        <w:rPr>
+          <w:rFonts w:asciiTheme="minorHAnsi" w:eastAsiaTheme="minorEastAsia" w:hAnsiTheme="minorHAnsi" w:cstheme="minorBidi"/>
+          <w:sz w:val="56"/>
+          <w:szCs w:val="56"/>
+          <w:lang w:val="es-CL"/>
+        </w:rPr>
+      </w:pPr>
+      <w:r>
+        <w:rPr>
+          <w:rFonts w:asciiTheme="minorHAnsi" w:eastAsiaTheme="minorEastAsia" w:hAnsiTheme="minorHAnsi" w:cstheme="minorBidi"/>
+          <w:sz w:val="56"/>
+          <w:szCs w:val="56"/>
+          <w:lang w:val="es-CL"/>
+        </w:rPr>
+        <w:t>Septiembre de 2025</w:t>
+      </w:r>
+    </w:p>
+    <w:p>
+      <w:pPr>
+        <w:spacing w:line="360" w:lineRule="auto"/>
+        <w:ind w:left="720"/>
+        <w:jc w:val="center"/>
+        <w:rPr>
+          <w:rFonts w:asciiTheme="minorHAnsi" w:eastAsiaTheme="minorEastAsia" w:hAnsiTheme="minorHAnsi" w:cstheme="minorHAnsi"/>
+          <w:sz w:val="22"/>
+          <w:szCs w:val="22"/>
+          <w:lang w:val="es-CL"/>
+        </w:rPr>
+      </w:pPr>
+    </w:p>
+    <w:p>
+      <w:pPr>
+        <w:spacing w:line="360" w:lineRule="auto"/>
+        <w:rPr>
+          <w:rFonts w:asciiTheme="minorHAnsi" w:eastAsiaTheme="minorEastAsia" w:hAnsiTheme="minorHAnsi" w:cstheme="minorHAnsi"/>
+          <w:sz w:val="22"/>
+          <w:szCs w:val="22"/>
+          <w:lang w:val="es-CL"/>
+        </w:rPr>
+      </w:pPr>
+      <w:r>
+        <w:rPr>
+          <w:rFonts w:asciiTheme="minorHAnsi" w:eastAsiaTheme="minorEastAsia" w:hAnsiTheme="minorHAnsi" w:cstheme="minorHAnsi"/>
+          <w:sz w:val="22"/>
+          <w:szCs w:val="22"/>
+          <w:lang w:val="es-CL"/>
+        </w:rPr>
+        <w:lastRenderedPageBreak/>
+        <w:pict w14:anchorId="1E5F9E13">
+          <v:rect id="_x0000_i1061" style="width:0;height:1.5pt" o:hralign="center" o:hrstd="t" o:hr="t" fillcolor="#a0a0a0" stroked="f"/>
+        </w:pict>
+      </w:r>
+    </w:p>
+    <w:p>
+      <w:pPr>
+        <w:spacing w:line="360" w:lineRule="auto"/>
+        <w:ind w:firstLine="360"/>
+        <w:rPr>
+          <w:rFonts w:asciiTheme="minorHAnsi" w:eastAsiaTheme="minorEastAsia" w:hAnsiTheme="minorHAnsi" w:cstheme="minorHAnsi"/>
+          <w:b/>
+          <w:bCs/>
+          <w:sz w:val="22"/>
+          <w:szCs w:val="22"/>
+          <w:lang w:val="es-CL"/>
+        </w:rPr>
+      </w:pPr>
+      <w:r>
+        <w:rPr>
+          <w:rFonts w:asciiTheme="minorHAnsi" w:eastAsiaTheme="minorEastAsia" w:hAnsiTheme="minorHAnsi" w:cstheme="minorHAnsi"/>
+          <w:b/>
+          <w:bCs/>
+          <w:sz w:val="22"/>
+          <w:szCs w:val="22"/>
+          <w:lang w:val="es-CL"/>
+        </w:rPr>
+        <w:t>Índice</w:t>
+      </w:r>
+    </w:p>
+    <w:p>
+      <w:pPr>
+        <w:numPr>
+          <w:ilvl w:val="0"/>
+          <w:numId w:val="29"/>
+        </w:numPr>
+        <w:spacing w:line="360" w:lineRule="auto"/>
+        <w:rPr>
+          <w:rFonts w:asciiTheme="minorHAnsi" w:eastAsiaTheme="minorEastAsia" w:hAnsiTheme="minorHAnsi" w:cstheme="minorHAnsi"/>
+          <w:sz w:val="22"/>
+          <w:szCs w:val="22"/>
+          <w:lang w:val="es-CL"/>
+        </w:rPr>
+      </w:pPr>
+      <w:proofErr w:type="spellStart"/>
+      <w:r>
+        <w:rPr>
+          <w:rFonts w:asciiTheme="minorHAnsi" w:eastAsiaTheme="minorEastAsia" w:hAnsiTheme="minorHAnsi" w:cstheme="minorHAnsi"/>
+          <w:b/>
+          <w:bCs/>
+          <w:sz w:val="22"/>
+          <w:szCs w:val="22"/>
+          <w:lang w:val="es-CL"/>
+        </w:rPr>
+        <w:t>Abstract</w:t>
+      </w:r>
+      <w:proofErr w:type="spellEnd"/>
+      <w:r>
+        <w:rPr>
+          <w:rFonts w:asciiTheme="minorHAnsi" w:eastAsiaTheme="minorEastAsia" w:hAnsiTheme="minorHAnsi" w:cstheme="minorHAnsi"/>
+          <w:b/>
+          <w:bCs/>
+          <w:sz w:val="22"/>
+          <w:szCs w:val="22"/>
+          <w:lang w:val="es-CL"/>
+        </w:rPr>
+        <w:t xml:space="preserve"> (en inglés y español)</w:t>
+      </w:r>
+    </w:p>
+    <w:p>
+      <w:pPr>
+        <w:numPr>
+          <w:ilvl w:val="0"/>
+          <w:numId w:val="29"/>
+        </w:numPr>
+        <w:spacing w:line="360" w:lineRule="auto"/>
+        <w:rPr>
+          <w:rFonts w:asciiTheme="minorHAnsi" w:eastAsiaTheme="minorEastAsia" w:hAnsiTheme="minorHAnsi" w:cstheme="minorHAnsi"/>
+          <w:sz w:val="22"/>
+          <w:szCs w:val="22"/>
+          <w:lang w:val="es-CL"/>
+        </w:rPr>
+      </w:pPr>
+      <w:r>
+        <w:rPr>
+          <w:rFonts w:asciiTheme="minorHAnsi" w:eastAsiaTheme="minorEastAsia" w:hAnsiTheme="minorHAnsi" w:cstheme="minorHAnsi"/>
+          <w:b/>
+          <w:bCs/>
+          <w:sz w:val="22"/>
+          <w:szCs w:val="22"/>
+          <w:lang w:val="es-CL"/>
+        </w:rPr>
+        <w:t>Descripción del Proyecto APT</w:t>
+      </w:r>
+    </w:p>
+    <w:p>
+      <w:pPr>
+        <w:numPr>
+          <w:ilvl w:val="0"/>
+          <w:numId w:val="29"/>
+        </w:numPr>
+        <w:spacing w:line="360" w:lineRule="auto"/>
+        <w:rPr>
+          <w:rFonts w:asciiTheme="minorHAnsi" w:eastAsiaTheme="minorEastAsia" w:hAnsiTheme="minorHAnsi" w:cstheme="minorHAnsi"/>
+          <w:sz w:val="22"/>
+          <w:szCs w:val="22"/>
+          <w:lang w:val="es-CL"/>
+        </w:rPr>
+      </w:pPr>
+      <w:r>
+        <w:rPr>
+          <w:rFonts w:asciiTheme="minorHAnsi" w:eastAsiaTheme="minorEastAsia" w:hAnsiTheme="minorHAnsi" w:cstheme="minorHAnsi"/>
+          <w:b/>
+          <w:bCs/>
+          <w:sz w:val="22"/>
+          <w:szCs w:val="22"/>
+          <w:lang w:val="es-CL"/>
+        </w:rPr>
+        <w:t>Fundamentación del Proyecto APT</w:t>
+      </w:r>
+    </w:p>
+    <w:p>
+      <w:pPr>
+        <w:numPr>
+          <w:ilvl w:val="0"/>
+          <w:numId w:val="29"/>
+        </w:numPr>
+        <w:spacing w:line="360" w:lineRule="auto"/>
+        <w:rPr>
+          <w:rFonts w:asciiTheme="minorHAnsi" w:eastAsiaTheme="minorEastAsia" w:hAnsiTheme="minorHAnsi" w:cstheme="minorHAnsi"/>
+          <w:sz w:val="22"/>
+          <w:szCs w:val="22"/>
+          <w:lang w:val="es-CL"/>
+        </w:rPr>
+      </w:pPr>
+      <w:r>
+        <w:rPr>
+          <w:rFonts w:asciiTheme="minorHAnsi" w:eastAsiaTheme="minorEastAsia" w:hAnsiTheme="minorHAnsi" w:cstheme="minorHAnsi"/>
+          <w:b/>
+          <w:bCs/>
+          <w:sz w:val="22"/>
+          <w:szCs w:val="22"/>
+          <w:lang w:val="es-CL"/>
+        </w:rPr>
+        <w:t>Objetivos</w:t>
+      </w:r>
+    </w:p>
+    <w:p>
+      <w:pPr>
+        <w:numPr>
+          <w:ilvl w:val="0"/>
+          <w:numId w:val="29"/>
+        </w:numPr>
+        <w:spacing w:line="360" w:lineRule="auto"/>
+        <w:rPr>
+          <w:rFonts w:asciiTheme="minorHAnsi" w:eastAsiaTheme="minorEastAsia" w:hAnsiTheme="minorHAnsi" w:cstheme="minorHAnsi"/>
+          <w:sz w:val="22"/>
+          <w:szCs w:val="22"/>
+          <w:lang w:val="es-CL"/>
+        </w:rPr>
+      </w:pPr>
+      <w:r>
+        <w:rPr>
+          <w:rFonts w:asciiTheme="minorHAnsi" w:eastAsiaTheme="minorEastAsia" w:hAnsiTheme="minorHAnsi" w:cstheme="minorHAnsi"/>
+          <w:b/>
+          <w:bCs/>
+          <w:sz w:val="22"/>
+          <w:szCs w:val="22"/>
+          <w:lang w:val="es-CL"/>
+        </w:rPr>
+        <w:t>Metodología</w:t>
+      </w:r>
+    </w:p>
+    <w:p>
+      <w:pPr>
+        <w:numPr>
+          <w:ilvl w:val="0"/>
+          <w:numId w:val="29"/>
+        </w:numPr>
+        <w:spacing w:line="360" w:lineRule="auto"/>
+        <w:rPr>
+          <w:rFonts w:asciiTheme="minorHAnsi" w:eastAsiaTheme="minorEastAsia" w:hAnsiTheme="minorHAnsi" w:cstheme="minorHAnsi"/>
+          <w:sz w:val="22"/>
+          <w:szCs w:val="22"/>
+          <w:lang w:val="es-CL"/>
+        </w:rPr>
+      </w:pPr>
+      <w:r>
+        <w:rPr>
+          <w:rFonts w:asciiTheme="minorHAnsi" w:eastAsiaTheme="minorEastAsia" w:hAnsiTheme="minorHAnsi" w:cstheme="minorHAnsi"/>
+          <w:b/>
+          <w:bCs/>
+          <w:sz w:val="22"/>
+          <w:szCs w:val="22"/>
+          <w:lang w:val="es-CL"/>
+        </w:rPr>
+        <w:t>Evidencias</w:t>
+      </w:r>
+    </w:p>
+    <w:p>
+      <w:pPr>
+        <w:numPr>
+          <w:ilvl w:val="0"/>
+          <w:numId w:val="29"/>
+        </w:numPr>
+        <w:spacing w:line="360" w:lineRule="auto"/>
+        <w:rPr>
+          <w:rFonts w:asciiTheme="minorHAnsi" w:eastAsiaTheme="minorEastAsia" w:hAnsiTheme="minorHAnsi" w:cstheme="minorHAnsi"/>
+          <w:sz w:val="22"/>
+          <w:szCs w:val="22"/>
+          <w:lang w:val="es-CL"/>
+        </w:rPr>
+      </w:pPr>
+      <w:r>
+        <w:rPr>
+          <w:rFonts w:asciiTheme="minorHAnsi" w:eastAsiaTheme="minorEastAsia" w:hAnsiTheme="minorHAnsi" w:cstheme="minorHAnsi"/>
+          <w:b/>
+          <w:bCs/>
+          <w:sz w:val="22"/>
+          <w:szCs w:val="22"/>
+          <w:lang w:val="es-CL"/>
+        </w:rPr>
+        <w:t>Plan de Trabajo</w:t>
+      </w:r>
+    </w:p>
+    <w:p>
+      <w:pPr>
+        <w:numPr>
+          <w:ilvl w:val="0"/>
+          <w:numId w:val="29"/>
+        </w:numPr>
+        <w:spacing w:line="360" w:lineRule="auto"/>
+        <w:rPr>
+          <w:rFonts w:asciiTheme="minorHAnsi" w:eastAsiaTheme="minorEastAsia" w:hAnsiTheme="minorHAnsi" w:cstheme="minorHAnsi"/>
+          <w:sz w:val="22"/>
+          <w:szCs w:val="22"/>
+          <w:lang w:val="es-CL"/>
+        </w:rPr>
+      </w:pPr>
+      <w:r>
+        <w:rPr>
+          <w:rFonts w:asciiTheme="minorHAnsi" w:eastAsiaTheme="minorEastAsia" w:hAnsiTheme="minorHAnsi" w:cstheme="minorHAnsi"/>
+          <w:b/>
+          <w:bCs/>
+          <w:sz w:val="22"/>
+          <w:szCs w:val="22"/>
+          <w:lang w:val="es-CL"/>
+        </w:rPr>
+        <w:t>Carta Gantt</w:t>
+      </w:r>
+    </w:p>
+    <w:p>
+      <w:pPr>
+        <w:numPr>
+          <w:ilvl w:val="0"/>
+          <w:numId w:val="29"/>
+        </w:numPr>
+        <w:spacing w:line="360" w:lineRule="auto"/>
+        <w:rPr>
+          <w:rFonts w:asciiTheme="minorHAnsi" w:eastAsiaTheme="minorEastAsia" w:hAnsiTheme="minorHAnsi" w:cstheme="minorHAnsi"/>
+          <w:sz w:val="22"/>
+          <w:szCs w:val="22"/>
+          <w:lang w:val="es-CL"/>
+        </w:rPr>
+      </w:pPr>
+      <w:r>
+        <w:rPr>
+          <w:rFonts w:asciiTheme="minorHAnsi" w:eastAsiaTheme="minorEastAsia" w:hAnsiTheme="minorHAnsi" w:cstheme="minorHAnsi"/>
+          <w:b/>
+          <w:bCs/>
+          <w:sz w:val="22"/>
+          <w:szCs w:val="22"/>
+          <w:lang w:val="es-CL"/>
+        </w:rPr>
+        <w:t>Conclusiones Individuales</w:t>
+      </w:r>
+    </w:p>
+    <w:p>
+      <w:pPr>
+        <w:numPr>
+          <w:ilvl w:val="0"/>
+          <w:numId w:val="29"/>
+        </w:numPr>
+        <w:spacing w:line="360" w:lineRule="auto"/>
+        <w:rPr>
+          <w:rFonts w:asciiTheme="minorHAnsi" w:eastAsiaTheme="minorEastAsia" w:hAnsiTheme="minorHAnsi" w:cstheme="minorHAnsi"/>
+          <w:sz w:val="22"/>
+          <w:szCs w:val="22"/>
+          <w:lang w:val="es-CL"/>
+        </w:rPr>
+      </w:pPr>
+      <w:r>
+        <w:rPr>
+          <w:rFonts w:asciiTheme="minorHAnsi" w:eastAsiaTheme="minorEastAsia" w:hAnsiTheme="minorHAnsi" w:cstheme="minorHAnsi"/>
+          <w:b/>
+          <w:bCs/>
+          <w:sz w:val="22"/>
+          <w:szCs w:val="22"/>
+          <w:lang w:val="es-CL"/>
+        </w:rPr>
+        <w:t>Reflexión</w:t>
+      </w:r>
+    </w:p>
+    <w:p>
+      <w:pPr>
+        <w:spacing w:line="360" w:lineRule="auto"/>
+        <w:rPr>
+          <w:rFonts w:asciiTheme="minorHAnsi" w:eastAsiaTheme="minorEastAsia" w:hAnsiTheme="minorHAnsi" w:cstheme="minorHAnsi"/>
+          <w:sz w:val="22"/>
+          <w:szCs w:val="22"/>
+          <w:lang w:val="es-CL"/>
+        </w:rPr>
+      </w:pPr>
+      <w:r>
+        <w:rPr>
+          <w:rFonts w:asciiTheme="minorHAnsi" w:eastAsiaTheme="minorEastAsia" w:hAnsiTheme="minorHAnsi" w:cstheme="minorHAnsi"/>
+          <w:sz w:val="22"/>
+          <w:szCs w:val="22"/>
+          <w:lang w:val="es-CL"/>
+        </w:rPr>
+        <w:br/>
+      </w:r>
+      <w:r>
+        <w:rPr>
+          <w:rFonts w:asciiTheme="minorHAnsi" w:eastAsiaTheme="minorEastAsia" w:hAnsiTheme="minorHAnsi" w:cstheme="minorHAnsi"/>
+          <w:sz w:val="22"/>
+          <w:szCs w:val="22"/>
+          <w:lang w:val="es-CL"/>
+        </w:rPr>
+        <w:br/>
+      </w:r>
+      <w:r>
+        <w:rPr>
+          <w:rFonts w:asciiTheme="minorHAnsi" w:eastAsiaTheme="minorEastAsia" w:hAnsiTheme="minorHAnsi" w:cstheme="minorHAnsi"/>
+          <w:sz w:val="22"/>
+          <w:szCs w:val="22"/>
+          <w:lang w:val="es-CL"/>
+        </w:rPr>
+        <w:br/>
+      </w:r>
+      <w:r>
+        <w:rPr>
+          <w:rFonts w:asciiTheme="minorHAnsi" w:eastAsiaTheme="minorEastAsia" w:hAnsiTheme="minorHAnsi" w:cstheme="minorHAnsi"/>
+          <w:sz w:val="22"/>
+          <w:szCs w:val="22"/>
+          <w:lang w:val="es-CL"/>
+        </w:rPr>
+        <w:br/>
+      </w:r>
+      <w:r>
+        <w:rPr>
+          <w:rFonts w:asciiTheme="minorHAnsi" w:eastAsiaTheme="minorEastAsia" w:hAnsiTheme="minorHAnsi" w:cstheme="minorHAnsi"/>
+          <w:sz w:val="22"/>
+          <w:szCs w:val="22"/>
+          <w:lang w:val="es-CL"/>
+        </w:rPr>
+        <w:br/>
+      </w:r>
+      <w:r>
+        <w:rPr>
+          <w:rFonts w:asciiTheme="minorHAnsi" w:eastAsiaTheme="minorEastAsia" w:hAnsiTheme="minorHAnsi" w:cstheme="minorHAnsi"/>
+          <w:sz w:val="22"/>
+          <w:szCs w:val="22"/>
+          <w:lang w:val="es-CL"/>
+        </w:rPr>
+        <w:br/>
+      </w:r>
+      <w:r>
+        <w:rPr>
+          <w:rFonts w:asciiTheme="minorHAnsi" w:eastAsiaTheme="minorEastAsia" w:hAnsiTheme="minorHAnsi" w:cstheme="minorHAnsi"/>
+          <w:sz w:val="22"/>
+          <w:szCs w:val="22"/>
+          <w:lang w:val="es-CL"/>
+        </w:rPr>
+        <w:br/>
+      </w:r>
+      <w:r>
+        <w:rPr>
+          <w:rFonts w:asciiTheme="minorHAnsi" w:eastAsiaTheme="minorEastAsia" w:hAnsiTheme="minorHAnsi" w:cstheme="minorHAnsi"/>
+          <w:sz w:val="22"/>
+          <w:szCs w:val="22"/>
+          <w:lang w:val="es-CL"/>
+        </w:rPr>
+        <w:br/>
+      </w:r>
+      <w:r>
+        <w:rPr>
+          <w:rFonts w:asciiTheme="minorHAnsi" w:eastAsiaTheme="minorEastAsia" w:hAnsiTheme="minorHAnsi" w:cstheme="minorHAnsi"/>
+          <w:sz w:val="22"/>
+          <w:szCs w:val="22"/>
+          <w:lang w:val="es-CL"/>
+        </w:rPr>
+        <w:br/>
+      </w:r>
+    </w:p>
+    <w:p>
+      <w:pPr>
+        <w:spacing w:line="360" w:lineRule="auto"/>
+        <w:rPr>
+          <w:rFonts w:asciiTheme="minorHAnsi" w:eastAsiaTheme="minorEastAsia" w:hAnsiTheme="minorHAnsi" w:cstheme="minorHAnsi"/>
+          <w:sz w:val="22"/>
+          <w:szCs w:val="22"/>
+          <w:lang w:val="es-CL"/>
+        </w:rPr>
+      </w:pPr>
+    </w:p>
+    <w:p>
+      <w:pPr>
+        <w:pStyle w:val="Prrafodelista"/>
+        <w:numPr>
+          <w:ilvl w:val="0"/>
+          <w:numId w:val="37"/>
+        </w:numPr>
+        <w:spacing w:line="360" w:lineRule="auto"/>
+        <w:rPr>
+          <w:rFonts w:eastAsiaTheme="minorEastAsia" w:cstheme="minorHAnsi"/>
+          <w:b/>
+          <w:bCs/>
+          <w:sz w:val="22"/>
+          <w:szCs w:val="22"/>
+          <w:lang w:val="es-CL"/>
+        </w:rPr>
+      </w:pPr>
+      <w:proofErr w:type="spellStart"/>
+      <w:r>
+        <w:rPr>
+          <w:rFonts w:eastAsiaTheme="minorEastAsia" w:cstheme="minorHAnsi"/>
+          <w:b/>
+          <w:bCs/>
+          <w:sz w:val="22"/>
+          <w:szCs w:val="22"/>
+          <w:lang w:val="es-CL"/>
+        </w:rPr>
+        <w:lastRenderedPageBreak/>
+        <w:t>Abstract</w:t>
+      </w:r>
+      <w:proofErr w:type="spellEnd"/>
+    </w:p>
+    <w:p>
+      <w:pPr>
+        <w:spacing w:line="360" w:lineRule="auto"/>
+        <w:rPr>
+          <w:rFonts w:asciiTheme="minorHAnsi" w:eastAsiaTheme="minorEastAsia" w:hAnsiTheme="minorHAnsi" w:cstheme="minorHAnsi"/>
+          <w:b/>
+          <w:bCs/>
+          <w:sz w:val="22"/>
+          <w:szCs w:val="22"/>
+          <w:lang w:val="es-CL"/>
+        </w:rPr>
+      </w:pPr>
+    </w:p>
+    <w:p>
+      <w:pPr>
+        <w:spacing w:line="360" w:lineRule="auto"/>
+        <w:rPr>
+          <w:rFonts w:asciiTheme="minorHAnsi" w:eastAsiaTheme="minorEastAsia" w:hAnsiTheme="minorHAnsi" w:cstheme="minorHAnsi"/>
+          <w:sz w:val="22"/>
+          <w:szCs w:val="22"/>
+          <w:lang w:val="es-CL"/>
+        </w:rPr>
+      </w:pPr>
+      <w:r>
+        <w:rPr>
+          <w:rFonts w:asciiTheme="minorHAnsi" w:eastAsiaTheme="minorEastAsia" w:hAnsiTheme="minorHAnsi" w:cstheme="minorHAnsi"/>
+          <w:b/>
+          <w:bCs/>
+          <w:sz w:val="22"/>
+          <w:szCs w:val="22"/>
+          <w:lang w:val="es-CL"/>
+        </w:rPr>
+        <w:t>Español:</w:t>
+      </w:r>
+      <w:r>
+        <w:rPr>
+          <w:rFonts w:asciiTheme="minorHAnsi" w:eastAsiaTheme="minorEastAsia" w:hAnsiTheme="minorHAnsi" w:cstheme="minorHAnsi"/>
+          <w:sz w:val="22"/>
+          <w:szCs w:val="22"/>
+          <w:lang w:val="es-CL"/>
+        </w:rPr>
+        <w:t xml:space="preserve"> El presente proyecto tiene como objetivo desarrollar una plataforma web para digitalizar y gestionar el flujo de documentación de las comisiones del Consejo Regional de Valparaíso (CORE). La ineficiencia actual en la gestión documental y de votaciones afecta a consejeros y personal técnico, lo que ralentiza los procesos y afecta la transparencia. Mediante la aplicación de la metodología SCRUM y tecnologías como PHP, Laravel y </w:t>
+      </w:r>
+      <w:proofErr w:type="spellStart"/>
+      <w:r>
+        <w:rPr>
+          <w:rFonts w:asciiTheme="minorHAnsi" w:eastAsiaTheme="minorEastAsia" w:hAnsiTheme="minorHAnsi" w:cstheme="minorHAnsi"/>
+          <w:sz w:val="22"/>
+          <w:szCs w:val="22"/>
+          <w:lang w:val="es-CL"/>
+        </w:rPr>
+        <w:t>MariaDB</w:t>
+      </w:r>
+      <w:proofErr w:type="spellEnd"/>
+      <w:r>
+        <w:rPr>
+          <w:rFonts w:asciiTheme="minorHAnsi" w:eastAsiaTheme="minorEastAsia" w:hAnsiTheme="minorHAnsi" w:cstheme="minorHAnsi"/>
+          <w:sz w:val="22"/>
+          <w:szCs w:val="22"/>
+          <w:lang w:val="es-CL"/>
+        </w:rPr>
+        <w:t>, se busca crear una solución funcional y escalable que optimice los procesos internos, garantice la trazabilidad de la información y promueva la transparencia en la gestión pública. El proyecto se alinea con las competencias de desarrollo de software, gestión de proyectos y análisis de sistemas, y es factible de realizarse en el marco de la asignatura, permitiendo aplicar y reforzar habilidades técnicas y de gestión.</w:t>
+      </w:r>
+    </w:p>
+    <w:p>
+      <w:pPr>
+        <w:spacing w:line="360" w:lineRule="auto"/>
+        <w:rPr>
+          <w:rFonts w:asciiTheme="minorHAnsi" w:eastAsiaTheme="minorEastAsia" w:hAnsiTheme="minorHAnsi" w:cstheme="minorHAnsi"/>
+          <w:sz w:val="22"/>
+          <w:szCs w:val="22"/>
+          <w:lang w:val="es-CL"/>
+        </w:rPr>
+      </w:pPr>
+    </w:p>
+    <w:p>
+      <w:pPr>
+        <w:spacing w:line="360" w:lineRule="auto"/>
+        <w:rPr>
+          <w:rFonts w:asciiTheme="minorHAnsi" w:eastAsiaTheme="minorEastAsia" w:hAnsiTheme="minorHAnsi" w:cstheme="minorHAnsi"/>
+          <w:sz w:val="22"/>
+          <w:szCs w:val="22"/>
+          <w:lang w:val="en-US"/>
+        </w:rPr>
+      </w:pPr>
+      <w:r>
+        <w:rPr>
+          <w:rFonts w:asciiTheme="minorHAnsi" w:eastAsiaTheme="minorEastAsia" w:hAnsiTheme="minorHAnsi" w:cstheme="minorHAnsi"/>
+          <w:b/>
+          <w:bCs/>
+          <w:sz w:val="22"/>
+          <w:szCs w:val="22"/>
+          <w:lang w:val="en-US"/>
+        </w:rPr>
+        <w:t>English:</w:t>
+      </w:r>
+      <w:r>
+        <w:rPr>
+          <w:rFonts w:asciiTheme="minorHAnsi" w:eastAsiaTheme="minorEastAsia" w:hAnsiTheme="minorHAnsi" w:cstheme="minorHAnsi"/>
+          <w:sz w:val="22"/>
+          <w:szCs w:val="22"/>
+          <w:lang w:val="en-US"/>
+        </w:rPr>
+        <w:t xml:space="preserve"> The purpose of this project is to develop a web platform to digitize and manage the documentation workflow for the commissions of the Valparaíso Regional Council (CORE). The current inefficiency in document and voting management affects councilors and technical staff, slowing down processes and impacting transparency. By applying the SCRUM methodology and technologies such as PHP, Laravel, and MariaDB, we aim to create a functional and scalable solution that optimizes internal processes, ensures information traceability, and promotes transparency in public administration. The project aligns with software development, project management, and systems analysis competencies. It is feasible to complete within the scope of the course, allowing us to apply and strengthen our technical and management skills.</w:t>
+      </w:r>
+    </w:p>
+    <w:p>
+      <w:pPr>
+        <w:spacing w:line="360" w:lineRule="auto"/>
+        <w:rPr>
+          <w:rFonts w:asciiTheme="minorHAnsi" w:eastAsiaTheme="minorEastAsia" w:hAnsiTheme="minorHAnsi" w:cstheme="minorHAnsi"/>
+          <w:sz w:val="22"/>
+          <w:szCs w:val="22"/>
+          <w:lang w:val="es-CL"/>
+        </w:rPr>
+      </w:pPr>
+      <w:r>
+        <w:rPr>
+          <w:rFonts w:asciiTheme="minorHAnsi" w:eastAsiaTheme="minorEastAsia" w:hAnsiTheme="minorHAnsi" w:cstheme="minorHAnsi"/>
+          <w:sz w:val="22"/>
+          <w:szCs w:val="22"/>
+          <w:lang w:val="es-CL"/>
+        </w:rPr>
+        <w:pict w14:anchorId="15F3CEDB">
+          <v:rect id="_x0000_i1063" style="width:0;height:1.5pt" o:hralign="center" o:hrstd="t" o:hr="t" fillcolor="#a0a0a0" stroked="f"/>
+        </w:pict>
+      </w:r>
+    </w:p>
+    <w:p>
+      <w:pPr>
+        <w:spacing w:line="360" w:lineRule="auto"/>
+        <w:rPr>
+          <w:rFonts w:asciiTheme="minorHAnsi" w:eastAsiaTheme="minorEastAsia" w:hAnsiTheme="minorHAnsi" w:cstheme="minorHAnsi"/>
+          <w:b/>
+          <w:bCs/>
+          <w:sz w:val="22"/>
+          <w:szCs w:val="22"/>
+          <w:lang w:val="es-CL"/>
+        </w:rPr>
+      </w:pPr>
+    </w:p>
+    <w:p>
+      <w:pPr>
+        <w:spacing w:line="360" w:lineRule="auto"/>
+        <w:rPr>
+          <w:rFonts w:asciiTheme="minorHAnsi" w:eastAsiaTheme="minorEastAsia" w:hAnsiTheme="minorHAnsi" w:cstheme="minorHAnsi"/>
+          <w:b/>
+          <w:bCs/>
+          <w:sz w:val="22"/>
+          <w:szCs w:val="22"/>
+          <w:lang w:val="es-CL"/>
+        </w:rPr>
+      </w:pPr>
+    </w:p>
+    <w:p>
+      <w:pPr>
+        <w:spacing w:line="360" w:lineRule="auto"/>
+        <w:rPr>
+          <w:rFonts w:asciiTheme="minorHAnsi" w:eastAsiaTheme="minorEastAsia" w:hAnsiTheme="minorHAnsi" w:cstheme="minorHAnsi"/>
+          <w:b/>
+          <w:bCs/>
+          <w:sz w:val="22"/>
+          <w:szCs w:val="22"/>
+          <w:lang w:val="es-CL"/>
+        </w:rPr>
+      </w:pPr>
+    </w:p>
+    <w:p>
+      <w:pPr>
+        <w:spacing w:line="360" w:lineRule="auto"/>
+        <w:rPr>
+          <w:rFonts w:asciiTheme="minorHAnsi" w:eastAsiaTheme="minorEastAsia" w:hAnsiTheme="minorHAnsi" w:cstheme="minorHAnsi"/>
+          <w:b/>
+          <w:bCs/>
+          <w:sz w:val="22"/>
+          <w:szCs w:val="22"/>
+          <w:lang w:val="es-CL"/>
+        </w:rPr>
+      </w:pPr>
+    </w:p>
+    <w:p>
+      <w:pPr>
+        <w:spacing w:line="360" w:lineRule="auto"/>
+        <w:rPr>
+          <w:rFonts w:asciiTheme="minorHAnsi" w:eastAsiaTheme="minorEastAsia" w:hAnsiTheme="minorHAnsi" w:cstheme="minorHAnsi"/>
+          <w:b/>
+          <w:bCs/>
+          <w:sz w:val="22"/>
+          <w:szCs w:val="22"/>
+          <w:lang w:val="es-CL"/>
+        </w:rPr>
+      </w:pPr>
+    </w:p>
+    <w:p>
+      <w:pPr>
+        <w:spacing w:line="360" w:lineRule="auto"/>
+        <w:rPr>
+          <w:rFonts w:asciiTheme="minorHAnsi" w:eastAsiaTheme="minorEastAsia" w:hAnsiTheme="minorHAnsi" w:cstheme="minorHAnsi"/>
+          <w:b/>
+          <w:bCs/>
+          <w:sz w:val="22"/>
+          <w:szCs w:val="22"/>
+          <w:lang w:val="es-CL"/>
+        </w:rPr>
+      </w:pPr>
+    </w:p>
+    <w:p>
+      <w:pPr>
+        <w:spacing w:line="360" w:lineRule="auto"/>
+        <w:rPr>
+          <w:rFonts w:asciiTheme="minorHAnsi" w:eastAsiaTheme="minorEastAsia" w:hAnsiTheme="minorHAnsi" w:cstheme="minorHAnsi"/>
+          <w:b/>
+          <w:bCs/>
+          <w:sz w:val="22"/>
+          <w:szCs w:val="22"/>
+          <w:lang w:val="es-CL"/>
+        </w:rPr>
+      </w:pPr>
+      <w:r>
+        <w:rPr>
+          <w:rFonts w:asciiTheme="minorHAnsi" w:eastAsiaTheme="minorEastAsia" w:hAnsiTheme="minorHAnsi" w:cstheme="minorHAnsi"/>
+          <w:b/>
+          <w:bCs/>
+          <w:sz w:val="22"/>
+          <w:szCs w:val="22"/>
+          <w:lang w:val="es-CL"/>
+        </w:rPr>
+        <w:lastRenderedPageBreak/>
+        <w:t>Desarrollo de Ingeniería</w:t>
+      </w:r>
+    </w:p>
+    <w:p>
+      <w:pPr>
+        <w:spacing w:line="360" w:lineRule="auto"/>
+        <w:rPr>
+          <w:rFonts w:asciiTheme="minorHAnsi" w:eastAsiaTheme="minorEastAsia" w:hAnsiTheme="minorHAnsi" w:cstheme="minorHAnsi"/>
+          <w:b/>
+          <w:bCs/>
+          <w:sz w:val="22"/>
+          <w:szCs w:val="22"/>
+          <w:lang w:val="es-CL"/>
+        </w:rPr>
+      </w:pPr>
+    </w:p>
+    <w:p>
+      <w:pPr>
+        <w:pStyle w:val="Prrafodelista"/>
+        <w:numPr>
+          <w:ilvl w:val="0"/>
+          <w:numId w:val="37"/>
+        </w:numPr>
+        <w:spacing w:line="360" w:lineRule="auto"/>
+        <w:rPr>
+          <w:rFonts w:eastAsiaTheme="minorEastAsia" w:cstheme="minorHAnsi"/>
+          <w:sz w:val="22"/>
+          <w:szCs w:val="22"/>
+          <w:lang w:val="es-CL"/>
+        </w:rPr>
+      </w:pPr>
+      <w:r>
+        <w:rPr>
+          <w:rFonts w:eastAsiaTheme="minorEastAsia" w:cstheme="minorHAnsi"/>
+          <w:b/>
+          <w:bCs/>
+          <w:sz w:val="22"/>
+          <w:szCs w:val="22"/>
+          <w:lang w:val="es-CL"/>
+        </w:rPr>
+        <w:t xml:space="preserve"> Descripción del Proyecto APT</w:t>
+      </w:r>
+      <w:r>
+        <w:rPr>
+          <w:rFonts w:eastAsiaTheme="minorEastAsia" w:cstheme="minorHAnsi"/>
+          <w:sz w:val="22"/>
+          <w:szCs w:val="22"/>
+          <w:lang w:val="es-CL"/>
+        </w:rPr>
+        <w:t xml:space="preserve"> </w:t>
+      </w:r>
+    </w:p>
+    <w:p>
+      <w:pPr>
+        <w:spacing w:line="360" w:lineRule="auto"/>
+        <w:ind w:left="360"/>
+        <w:rPr>
+          <w:rFonts w:asciiTheme="minorHAnsi" w:eastAsiaTheme="minorEastAsia" w:hAnsiTheme="minorHAnsi" w:cstheme="minorHAnsi"/>
+          <w:sz w:val="22"/>
+          <w:szCs w:val="22"/>
+          <w:lang w:val="es-CL"/>
+        </w:rPr>
+      </w:pPr>
+      <w:r>
+        <w:rPr>
+          <w:rFonts w:asciiTheme="minorHAnsi" w:eastAsiaTheme="minorEastAsia" w:hAnsiTheme="minorHAnsi" w:cstheme="minorHAnsi"/>
+          <w:sz w:val="22"/>
+          <w:szCs w:val="22"/>
+          <w:lang w:val="es-CL"/>
+        </w:rPr>
+        <w:t xml:space="preserve">Se propone el desarrollo de una plataforma web destinada a la digitalización del flujo de la documentación generada en las comisiones del CORE Valparaíso. El proyecto se abordará con metodologías ágiles (SCRUM) y el uso de tecnologías como PHP, Laravel y </w:t>
+      </w:r>
+      <w:proofErr w:type="spellStart"/>
+      <w:r>
+        <w:rPr>
+          <w:rFonts w:asciiTheme="minorHAnsi" w:eastAsiaTheme="minorEastAsia" w:hAnsiTheme="minorHAnsi" w:cstheme="minorHAnsi"/>
+          <w:sz w:val="22"/>
+          <w:szCs w:val="22"/>
+          <w:lang w:val="es-CL"/>
+        </w:rPr>
+        <w:t>MariaDB</w:t>
+      </w:r>
+      <w:proofErr w:type="spellEnd"/>
+      <w:r>
+        <w:rPr>
+          <w:rFonts w:asciiTheme="minorHAnsi" w:eastAsiaTheme="minorEastAsia" w:hAnsiTheme="minorHAnsi" w:cstheme="minorHAnsi"/>
+          <w:sz w:val="22"/>
+          <w:szCs w:val="22"/>
+          <w:lang w:val="es-CL"/>
+        </w:rPr>
+        <w:t>. Las áreas de desempeño que abarca son el desarrollo de software, la gestión de proyectos informáticos y el análisis y diseño de sistemas.</w:t>
+      </w:r>
+    </w:p>
+    <w:p>
+      <w:pPr>
+        <w:spacing w:line="360" w:lineRule="auto"/>
+        <w:rPr>
+          <w:rFonts w:asciiTheme="minorHAnsi" w:eastAsiaTheme="minorEastAsia" w:hAnsiTheme="minorHAnsi" w:cstheme="minorHAnsi"/>
+          <w:sz w:val="22"/>
+          <w:szCs w:val="22"/>
+          <w:lang w:val="es-CL"/>
+        </w:rPr>
+      </w:pPr>
+    </w:p>
+    <w:p>
+      <w:pPr>
+        <w:pStyle w:val="Prrafodelista"/>
+        <w:numPr>
+          <w:ilvl w:val="0"/>
+          <w:numId w:val="37"/>
+        </w:numPr>
+        <w:spacing w:line="360" w:lineRule="auto"/>
+        <w:rPr>
+          <w:rFonts w:eastAsiaTheme="minorEastAsia" w:cstheme="minorHAnsi"/>
+          <w:b/>
+          <w:bCs/>
+          <w:sz w:val="22"/>
+          <w:szCs w:val="22"/>
+          <w:lang w:val="es-CL"/>
+        </w:rPr>
+      </w:pPr>
+      <w:r>
+        <w:rPr>
+          <w:rFonts w:eastAsiaTheme="minorEastAsia" w:cstheme="minorHAnsi"/>
+          <w:b/>
+          <w:bCs/>
+          <w:sz w:val="22"/>
+          <w:szCs w:val="22"/>
+          <w:lang w:val="es-CL"/>
+        </w:rPr>
+        <w:t xml:space="preserve"> Fundamentación del Proyecto APT</w:t>
+      </w:r>
+    </w:p>
+    <w:p>
+      <w:pPr>
+        <w:spacing w:line="360" w:lineRule="auto"/>
+        <w:ind w:left="360"/>
+        <w:rPr>
+          <w:rFonts w:asciiTheme="minorHAnsi" w:eastAsiaTheme="minorEastAsia" w:hAnsiTheme="minorHAnsi" w:cstheme="minorHAnsi"/>
+          <w:sz w:val="22"/>
+          <w:szCs w:val="22"/>
+          <w:lang w:val="es-CL"/>
+        </w:rPr>
+      </w:pPr>
+      <w:r>
+        <w:rPr>
+          <w:rFonts w:asciiTheme="minorHAnsi" w:eastAsiaTheme="minorEastAsia" w:hAnsiTheme="minorHAnsi" w:cstheme="minorHAnsi"/>
+          <w:b/>
+          <w:bCs/>
+          <w:sz w:val="22"/>
+          <w:szCs w:val="22"/>
+          <w:lang w:val="es-CL"/>
+        </w:rPr>
+        <w:t>Relevancia del proyecto APT:</w:t>
+      </w:r>
+      <w:r>
+        <w:rPr>
+          <w:rFonts w:asciiTheme="minorHAnsi" w:eastAsiaTheme="minorEastAsia" w:hAnsiTheme="minorHAnsi" w:cstheme="minorHAnsi"/>
+          <w:sz w:val="22"/>
+          <w:szCs w:val="22"/>
+          <w:lang w:val="es-CL"/>
+        </w:rPr>
+        <w:t xml:space="preserve"> La problemática principal es la ineficiencia en el flujo de documentación de las comisiones del CORE. El proyecto es relevante porque mejora la eficiencia de los procesos internos y promueve la transparencia en la gestión pública.</w:t>
+      </w:r>
+    </w:p>
+    <w:p>
+      <w:pPr>
+        <w:spacing w:line="360" w:lineRule="auto"/>
+        <w:ind w:left="360"/>
+        <w:rPr>
+          <w:rFonts w:asciiTheme="minorHAnsi" w:eastAsiaTheme="minorEastAsia" w:hAnsiTheme="minorHAnsi" w:cstheme="minorHAnsi"/>
+          <w:sz w:val="22"/>
+          <w:szCs w:val="22"/>
+          <w:lang w:val="es-CL"/>
+        </w:rPr>
+      </w:pPr>
+      <w:r>
+        <w:rPr>
+          <w:rFonts w:asciiTheme="minorHAnsi" w:eastAsiaTheme="minorEastAsia" w:hAnsiTheme="minorHAnsi" w:cstheme="minorHAnsi"/>
+          <w:b/>
+          <w:bCs/>
+          <w:sz w:val="22"/>
+          <w:szCs w:val="22"/>
+          <w:lang w:val="es-CL"/>
+        </w:rPr>
+        <w:t>Pertinencia con el perfil de egreso:</w:t>
+      </w:r>
+      <w:r>
+        <w:rPr>
+          <w:rFonts w:asciiTheme="minorHAnsi" w:eastAsiaTheme="minorEastAsia" w:hAnsiTheme="minorHAnsi" w:cstheme="minorHAnsi"/>
+          <w:sz w:val="22"/>
+          <w:szCs w:val="22"/>
+          <w:lang w:val="es-CL"/>
+        </w:rPr>
+        <w:t xml:space="preserve"> El proyecto se relaciona directamente con competencias clave de la carrera, como el diseño, desarrollo e implementación de soluciones informáticas, la gestión de proyectos tecnológicos y la comunicación efectiva. Se aplicarán estas competencias para crear un sistema funcional, planificar tareas y coordinar con los usuarios.</w:t>
+      </w:r>
+    </w:p>
+    <w:p>
+      <w:pPr>
+        <w:spacing w:line="360" w:lineRule="auto"/>
+        <w:ind w:left="360"/>
+        <w:rPr>
+          <w:rFonts w:asciiTheme="minorHAnsi" w:eastAsiaTheme="minorEastAsia" w:hAnsiTheme="minorHAnsi" w:cstheme="minorHAnsi"/>
+          <w:sz w:val="22"/>
+          <w:szCs w:val="22"/>
+          <w:lang w:val="es-CL"/>
+        </w:rPr>
+      </w:pPr>
+      <w:r>
+        <w:rPr>
+          <w:rFonts w:asciiTheme="minorHAnsi" w:eastAsiaTheme="minorEastAsia" w:hAnsiTheme="minorHAnsi" w:cstheme="minorHAnsi"/>
+          <w:b/>
+          <w:bCs/>
+          <w:sz w:val="22"/>
+          <w:szCs w:val="22"/>
+          <w:lang w:val="es-CL"/>
+        </w:rPr>
+        <w:t>Relación con los intereses profesionales:</w:t>
+      </w:r>
+      <w:r>
+        <w:rPr>
+          <w:rFonts w:asciiTheme="minorHAnsi" w:eastAsiaTheme="minorEastAsia" w:hAnsiTheme="minorHAnsi" w:cstheme="minorHAnsi"/>
+          <w:sz w:val="22"/>
+          <w:szCs w:val="22"/>
+          <w:lang w:val="es-CL"/>
+        </w:rPr>
+        <w:t xml:space="preserve"> Los intereses del equipo se centran en el desarrollo de software y la gestión de proyectos. Este proyecto permite aplicar y reforzar habilidades técnicas y de liderazgo, con un enfoque en soluciones que impactan positivamente en entornos institucionales.</w:t>
+      </w:r>
+    </w:p>
+    <w:p>
+      <w:pPr>
+        <w:spacing w:line="360" w:lineRule="auto"/>
+        <w:ind w:left="360"/>
+        <w:rPr>
+          <w:rFonts w:asciiTheme="minorHAnsi" w:eastAsiaTheme="minorEastAsia" w:hAnsiTheme="minorHAnsi" w:cstheme="minorHAnsi"/>
+          <w:sz w:val="22"/>
+          <w:szCs w:val="22"/>
+          <w:lang w:val="es-CL"/>
+        </w:rPr>
+      </w:pPr>
+      <w:r>
+        <w:rPr>
+          <w:rFonts w:asciiTheme="minorHAnsi" w:eastAsiaTheme="minorEastAsia" w:hAnsiTheme="minorHAnsi" w:cstheme="minorHAnsi"/>
+          <w:b/>
+          <w:bCs/>
+          <w:sz w:val="22"/>
+          <w:szCs w:val="22"/>
+          <w:lang w:val="es-CL"/>
+        </w:rPr>
+        <w:t>Factibilidad de desarrollo:</w:t>
+      </w:r>
+      <w:r>
+        <w:rPr>
+          <w:rFonts w:asciiTheme="minorHAnsi" w:eastAsiaTheme="minorEastAsia" w:hAnsiTheme="minorHAnsi" w:cstheme="minorHAnsi"/>
+          <w:sz w:val="22"/>
+          <w:szCs w:val="22"/>
+          <w:lang w:val="es-CL"/>
+        </w:rPr>
+        <w:t xml:space="preserve"> El proyecto es factible de realizarse dentro del marco de la asignatura, considerando el tiempo del semestre, los recursos tecnológicos disponibles (computadoras, servidores locales) y la posibilidad de realizar pruebas controladas con usuarios internos. Las posibles dificultades, como la disponibilidad limitada de los usuarios, se mitigan mediante coordinación previa.</w:t>
+      </w:r>
+    </w:p>
+    <w:p>
+      <w:pPr>
+        <w:spacing w:line="360" w:lineRule="auto"/>
+        <w:ind w:left="360"/>
+        <w:rPr>
+          <w:rFonts w:asciiTheme="minorHAnsi" w:eastAsiaTheme="minorEastAsia" w:hAnsiTheme="minorHAnsi" w:cstheme="minorHAnsi"/>
+          <w:sz w:val="22"/>
+          <w:szCs w:val="22"/>
+          <w:lang w:val="es-CL"/>
+        </w:rPr>
+      </w:pPr>
+    </w:p>
+    <w:p>
+      <w:pPr>
+        <w:spacing w:line="360" w:lineRule="auto"/>
+        <w:ind w:left="360"/>
+        <w:rPr>
+          <w:rFonts w:asciiTheme="minorHAnsi" w:eastAsiaTheme="minorEastAsia" w:hAnsiTheme="minorHAnsi" w:cstheme="minorHAnsi"/>
+          <w:sz w:val="22"/>
+          <w:szCs w:val="22"/>
+          <w:lang w:val="es-CL"/>
+        </w:rPr>
+      </w:pPr>
+      <w:r>
+        <w:rPr>
+          <w:rFonts w:asciiTheme="minorHAnsi" w:eastAsiaTheme="minorEastAsia" w:hAnsiTheme="minorHAnsi" w:cstheme="minorHAnsi"/>
+          <w:sz w:val="22"/>
+          <w:szCs w:val="22"/>
+          <w:lang w:val="es-CL"/>
+        </w:rPr>
+        <w:br/>
+      </w:r>
+    </w:p>
+    <w:p>
+      <w:pPr>
+        <w:pStyle w:val="Prrafodelista"/>
+        <w:numPr>
+          <w:ilvl w:val="0"/>
+          <w:numId w:val="37"/>
+        </w:numPr>
+        <w:spacing w:line="360" w:lineRule="auto"/>
+        <w:rPr>
+          <w:rFonts w:eastAsiaTheme="minorEastAsia" w:cstheme="minorHAnsi"/>
+          <w:sz w:val="22"/>
+          <w:szCs w:val="22"/>
+          <w:lang w:val="es-CL"/>
+        </w:rPr>
+      </w:pPr>
+      <w:r>
+        <w:rPr>
+          <w:rFonts w:eastAsiaTheme="minorEastAsia" w:cstheme="minorHAnsi"/>
+          <w:b/>
+          <w:bCs/>
+          <w:sz w:val="22"/>
+          <w:szCs w:val="22"/>
+          <w:lang w:val="es-CL"/>
+        </w:rPr>
+        <w:lastRenderedPageBreak/>
+        <w:t xml:space="preserve"> Objetivos</w:t>
+      </w:r>
+    </w:p>
+    <w:p>
+      <w:pPr>
+        <w:numPr>
+          <w:ilvl w:val="0"/>
+          <w:numId w:val="31"/>
+        </w:numPr>
+        <w:spacing w:line="360" w:lineRule="auto"/>
+        <w:rPr>
+          <w:rFonts w:asciiTheme="minorHAnsi" w:eastAsiaTheme="minorEastAsia" w:hAnsiTheme="minorHAnsi" w:cstheme="minorHAnsi"/>
+          <w:sz w:val="22"/>
+          <w:szCs w:val="22"/>
+          <w:lang w:val="es-CL"/>
+        </w:rPr>
+      </w:pPr>
+      <w:r>
+        <w:rPr>
+          <w:rFonts w:asciiTheme="minorHAnsi" w:eastAsiaTheme="minorEastAsia" w:hAnsiTheme="minorHAnsi" w:cstheme="minorHAnsi"/>
+          <w:b/>
+          <w:bCs/>
+          <w:sz w:val="22"/>
+          <w:szCs w:val="22"/>
+          <w:lang w:val="es-CL"/>
+        </w:rPr>
+        <w:t>Objetivo general:</w:t>
+      </w:r>
+      <w:r>
+        <w:rPr>
+          <w:rFonts w:asciiTheme="minorHAnsi" w:eastAsiaTheme="minorEastAsia" w:hAnsiTheme="minorHAnsi" w:cstheme="minorHAnsi"/>
+          <w:sz w:val="22"/>
+          <w:szCs w:val="22"/>
+          <w:lang w:val="es-CL"/>
+        </w:rPr>
+        <w:t xml:space="preserve"> Desarrollar una plataforma que permita digitalizar el flujo de documentación y votaciones que se generan en las comisiones del CORE VALPARAÍSO.</w:t>
+      </w:r>
+    </w:p>
+    <w:p>
+      <w:pPr>
+        <w:numPr>
+          <w:ilvl w:val="0"/>
+          <w:numId w:val="31"/>
+        </w:numPr>
+        <w:spacing w:line="360" w:lineRule="auto"/>
+        <w:rPr>
+          <w:rFonts w:asciiTheme="minorHAnsi" w:eastAsiaTheme="minorEastAsia" w:hAnsiTheme="minorHAnsi" w:cstheme="minorHAnsi"/>
+          <w:sz w:val="22"/>
+          <w:szCs w:val="22"/>
+          <w:lang w:val="es-CL"/>
+        </w:rPr>
+      </w:pPr>
+      <w:r>
+        <w:rPr>
+          <w:rFonts w:asciiTheme="minorHAnsi" w:eastAsiaTheme="minorEastAsia" w:hAnsiTheme="minorHAnsi" w:cstheme="minorHAnsi"/>
+          <w:b/>
+          <w:bCs/>
+          <w:sz w:val="22"/>
+          <w:szCs w:val="22"/>
+          <w:lang w:val="es-CL"/>
+        </w:rPr>
+        <w:t>Objetivos específicos:</w:t>
+      </w:r>
+    </w:p>
+    <w:p>
+      <w:pPr>
+        <w:numPr>
+          <w:ilvl w:val="1"/>
+          <w:numId w:val="31"/>
+        </w:numPr>
+        <w:spacing w:line="360" w:lineRule="auto"/>
+        <w:rPr>
+          <w:rFonts w:asciiTheme="minorHAnsi" w:eastAsiaTheme="minorEastAsia" w:hAnsiTheme="minorHAnsi" w:cstheme="minorHAnsi"/>
+          <w:sz w:val="22"/>
+          <w:szCs w:val="22"/>
+          <w:lang w:val="es-CL"/>
+        </w:rPr>
+      </w:pPr>
+      <w:r>
+        <w:rPr>
+          <w:rFonts w:asciiTheme="minorHAnsi" w:eastAsiaTheme="minorEastAsia" w:hAnsiTheme="minorHAnsi" w:cstheme="minorHAnsi"/>
+          <w:sz w:val="22"/>
+          <w:szCs w:val="22"/>
+          <w:lang w:val="es-CL"/>
+        </w:rPr>
+        <w:t>Diseñar la arquitectura tecnológica del sistema.</w:t>
+      </w:r>
+    </w:p>
+    <w:p>
+      <w:pPr>
+        <w:numPr>
+          <w:ilvl w:val="1"/>
+          <w:numId w:val="31"/>
+        </w:numPr>
+        <w:spacing w:line="360" w:lineRule="auto"/>
+        <w:rPr>
+          <w:rFonts w:asciiTheme="minorHAnsi" w:eastAsiaTheme="minorEastAsia" w:hAnsiTheme="minorHAnsi" w:cstheme="minorHAnsi"/>
+          <w:sz w:val="22"/>
+          <w:szCs w:val="22"/>
+          <w:lang w:val="es-CL"/>
+        </w:rPr>
+      </w:pPr>
+      <w:r>
+        <w:rPr>
+          <w:rFonts w:asciiTheme="minorHAnsi" w:eastAsiaTheme="minorEastAsia" w:hAnsiTheme="minorHAnsi" w:cstheme="minorHAnsi"/>
+          <w:sz w:val="22"/>
+          <w:szCs w:val="22"/>
+          <w:lang w:val="es-CL"/>
+        </w:rPr>
+        <w:t xml:space="preserve">Desarrollar el backend y </w:t>
+      </w:r>
+      <w:proofErr w:type="spellStart"/>
+      <w:r>
+        <w:rPr>
+          <w:rFonts w:asciiTheme="minorHAnsi" w:eastAsiaTheme="minorEastAsia" w:hAnsiTheme="minorHAnsi" w:cstheme="minorHAnsi"/>
+          <w:sz w:val="22"/>
+          <w:szCs w:val="22"/>
+          <w:lang w:val="es-CL"/>
+        </w:rPr>
+        <w:t>frontend</w:t>
+      </w:r>
+      <w:proofErr w:type="spellEnd"/>
+      <w:r>
+        <w:rPr>
+          <w:rFonts w:asciiTheme="minorHAnsi" w:eastAsiaTheme="minorEastAsia" w:hAnsiTheme="minorHAnsi" w:cstheme="minorHAnsi"/>
+          <w:sz w:val="22"/>
+          <w:szCs w:val="22"/>
+          <w:lang w:val="es-CL"/>
+        </w:rPr>
+        <w:t xml:space="preserve"> del sistema usando PHP y </w:t>
+      </w:r>
+      <w:proofErr w:type="spellStart"/>
+      <w:r>
+        <w:rPr>
+          <w:rFonts w:asciiTheme="minorHAnsi" w:eastAsiaTheme="minorEastAsia" w:hAnsiTheme="minorHAnsi" w:cstheme="minorHAnsi"/>
+          <w:sz w:val="22"/>
+          <w:szCs w:val="22"/>
+          <w:lang w:val="es-CL"/>
+        </w:rPr>
+        <w:t>MariaDB</w:t>
+      </w:r>
+      <w:proofErr w:type="spellEnd"/>
+      <w:r>
+        <w:rPr>
+          <w:rFonts w:asciiTheme="minorHAnsi" w:eastAsiaTheme="minorEastAsia" w:hAnsiTheme="minorHAnsi" w:cstheme="minorHAnsi"/>
+          <w:sz w:val="22"/>
+          <w:szCs w:val="22"/>
+          <w:lang w:val="es-CL"/>
+        </w:rPr>
+        <w:t>.</w:t>
+      </w:r>
+    </w:p>
+    <w:p>
+      <w:pPr>
+        <w:numPr>
+          <w:ilvl w:val="1"/>
+          <w:numId w:val="31"/>
+        </w:numPr>
+        <w:spacing w:line="360" w:lineRule="auto"/>
+        <w:rPr>
+          <w:rFonts w:asciiTheme="minorHAnsi" w:eastAsiaTheme="minorEastAsia" w:hAnsiTheme="minorHAnsi" w:cstheme="minorHAnsi"/>
+          <w:sz w:val="22"/>
+          <w:szCs w:val="22"/>
+          <w:lang w:val="es-CL"/>
+        </w:rPr>
+      </w:pPr>
+      <w:r>
+        <w:rPr>
+          <w:rFonts w:asciiTheme="minorHAnsi" w:eastAsiaTheme="minorEastAsia" w:hAnsiTheme="minorHAnsi" w:cstheme="minorHAnsi"/>
+          <w:sz w:val="22"/>
+          <w:szCs w:val="22"/>
+          <w:lang w:val="es-CL"/>
+        </w:rPr>
+        <w:t>Crear interfaces UI/UX validadas con los usuarios.</w:t>
+      </w:r>
+    </w:p>
+    <w:p>
+      <w:pPr>
+        <w:numPr>
+          <w:ilvl w:val="1"/>
+          <w:numId w:val="31"/>
+        </w:numPr>
+        <w:spacing w:line="360" w:lineRule="auto"/>
+        <w:rPr>
+          <w:rFonts w:asciiTheme="minorHAnsi" w:eastAsiaTheme="minorEastAsia" w:hAnsiTheme="minorHAnsi" w:cstheme="minorHAnsi"/>
+          <w:sz w:val="22"/>
+          <w:szCs w:val="22"/>
+          <w:lang w:val="es-CL"/>
+        </w:rPr>
+      </w:pPr>
+      <w:r>
+        <w:rPr>
+          <w:rFonts w:asciiTheme="minorHAnsi" w:eastAsiaTheme="minorEastAsia" w:hAnsiTheme="minorHAnsi" w:cstheme="minorHAnsi"/>
+          <w:sz w:val="22"/>
+          <w:szCs w:val="22"/>
+          <w:lang w:val="es-CL"/>
+        </w:rPr>
+        <w:t>Elaborar la matriz de riesgos y plan de mitigación.</w:t>
+      </w:r>
+    </w:p>
+    <w:p>
+      <w:pPr>
+        <w:numPr>
+          <w:ilvl w:val="1"/>
+          <w:numId w:val="31"/>
+        </w:numPr>
+        <w:spacing w:line="360" w:lineRule="auto"/>
+        <w:rPr>
+          <w:rFonts w:asciiTheme="minorHAnsi" w:eastAsiaTheme="minorEastAsia" w:hAnsiTheme="minorHAnsi" w:cstheme="minorHAnsi"/>
+          <w:sz w:val="22"/>
+          <w:szCs w:val="22"/>
+          <w:lang w:val="es-CL"/>
+        </w:rPr>
+      </w:pPr>
+      <w:r>
+        <w:rPr>
+          <w:rFonts w:asciiTheme="minorHAnsi" w:eastAsiaTheme="minorEastAsia" w:hAnsiTheme="minorHAnsi" w:cstheme="minorHAnsi"/>
+          <w:sz w:val="22"/>
+          <w:szCs w:val="22"/>
+          <w:lang w:val="es-CL"/>
+        </w:rPr>
+        <w:t xml:space="preserve">Implementar el </w:t>
+      </w:r>
+      <w:proofErr w:type="spellStart"/>
+      <w:r>
+        <w:rPr>
+          <w:rFonts w:asciiTheme="minorHAnsi" w:eastAsiaTheme="minorEastAsia" w:hAnsiTheme="minorHAnsi" w:cstheme="minorHAnsi"/>
+          <w:i/>
+          <w:iCs/>
+          <w:sz w:val="22"/>
+          <w:szCs w:val="22"/>
+          <w:lang w:val="es-CL"/>
+        </w:rPr>
+        <w:t>product</w:t>
+      </w:r>
+      <w:proofErr w:type="spellEnd"/>
+      <w:r>
+        <w:rPr>
+          <w:rFonts w:asciiTheme="minorHAnsi" w:eastAsiaTheme="minorEastAsia" w:hAnsiTheme="minorHAnsi" w:cstheme="minorHAnsi"/>
+          <w:i/>
+          <w:iCs/>
+          <w:sz w:val="22"/>
+          <w:szCs w:val="22"/>
+          <w:lang w:val="es-CL"/>
+        </w:rPr>
+        <w:t xml:space="preserve"> backlog</w:t>
+      </w:r>
+      <w:r>
+        <w:rPr>
+          <w:rFonts w:asciiTheme="minorHAnsi" w:eastAsiaTheme="minorEastAsia" w:hAnsiTheme="minorHAnsi" w:cstheme="minorHAnsi"/>
+          <w:sz w:val="22"/>
+          <w:szCs w:val="22"/>
+          <w:lang w:val="es-CL"/>
+        </w:rPr>
+        <w:t xml:space="preserve"> y la metodología SCRUM.</w:t>
+      </w:r>
+    </w:p>
+    <w:p>
+      <w:pPr>
+        <w:numPr>
+          <w:ilvl w:val="1"/>
+          <w:numId w:val="31"/>
+        </w:numPr>
+        <w:spacing w:line="360" w:lineRule="auto"/>
+        <w:rPr>
+          <w:rFonts w:asciiTheme="minorHAnsi" w:eastAsiaTheme="minorEastAsia" w:hAnsiTheme="minorHAnsi" w:cstheme="minorHAnsi"/>
+          <w:sz w:val="22"/>
+          <w:szCs w:val="22"/>
+          <w:lang w:val="es-CL"/>
+        </w:rPr>
+      </w:pPr>
+      <w:r>
+        <w:rPr>
+          <w:rFonts w:asciiTheme="minorHAnsi" w:eastAsiaTheme="minorEastAsia" w:hAnsiTheme="minorHAnsi" w:cstheme="minorHAnsi"/>
+          <w:sz w:val="22"/>
+          <w:szCs w:val="22"/>
+          <w:lang w:val="es-CL"/>
+        </w:rPr>
+        <w:t>Generar documentación técnica y acta de cierre.</w:t>
+      </w:r>
+    </w:p>
+    <w:p>
+      <w:pPr>
+        <w:spacing w:line="360" w:lineRule="auto"/>
+        <w:ind w:left="1440"/>
+        <w:rPr>
+          <w:rFonts w:asciiTheme="minorHAnsi" w:eastAsiaTheme="minorEastAsia" w:hAnsiTheme="minorHAnsi" w:cstheme="minorHAnsi"/>
+          <w:sz w:val="22"/>
+          <w:szCs w:val="22"/>
+          <w:lang w:val="es-CL"/>
+        </w:rPr>
+      </w:pPr>
+    </w:p>
+    <w:p>
+      <w:pPr>
+        <w:pStyle w:val="Prrafodelista"/>
+        <w:numPr>
+          <w:ilvl w:val="0"/>
+          <w:numId w:val="37"/>
+        </w:numPr>
+        <w:spacing w:line="360" w:lineRule="auto"/>
+        <w:rPr>
+          <w:rFonts w:eastAsiaTheme="minorEastAsia" w:cstheme="minorHAnsi"/>
+          <w:sz w:val="22"/>
+          <w:szCs w:val="22"/>
+          <w:lang w:val="es-CL"/>
+        </w:rPr>
+      </w:pPr>
+      <w:r>
+        <w:rPr>
+          <w:rFonts w:eastAsiaTheme="minorEastAsia" w:cstheme="minorHAnsi"/>
+          <w:b/>
+          <w:bCs/>
+          <w:sz w:val="22"/>
+          <w:szCs w:val="22"/>
+          <w:lang w:val="es-CL"/>
+        </w:rPr>
+        <w:t>Metodología</w:t>
+      </w:r>
+      <w:r>
+        <w:rPr>
+          <w:rFonts w:eastAsiaTheme="minorEastAsia" w:cstheme="minorHAnsi"/>
+          <w:sz w:val="22"/>
+          <w:szCs w:val="22"/>
+          <w:lang w:val="es-CL"/>
+        </w:rPr>
+        <w:t xml:space="preserve"> Se seguirá la metodología SCRUM, dividida en las siguientes etapas:</w:t>
+      </w:r>
+    </w:p>
+    <w:p>
+      <w:pPr>
+        <w:spacing w:line="360" w:lineRule="auto"/>
+        <w:ind w:left="360"/>
+        <w:rPr>
+          <w:rFonts w:asciiTheme="minorHAnsi" w:eastAsiaTheme="minorEastAsia" w:hAnsiTheme="minorHAnsi" w:cstheme="minorHAnsi"/>
+          <w:sz w:val="22"/>
+          <w:szCs w:val="22"/>
+          <w:lang w:val="es-CL"/>
+        </w:rPr>
+      </w:pPr>
+      <w:r>
+        <w:rPr>
+          <w:rFonts w:asciiTheme="minorHAnsi" w:eastAsiaTheme="minorEastAsia" w:hAnsiTheme="minorHAnsi" w:cstheme="minorHAnsi"/>
+          <w:b/>
+          <w:bCs/>
+          <w:sz w:val="22"/>
+          <w:szCs w:val="22"/>
+          <w:lang w:val="es-CL"/>
+        </w:rPr>
+        <w:t>Planificación:</w:t>
+      </w:r>
+      <w:r>
+        <w:rPr>
+          <w:rFonts w:asciiTheme="minorHAnsi" w:eastAsiaTheme="minorEastAsia" w:hAnsiTheme="minorHAnsi" w:cstheme="minorHAnsi"/>
+          <w:sz w:val="22"/>
+          <w:szCs w:val="22"/>
+          <w:lang w:val="es-CL"/>
+        </w:rPr>
+        <w:t xml:space="preserve"> Definición de alcance y requerimientos.</w:t>
+      </w:r>
+    </w:p>
+    <w:p>
+      <w:pPr>
+        <w:spacing w:line="360" w:lineRule="auto"/>
+        <w:ind w:left="360"/>
+        <w:rPr>
+          <w:rFonts w:asciiTheme="minorHAnsi" w:eastAsiaTheme="minorEastAsia" w:hAnsiTheme="minorHAnsi" w:cstheme="minorHAnsi"/>
+          <w:sz w:val="22"/>
+          <w:szCs w:val="22"/>
+          <w:lang w:val="es-CL"/>
+        </w:rPr>
+      </w:pPr>
+      <w:r>
+        <w:rPr>
+          <w:rFonts w:asciiTheme="minorHAnsi" w:eastAsiaTheme="minorEastAsia" w:hAnsiTheme="minorHAnsi" w:cstheme="minorHAnsi"/>
+          <w:b/>
+          <w:bCs/>
+          <w:sz w:val="22"/>
+          <w:szCs w:val="22"/>
+          <w:lang w:val="es-CL"/>
+        </w:rPr>
+        <w:t>Diseño:</w:t>
+      </w:r>
+      <w:r>
+        <w:rPr>
+          <w:rFonts w:asciiTheme="minorHAnsi" w:eastAsiaTheme="minorEastAsia" w:hAnsiTheme="minorHAnsi" w:cstheme="minorHAnsi"/>
+          <w:sz w:val="22"/>
+          <w:szCs w:val="22"/>
+          <w:lang w:val="es-CL"/>
+        </w:rPr>
+        <w:t xml:space="preserve"> Desarrollo de </w:t>
+      </w:r>
+      <w:r>
+        <w:rPr>
+          <w:rFonts w:asciiTheme="minorHAnsi" w:eastAsiaTheme="minorEastAsia" w:hAnsiTheme="minorHAnsi" w:cstheme="minorHAnsi"/>
+          <w:i/>
+          <w:iCs/>
+          <w:sz w:val="22"/>
+          <w:szCs w:val="22"/>
+          <w:lang w:val="es-CL"/>
+        </w:rPr>
+        <w:t>mockups</w:t>
+      </w:r>
+      <w:r>
+        <w:rPr>
+          <w:rFonts w:asciiTheme="minorHAnsi" w:eastAsiaTheme="minorEastAsia" w:hAnsiTheme="minorHAnsi" w:cstheme="minorHAnsi"/>
+          <w:sz w:val="22"/>
+          <w:szCs w:val="22"/>
+          <w:lang w:val="es-CL"/>
+        </w:rPr>
+        <w:t xml:space="preserve"> y diagramas de arquitectura.</w:t>
+      </w:r>
+    </w:p>
+    <w:p>
+      <w:pPr>
+        <w:spacing w:line="360" w:lineRule="auto"/>
+        <w:ind w:left="360"/>
+        <w:rPr>
+          <w:rFonts w:asciiTheme="minorHAnsi" w:eastAsiaTheme="minorEastAsia" w:hAnsiTheme="minorHAnsi" w:cstheme="minorHAnsi"/>
+          <w:sz w:val="22"/>
+          <w:szCs w:val="22"/>
+          <w:lang w:val="es-CL"/>
+        </w:rPr>
+      </w:pPr>
+      <w:r>
+        <w:rPr>
+          <w:rFonts w:asciiTheme="minorHAnsi" w:eastAsiaTheme="minorEastAsia" w:hAnsiTheme="minorHAnsi" w:cstheme="minorHAnsi"/>
+          <w:b/>
+          <w:bCs/>
+          <w:sz w:val="22"/>
+          <w:szCs w:val="22"/>
+          <w:lang w:val="es-CL"/>
+        </w:rPr>
+        <w:t>Desarrollo:</w:t>
+      </w:r>
+      <w:r>
+        <w:rPr>
+          <w:rFonts w:asciiTheme="minorHAnsi" w:eastAsiaTheme="minorEastAsia" w:hAnsiTheme="minorHAnsi" w:cstheme="minorHAnsi"/>
+          <w:sz w:val="22"/>
+          <w:szCs w:val="22"/>
+          <w:lang w:val="es-CL"/>
+        </w:rPr>
+        <w:t xml:space="preserve"> Codificación de </w:t>
+      </w:r>
+      <w:r>
+        <w:rPr>
+          <w:rFonts w:asciiTheme="minorHAnsi" w:eastAsiaTheme="minorEastAsia" w:hAnsiTheme="minorHAnsi" w:cstheme="minorHAnsi"/>
+          <w:i/>
+          <w:iCs/>
+          <w:sz w:val="22"/>
+          <w:szCs w:val="22"/>
+          <w:lang w:val="es-CL"/>
+        </w:rPr>
+        <w:t>backend</w:t>
+      </w:r>
+      <w:r>
+        <w:rPr>
+          <w:rFonts w:asciiTheme="minorHAnsi" w:eastAsiaTheme="minorEastAsia" w:hAnsiTheme="minorHAnsi" w:cstheme="minorHAnsi"/>
+          <w:sz w:val="22"/>
+          <w:szCs w:val="22"/>
+          <w:lang w:val="es-CL"/>
+        </w:rPr>
+        <w:t xml:space="preserve"> y </w:t>
+      </w:r>
+      <w:proofErr w:type="spellStart"/>
+      <w:r>
+        <w:rPr>
+          <w:rFonts w:asciiTheme="minorHAnsi" w:eastAsiaTheme="minorEastAsia" w:hAnsiTheme="minorHAnsi" w:cstheme="minorHAnsi"/>
+          <w:i/>
+          <w:iCs/>
+          <w:sz w:val="22"/>
+          <w:szCs w:val="22"/>
+          <w:lang w:val="es-CL"/>
+        </w:rPr>
+        <w:t>frontend</w:t>
+      </w:r>
+      <w:proofErr w:type="spellEnd"/>
+      <w:r>
+        <w:rPr>
+          <w:rFonts w:asciiTheme="minorHAnsi" w:eastAsiaTheme="minorEastAsia" w:hAnsiTheme="minorHAnsi" w:cstheme="minorHAnsi"/>
+          <w:sz w:val="22"/>
+          <w:szCs w:val="22"/>
+          <w:lang w:val="es-CL"/>
+        </w:rPr>
+        <w:t>, e implementación de la base de datos.</w:t>
+      </w:r>
+    </w:p>
+    <w:p>
+      <w:pPr>
+        <w:spacing w:line="360" w:lineRule="auto"/>
+        <w:ind w:left="360"/>
+        <w:rPr>
+          <w:rFonts w:asciiTheme="minorHAnsi" w:eastAsiaTheme="minorEastAsia" w:hAnsiTheme="minorHAnsi" w:cstheme="minorHAnsi"/>
+          <w:sz w:val="22"/>
+          <w:szCs w:val="22"/>
+          <w:lang w:val="es-CL"/>
+        </w:rPr>
+      </w:pPr>
+      <w:r>
+        <w:rPr>
+          <w:rFonts w:asciiTheme="minorHAnsi" w:eastAsiaTheme="minorEastAsia" w:hAnsiTheme="minorHAnsi" w:cstheme="minorHAnsi"/>
+          <w:b/>
+          <w:bCs/>
+          <w:sz w:val="22"/>
+          <w:szCs w:val="22"/>
+          <w:lang w:val="es-CL"/>
+        </w:rPr>
+        <w:t>Pruebas:</w:t>
+      </w:r>
+      <w:r>
+        <w:rPr>
+          <w:rFonts w:asciiTheme="minorHAnsi" w:eastAsiaTheme="minorEastAsia" w:hAnsiTheme="minorHAnsi" w:cstheme="minorHAnsi"/>
+          <w:sz w:val="22"/>
+          <w:szCs w:val="22"/>
+          <w:lang w:val="es-CL"/>
+        </w:rPr>
+        <w:t xml:space="preserve"> Validación funcional y de usabilidad.</w:t>
+      </w:r>
+    </w:p>
+    <w:p>
+      <w:pPr>
+        <w:spacing w:line="360" w:lineRule="auto"/>
+        <w:ind w:left="360"/>
+        <w:rPr>
+          <w:rFonts w:asciiTheme="minorHAnsi" w:eastAsiaTheme="minorEastAsia" w:hAnsiTheme="minorHAnsi" w:cstheme="minorHAnsi"/>
+          <w:sz w:val="22"/>
+          <w:szCs w:val="22"/>
+          <w:lang w:val="es-CL"/>
+        </w:rPr>
+      </w:pPr>
+      <w:r>
+        <w:rPr>
+          <w:rFonts w:asciiTheme="minorHAnsi" w:eastAsiaTheme="minorEastAsia" w:hAnsiTheme="minorHAnsi" w:cstheme="minorHAnsi"/>
+          <w:b/>
+          <w:bCs/>
+          <w:sz w:val="22"/>
+          <w:szCs w:val="22"/>
+          <w:lang w:val="es-CL"/>
+        </w:rPr>
+        <w:t>Entrega y documentación:</w:t>
+      </w:r>
+      <w:r>
+        <w:rPr>
+          <w:rFonts w:asciiTheme="minorHAnsi" w:eastAsiaTheme="minorEastAsia" w:hAnsiTheme="minorHAnsi" w:cstheme="minorHAnsi"/>
+          <w:sz w:val="22"/>
+          <w:szCs w:val="22"/>
+          <w:lang w:val="es-CL"/>
+        </w:rPr>
+        <w:t xml:space="preserve"> Generación de acta de cierre y documentación final.</w:t>
+      </w:r>
+      <w:r>
+        <w:rPr>
+          <w:rFonts w:asciiTheme="minorHAnsi" w:eastAsiaTheme="minorEastAsia" w:hAnsiTheme="minorHAnsi" w:cstheme="minorHAnsi"/>
+          <w:sz w:val="22"/>
+          <w:szCs w:val="22"/>
+          <w:lang w:val="es-CL"/>
+        </w:rPr>
+        <w:br/>
+      </w:r>
+    </w:p>
+    <w:p>
+      <w:pPr>
+        <w:pStyle w:val="Prrafodelista"/>
+        <w:numPr>
+          <w:ilvl w:val="0"/>
+          <w:numId w:val="37"/>
+        </w:numPr>
+        <w:spacing w:line="360" w:lineRule="auto"/>
+        <w:rPr>
+          <w:rFonts w:eastAsiaTheme="minorEastAsia" w:cstheme="minorHAnsi"/>
+          <w:sz w:val="22"/>
+          <w:szCs w:val="22"/>
+          <w:lang w:val="es-CL"/>
+        </w:rPr>
+      </w:pPr>
+      <w:r>
+        <w:rPr>
+          <w:rFonts w:eastAsiaTheme="minorEastAsia" w:cstheme="minorHAnsi"/>
+          <w:b/>
+          <w:bCs/>
+          <w:sz w:val="22"/>
+          <w:szCs w:val="22"/>
+          <w:lang w:val="es-CL"/>
+        </w:rPr>
+        <w:t>Evidencias</w:t>
+      </w:r>
+      <w:r>
+        <w:rPr>
+          <w:rFonts w:eastAsiaTheme="minorEastAsia" w:cstheme="minorHAnsi"/>
+          <w:sz w:val="22"/>
+          <w:szCs w:val="22"/>
+          <w:lang w:val="es-CL"/>
+        </w:rPr>
+        <w:t xml:space="preserve"> Las evidencias a entregar durante el proyecto son:</w:t>
+      </w:r>
+    </w:p>
+    <w:p>
+      <w:pPr>
+        <w:spacing w:line="360" w:lineRule="auto"/>
+        <w:ind w:left="360"/>
+        <w:rPr>
+          <w:rFonts w:asciiTheme="minorHAnsi" w:eastAsiaTheme="minorEastAsia" w:hAnsiTheme="minorHAnsi" w:cstheme="minorHAnsi"/>
+          <w:sz w:val="22"/>
+          <w:szCs w:val="22"/>
+          <w:lang w:val="es-CL"/>
+        </w:rPr>
+      </w:pPr>
+      <w:r>
+        <w:rPr>
+          <w:rFonts w:asciiTheme="minorHAnsi" w:eastAsiaTheme="minorEastAsia" w:hAnsiTheme="minorHAnsi" w:cstheme="minorHAnsi"/>
+          <w:b/>
+          <w:bCs/>
+          <w:sz w:val="22"/>
+          <w:szCs w:val="22"/>
+          <w:lang w:val="es-CL"/>
+        </w:rPr>
+        <w:t>Avance:</w:t>
+      </w:r>
+      <w:r>
+        <w:rPr>
+          <w:rFonts w:asciiTheme="minorHAnsi" w:eastAsiaTheme="minorEastAsia" w:hAnsiTheme="minorHAnsi" w:cstheme="minorHAnsi"/>
+          <w:sz w:val="22"/>
+          <w:szCs w:val="22"/>
+          <w:lang w:val="es-CL"/>
+        </w:rPr>
+        <w:t xml:space="preserve"> Acta de constitución, Carta Gantt, análisis "As </w:t>
+      </w:r>
+      <w:proofErr w:type="spellStart"/>
+      <w:r>
+        <w:rPr>
+          <w:rFonts w:asciiTheme="minorHAnsi" w:eastAsiaTheme="minorEastAsia" w:hAnsiTheme="minorHAnsi" w:cstheme="minorHAnsi"/>
+          <w:sz w:val="22"/>
+          <w:szCs w:val="22"/>
+          <w:lang w:val="es-CL"/>
+        </w:rPr>
+        <w:t>Is</w:t>
+      </w:r>
+      <w:proofErr w:type="spellEnd"/>
+      <w:r>
+        <w:rPr>
+          <w:rFonts w:asciiTheme="minorHAnsi" w:eastAsiaTheme="minorEastAsia" w:hAnsiTheme="minorHAnsi" w:cstheme="minorHAnsi"/>
+          <w:sz w:val="22"/>
+          <w:szCs w:val="22"/>
+          <w:lang w:val="es-CL"/>
+        </w:rPr>
+        <w:t>" y "</w:t>
+      </w:r>
+      <w:proofErr w:type="spellStart"/>
+      <w:r>
+        <w:rPr>
+          <w:rFonts w:asciiTheme="minorHAnsi" w:eastAsiaTheme="minorEastAsia" w:hAnsiTheme="minorHAnsi" w:cstheme="minorHAnsi"/>
+          <w:sz w:val="22"/>
+          <w:szCs w:val="22"/>
+          <w:lang w:val="es-CL"/>
+        </w:rPr>
+        <w:t>To</w:t>
+      </w:r>
+      <w:proofErr w:type="spellEnd"/>
+      <w:r>
+        <w:rPr>
+          <w:rFonts w:asciiTheme="minorHAnsi" w:eastAsiaTheme="minorEastAsia" w:hAnsiTheme="minorHAnsi" w:cstheme="minorHAnsi"/>
+          <w:sz w:val="22"/>
+          <w:szCs w:val="22"/>
+          <w:lang w:val="es-CL"/>
+        </w:rPr>
+        <w:t xml:space="preserve"> Be", </w:t>
+      </w:r>
+      <w:proofErr w:type="spellStart"/>
+      <w:r>
+        <w:rPr>
+          <w:rFonts w:asciiTheme="minorHAnsi" w:eastAsiaTheme="minorEastAsia" w:hAnsiTheme="minorHAnsi" w:cstheme="minorHAnsi"/>
+          <w:i/>
+          <w:iCs/>
+          <w:sz w:val="22"/>
+          <w:szCs w:val="22"/>
+          <w:lang w:val="es-CL"/>
+        </w:rPr>
+        <w:t>Product</w:t>
+      </w:r>
+      <w:proofErr w:type="spellEnd"/>
+      <w:r>
+        <w:rPr>
+          <w:rFonts w:asciiTheme="minorHAnsi" w:eastAsiaTheme="minorEastAsia" w:hAnsiTheme="minorHAnsi" w:cstheme="minorHAnsi"/>
+          <w:i/>
+          <w:iCs/>
+          <w:sz w:val="22"/>
+          <w:szCs w:val="22"/>
+          <w:lang w:val="es-CL"/>
+        </w:rPr>
+        <w:t xml:space="preserve"> Backlog</w:t>
+      </w:r>
+      <w:r>
+        <w:rPr>
+          <w:rFonts w:asciiTheme="minorHAnsi" w:eastAsiaTheme="minorEastAsia" w:hAnsiTheme="minorHAnsi" w:cstheme="minorHAnsi"/>
+          <w:sz w:val="22"/>
+          <w:szCs w:val="22"/>
+          <w:lang w:val="es-CL"/>
+        </w:rPr>
+        <w:t>, minutas de reuniones y plan de gestión de la calidad.</w:t>
+      </w:r>
+    </w:p>
+    <w:p>
+      <w:pPr>
+        <w:spacing w:line="360" w:lineRule="auto"/>
+        <w:ind w:left="360"/>
+        <w:rPr>
+          <w:rFonts w:asciiTheme="minorHAnsi" w:eastAsiaTheme="minorEastAsia" w:hAnsiTheme="minorHAnsi" w:cstheme="minorHAnsi"/>
+          <w:sz w:val="22"/>
+          <w:szCs w:val="22"/>
+          <w:lang w:val="es-CL"/>
+        </w:rPr>
+      </w:pPr>
+      <w:r>
+        <w:rPr>
+          <w:rFonts w:asciiTheme="minorHAnsi" w:eastAsiaTheme="minorEastAsia" w:hAnsiTheme="minorHAnsi" w:cstheme="minorHAnsi"/>
+          <w:b/>
+          <w:bCs/>
+          <w:sz w:val="22"/>
+          <w:szCs w:val="22"/>
+          <w:lang w:val="es-CL"/>
+        </w:rPr>
+        <w:t>Final:</w:t>
+      </w:r>
+      <w:r>
+        <w:rPr>
+          <w:rFonts w:asciiTheme="minorHAnsi" w:eastAsiaTheme="minorEastAsia" w:hAnsiTheme="minorHAnsi" w:cstheme="minorHAnsi"/>
+          <w:sz w:val="22"/>
+          <w:szCs w:val="22"/>
+          <w:lang w:val="es-CL"/>
+        </w:rPr>
+        <w:t xml:space="preserve"> Tablero Kanban, casos de uso y de prueba, manual de uso, informe final del proyecto, código fuente y base de datos.</w:t>
+      </w:r>
+      <w:r>
+        <w:rPr>
+          <w:rFonts w:asciiTheme="minorHAnsi" w:eastAsiaTheme="minorEastAsia" w:hAnsiTheme="minorHAnsi" w:cstheme="minorHAnsi"/>
+          <w:sz w:val="22"/>
+          <w:szCs w:val="22"/>
+          <w:lang w:val="es-CL"/>
+        </w:rPr>
+        <w:br/>
+      </w:r>
+    </w:p>
+    <w:p>
+      <w:pPr>
+        <w:pStyle w:val="Prrafodelista"/>
+        <w:numPr>
+          <w:ilvl w:val="0"/>
+          <w:numId w:val="37"/>
+        </w:numPr>
+        <w:spacing w:line="360" w:lineRule="auto"/>
+        <w:rPr>
+          <w:rFonts w:eastAsiaTheme="minorEastAsia" w:cstheme="minorHAnsi"/>
+          <w:sz w:val="22"/>
+          <w:szCs w:val="22"/>
+          <w:lang w:val="es-CL"/>
+        </w:rPr>
+      </w:pPr>
+      <w:r>
+        <w:rPr>
+          <w:rFonts w:eastAsiaTheme="minorEastAsia" w:cstheme="minorHAnsi"/>
+          <w:b/>
+          <w:bCs/>
+          <w:sz w:val="22"/>
+          <w:szCs w:val="22"/>
+          <w:lang w:val="es-CL"/>
+        </w:rPr>
+        <w:lastRenderedPageBreak/>
+        <w:t>Plan de Trabajo</w:t>
+      </w:r>
+      <w:r>
+        <w:rPr>
+          <w:rFonts w:eastAsiaTheme="minorEastAsia" w:cstheme="minorHAnsi"/>
+          <w:sz w:val="22"/>
+          <w:szCs w:val="22"/>
+          <w:lang w:val="es-CL"/>
+        </w:rPr>
+        <w:t xml:space="preserve"> El plan de trabajo detalla las actividades y responsables por competencia:</w:t>
+      </w:r>
+    </w:p>
+    <w:p>
+      <w:pPr>
+        <w:numPr>
+          <w:ilvl w:val="0"/>
+          <w:numId w:val="34"/>
+        </w:numPr>
+        <w:spacing w:line="360" w:lineRule="auto"/>
+        <w:rPr>
+          <w:rFonts w:asciiTheme="minorHAnsi" w:eastAsiaTheme="minorEastAsia" w:hAnsiTheme="minorHAnsi" w:cstheme="minorHAnsi"/>
+          <w:sz w:val="22"/>
+          <w:szCs w:val="22"/>
+          <w:lang w:val="es-CL"/>
+        </w:rPr>
+      </w:pPr>
+      <w:r>
+        <w:rPr>
+          <w:rFonts w:asciiTheme="minorHAnsi" w:eastAsiaTheme="minorEastAsia" w:hAnsiTheme="minorHAnsi" w:cstheme="minorHAnsi"/>
+          <w:b/>
+          <w:bCs/>
+          <w:sz w:val="22"/>
+          <w:szCs w:val="22"/>
+          <w:lang w:val="es-CL"/>
+        </w:rPr>
+        <w:t>Gestión de proyectos tecnológicos:</w:t>
+      </w:r>
+      <w:r>
+        <w:rPr>
+          <w:rFonts w:asciiTheme="minorHAnsi" w:eastAsiaTheme="minorEastAsia" w:hAnsiTheme="minorHAnsi" w:cstheme="minorHAnsi"/>
+          <w:sz w:val="22"/>
+          <w:szCs w:val="22"/>
+          <w:lang w:val="es-CL"/>
+        </w:rPr>
+        <w:t xml:space="preserve"> Planificación inicial y documentación de cierre (Jorge Sepúlveda, Génesis Contreras).</w:t>
+      </w:r>
+    </w:p>
+    <w:p>
+      <w:pPr>
+        <w:numPr>
+          <w:ilvl w:val="0"/>
+          <w:numId w:val="34"/>
+        </w:numPr>
+        <w:spacing w:line="360" w:lineRule="auto"/>
+        <w:rPr>
+          <w:rFonts w:asciiTheme="minorHAnsi" w:eastAsiaTheme="minorEastAsia" w:hAnsiTheme="minorHAnsi" w:cstheme="minorHAnsi"/>
+          <w:sz w:val="22"/>
+          <w:szCs w:val="22"/>
+          <w:lang w:val="es-CL"/>
+        </w:rPr>
+      </w:pPr>
+      <w:r>
+        <w:rPr>
+          <w:rFonts w:asciiTheme="minorHAnsi" w:eastAsiaTheme="minorEastAsia" w:hAnsiTheme="minorHAnsi" w:cstheme="minorHAnsi"/>
+          <w:b/>
+          <w:bCs/>
+          <w:sz w:val="22"/>
+          <w:szCs w:val="22"/>
+          <w:lang w:val="es-CL"/>
+        </w:rPr>
+        <w:t>Diseño, desarrollo e implementación de soluciones informáticas:</w:t>
+      </w:r>
+      <w:r>
+        <w:rPr>
+          <w:rFonts w:asciiTheme="minorHAnsi" w:eastAsiaTheme="minorEastAsia" w:hAnsiTheme="minorHAnsi" w:cstheme="minorHAnsi"/>
+          <w:sz w:val="22"/>
+          <w:szCs w:val="22"/>
+          <w:lang w:val="es-CL"/>
+        </w:rPr>
+        <w:t xml:space="preserve"> Análisis de requisitos, diseño de bases de datos, y </w:t>
+      </w:r>
+      <w:proofErr w:type="spellStart"/>
+      <w:r>
+        <w:rPr>
+          <w:rFonts w:asciiTheme="minorHAnsi" w:eastAsiaTheme="minorEastAsia" w:hAnsiTheme="minorHAnsi" w:cstheme="minorHAnsi"/>
+          <w:sz w:val="22"/>
+          <w:szCs w:val="22"/>
+          <w:lang w:val="es-CL"/>
+        </w:rPr>
+        <w:t>sprints</w:t>
+      </w:r>
+      <w:proofErr w:type="spellEnd"/>
+      <w:r>
+        <w:rPr>
+          <w:rFonts w:asciiTheme="minorHAnsi" w:eastAsiaTheme="minorEastAsia" w:hAnsiTheme="minorHAnsi" w:cstheme="minorHAnsi"/>
+          <w:sz w:val="22"/>
+          <w:szCs w:val="22"/>
+          <w:lang w:val="es-CL"/>
+        </w:rPr>
+        <w:t xml:space="preserve"> de desarrollo (Génesis Contreras, Pedro Vergara, Jorge Sepúlveda).</w:t>
+      </w:r>
+    </w:p>
+    <w:p>
+      <w:pPr>
+        <w:numPr>
+          <w:ilvl w:val="0"/>
+          <w:numId w:val="34"/>
+        </w:numPr>
+        <w:spacing w:line="360" w:lineRule="auto"/>
+        <w:rPr>
+          <w:rFonts w:asciiTheme="minorHAnsi" w:eastAsiaTheme="minorEastAsia" w:hAnsiTheme="minorHAnsi" w:cstheme="minorHAnsi"/>
+          <w:sz w:val="22"/>
+          <w:szCs w:val="22"/>
+          <w:lang w:val="es-CL"/>
+        </w:rPr>
+      </w:pPr>
+      <w:r>
+        <w:rPr>
+          <w:rFonts w:asciiTheme="minorHAnsi" w:eastAsiaTheme="minorEastAsia" w:hAnsiTheme="minorHAnsi" w:cstheme="minorHAnsi"/>
+          <w:b/>
+          <w:bCs/>
+          <w:sz w:val="22"/>
+          <w:szCs w:val="22"/>
+          <w:lang w:val="es-CL"/>
+        </w:rPr>
+        <w:t>Innovación y diseño:</w:t>
+      </w:r>
+      <w:r>
+        <w:rPr>
+          <w:rFonts w:asciiTheme="minorHAnsi" w:eastAsiaTheme="minorEastAsia" w:hAnsiTheme="minorHAnsi" w:cstheme="minorHAnsi"/>
+          <w:sz w:val="22"/>
+          <w:szCs w:val="22"/>
+          <w:lang w:val="es-CL"/>
+        </w:rPr>
+        <w:t xml:space="preserve"> Diseño de arquitectura y prototipos (Pedro Vergara).</w:t>
+      </w:r>
+    </w:p>
+    <w:p>
+      <w:pPr>
+        <w:numPr>
+          <w:ilvl w:val="0"/>
+          <w:numId w:val="34"/>
+        </w:numPr>
+        <w:spacing w:line="360" w:lineRule="auto"/>
+        <w:rPr>
+          <w:rFonts w:asciiTheme="minorHAnsi" w:eastAsiaTheme="minorEastAsia" w:hAnsiTheme="minorHAnsi" w:cstheme="minorHAnsi"/>
+          <w:sz w:val="22"/>
+          <w:szCs w:val="22"/>
+          <w:lang w:val="es-CL"/>
+        </w:rPr>
+      </w:pPr>
+      <w:r>
+        <w:rPr>
+          <w:rFonts w:asciiTheme="minorHAnsi" w:eastAsiaTheme="minorEastAsia" w:hAnsiTheme="minorHAnsi" w:cstheme="minorHAnsi"/>
+          <w:b/>
+          <w:bCs/>
+          <w:sz w:val="22"/>
+          <w:szCs w:val="22"/>
+          <w:lang w:val="es-CL"/>
+        </w:rPr>
+        <w:t xml:space="preserve">Manejo de </w:t>
+      </w:r>
+      <w:proofErr w:type="spellStart"/>
+      <w:r>
+        <w:rPr>
+          <w:rFonts w:asciiTheme="minorHAnsi" w:eastAsiaTheme="minorEastAsia" w:hAnsiTheme="minorHAnsi" w:cstheme="minorHAnsi"/>
+          <w:b/>
+          <w:bCs/>
+          <w:sz w:val="22"/>
+          <w:szCs w:val="22"/>
+          <w:lang w:val="es-CL"/>
+        </w:rPr>
+        <w:t>TICs</w:t>
+      </w:r>
+      <w:proofErr w:type="spellEnd"/>
+      <w:r>
+        <w:rPr>
+          <w:rFonts w:asciiTheme="minorHAnsi" w:eastAsiaTheme="minorEastAsia" w:hAnsiTheme="minorHAnsi" w:cstheme="minorHAnsi"/>
+          <w:b/>
+          <w:bCs/>
+          <w:sz w:val="22"/>
+          <w:szCs w:val="22"/>
+          <w:lang w:val="es-CL"/>
+        </w:rPr>
+        <w:t>:</w:t>
+      </w:r>
+      <w:r>
+        <w:rPr>
+          <w:rFonts w:asciiTheme="minorHAnsi" w:eastAsiaTheme="minorEastAsia" w:hAnsiTheme="minorHAnsi" w:cstheme="minorHAnsi"/>
+          <w:sz w:val="22"/>
+          <w:szCs w:val="22"/>
+          <w:lang w:val="es-CL"/>
+        </w:rPr>
+        <w:t xml:space="preserve"> Puesta en marcha de ambientes y </w:t>
+      </w:r>
+      <w:proofErr w:type="spellStart"/>
+      <w:r>
+        <w:rPr>
+          <w:rFonts w:asciiTheme="minorHAnsi" w:eastAsiaTheme="minorEastAsia" w:hAnsiTheme="minorHAnsi" w:cstheme="minorHAnsi"/>
+          <w:sz w:val="22"/>
+          <w:szCs w:val="22"/>
+          <w:lang w:val="es-CL"/>
+        </w:rPr>
+        <w:t>sprints</w:t>
+      </w:r>
+      <w:proofErr w:type="spellEnd"/>
+      <w:r>
+        <w:rPr>
+          <w:rFonts w:asciiTheme="minorHAnsi" w:eastAsiaTheme="minorEastAsia" w:hAnsiTheme="minorHAnsi" w:cstheme="minorHAnsi"/>
+          <w:sz w:val="22"/>
+          <w:szCs w:val="22"/>
+          <w:lang w:val="es-CL"/>
+        </w:rPr>
+        <w:t xml:space="preserve"> (Jorge Sepúlveda, Pedro Vergara).</w:t>
+      </w:r>
+    </w:p>
+    <w:p>
+      <w:pPr>
+        <w:numPr>
+          <w:ilvl w:val="0"/>
+          <w:numId w:val="34"/>
+        </w:numPr>
+        <w:spacing w:line="360" w:lineRule="auto"/>
+        <w:rPr>
+          <w:rFonts w:asciiTheme="minorHAnsi" w:eastAsiaTheme="minorEastAsia" w:hAnsiTheme="minorHAnsi" w:cstheme="minorHAnsi"/>
+          <w:sz w:val="22"/>
+          <w:szCs w:val="22"/>
+          <w:lang w:val="es-CL"/>
+        </w:rPr>
+      </w:pPr>
+      <w:r>
+        <w:rPr>
+          <w:rFonts w:asciiTheme="minorHAnsi" w:eastAsiaTheme="minorEastAsia" w:hAnsiTheme="minorHAnsi" w:cstheme="minorHAnsi"/>
+          <w:b/>
+          <w:bCs/>
+          <w:sz w:val="22"/>
+          <w:szCs w:val="22"/>
+          <w:lang w:val="es-CL"/>
+        </w:rPr>
+        <w:t>Pensamiento crítico:</w:t>
+      </w:r>
+      <w:r>
+        <w:rPr>
+          <w:rFonts w:asciiTheme="minorHAnsi" w:eastAsiaTheme="minorEastAsia" w:hAnsiTheme="minorHAnsi" w:cstheme="minorHAnsi"/>
+          <w:sz w:val="22"/>
+          <w:szCs w:val="22"/>
+          <w:lang w:val="es-CL"/>
+        </w:rPr>
+        <w:t xml:space="preserve"> </w:t>
+      </w:r>
+      <w:proofErr w:type="spellStart"/>
+      <w:r>
+        <w:rPr>
+          <w:rFonts w:asciiTheme="minorHAnsi" w:eastAsiaTheme="minorEastAsia" w:hAnsiTheme="minorHAnsi" w:cstheme="minorHAnsi"/>
+          <w:sz w:val="22"/>
+          <w:szCs w:val="22"/>
+          <w:lang w:val="es-CL"/>
+        </w:rPr>
+        <w:t>Sprints</w:t>
+      </w:r>
+      <w:proofErr w:type="spellEnd"/>
+      <w:r>
+        <w:rPr>
+          <w:rFonts w:asciiTheme="minorHAnsi" w:eastAsiaTheme="minorEastAsia" w:hAnsiTheme="minorHAnsi" w:cstheme="minorHAnsi"/>
+          <w:sz w:val="22"/>
+          <w:szCs w:val="22"/>
+          <w:lang w:val="es-CL"/>
+        </w:rPr>
+        <w:t xml:space="preserve"> (Pedro Vergara, Jorge Sepúlveda).</w:t>
+      </w:r>
+    </w:p>
+    <w:p>
+      <w:pPr>
+        <w:numPr>
+          <w:ilvl w:val="0"/>
+          <w:numId w:val="34"/>
+        </w:numPr>
+        <w:spacing w:line="360" w:lineRule="auto"/>
+        <w:rPr>
+          <w:rFonts w:asciiTheme="minorHAnsi" w:eastAsiaTheme="minorEastAsia" w:hAnsiTheme="minorHAnsi" w:cstheme="minorHAnsi"/>
+          <w:sz w:val="22"/>
+          <w:szCs w:val="22"/>
+          <w:lang w:val="es-CL"/>
+        </w:rPr>
+      </w:pPr>
+      <w:r>
+        <w:rPr>
+          <w:rFonts w:asciiTheme="minorHAnsi" w:eastAsiaTheme="minorEastAsia" w:hAnsiTheme="minorHAnsi" w:cstheme="minorHAnsi"/>
+          <w:b/>
+          <w:bCs/>
+          <w:sz w:val="22"/>
+          <w:szCs w:val="22"/>
+          <w:lang w:val="es-CL"/>
+        </w:rPr>
+        <w:t>Comunicación efectiva:</w:t>
+      </w:r>
+      <w:r>
+        <w:rPr>
+          <w:rFonts w:asciiTheme="minorHAnsi" w:eastAsiaTheme="minorEastAsia" w:hAnsiTheme="minorHAnsi" w:cstheme="minorHAnsi"/>
+          <w:sz w:val="22"/>
+          <w:szCs w:val="22"/>
+          <w:lang w:val="es-CL"/>
+        </w:rPr>
+        <w:t xml:space="preserve"> Cierre del proyecto (Jorge Sepúlveda</w:t>
+      </w:r>
+      <w:r>
+        <w:rPr>
+          <w:rFonts w:asciiTheme="minorHAnsi" w:eastAsiaTheme="minorEastAsia" w:hAnsiTheme="minorHAnsi" w:cstheme="minorHAnsi"/>
+          <w:sz w:val="22"/>
+          <w:szCs w:val="22"/>
+          <w:lang w:val="es-CL"/>
+        </w:rPr>
+        <w:t>, Génesis Contreras y Pedro Vergara</w:t>
+      </w:r>
+      <w:r>
+        <w:rPr>
+          <w:rFonts w:asciiTheme="minorHAnsi" w:eastAsiaTheme="minorEastAsia" w:hAnsiTheme="minorHAnsi" w:cstheme="minorHAnsi"/>
+          <w:sz w:val="22"/>
+          <w:szCs w:val="22"/>
+          <w:lang w:val="es-CL"/>
+        </w:rPr>
+        <w:t>).</w:t>
+      </w:r>
+      <w:r>
+        <w:rPr>
+          <w:rFonts w:asciiTheme="minorHAnsi" w:eastAsiaTheme="minorEastAsia" w:hAnsiTheme="minorHAnsi" w:cstheme="minorHAnsi"/>
+          <w:sz w:val="22"/>
+          <w:szCs w:val="22"/>
+          <w:lang w:val="es-CL"/>
+        </w:rPr>
+        <w:br/>
+      </w:r>
+    </w:p>
+    <w:p>
+      <w:pPr>
+        <w:spacing w:line="360" w:lineRule="auto"/>
+        <w:rPr>
+          <w:rFonts w:asciiTheme="minorHAnsi" w:eastAsiaTheme="minorEastAsia" w:hAnsiTheme="minorHAnsi" w:cstheme="minorHAnsi"/>
+          <w:sz w:val="22"/>
+          <w:szCs w:val="22"/>
+          <w:lang w:val="es-CL"/>
+        </w:rPr>
+      </w:pPr>
+    </w:p>
+    <w:p>
+      <w:pPr>
+        <w:spacing w:line="360" w:lineRule="auto"/>
+        <w:rPr>
+          <w:rFonts w:asciiTheme="minorHAnsi" w:eastAsiaTheme="minorEastAsia" w:hAnsiTheme="minorHAnsi" w:cstheme="minorHAnsi"/>
+          <w:sz w:val="22"/>
+          <w:szCs w:val="22"/>
+          <w:lang w:val="es-CL"/>
+        </w:rPr>
+      </w:pPr>
+    </w:p>
+    <w:p>
+      <w:pPr>
+        <w:spacing w:line="360" w:lineRule="auto"/>
+        <w:rPr>
+          <w:rFonts w:asciiTheme="minorHAnsi" w:eastAsiaTheme="minorEastAsia" w:hAnsiTheme="minorHAnsi" w:cstheme="minorHAnsi"/>
+          <w:sz w:val="22"/>
+          <w:szCs w:val="22"/>
+          <w:lang w:val="es-CL"/>
+        </w:rPr>
+      </w:pPr>
+    </w:p>
+    <w:p>
+      <w:pPr>
+        <w:spacing w:line="360" w:lineRule="auto"/>
+        <w:rPr>
+          <w:rFonts w:asciiTheme="minorHAnsi" w:eastAsiaTheme="minorEastAsia" w:hAnsiTheme="minorHAnsi" w:cstheme="minorHAnsi"/>
+          <w:sz w:val="22"/>
+          <w:szCs w:val="22"/>
+          <w:lang w:val="es-CL"/>
+        </w:rPr>
+      </w:pPr>
+    </w:p>
+    <w:p>
+      <w:pPr>
+        <w:spacing w:line="360" w:lineRule="auto"/>
+        <w:rPr>
+          <w:rFonts w:asciiTheme="minorHAnsi" w:eastAsiaTheme="minorEastAsia" w:hAnsiTheme="minorHAnsi" w:cstheme="minorHAnsi"/>
+          <w:sz w:val="22"/>
+          <w:szCs w:val="22"/>
+          <w:lang w:val="es-CL"/>
+        </w:rPr>
+      </w:pPr>
+    </w:p>
+    <w:p>
+      <w:pPr>
+        <w:spacing w:line="360" w:lineRule="auto"/>
+        <w:rPr>
+          <w:rFonts w:asciiTheme="minorHAnsi" w:eastAsiaTheme="minorEastAsia" w:hAnsiTheme="minorHAnsi" w:cstheme="minorHAnsi"/>
+          <w:sz w:val="22"/>
+          <w:szCs w:val="22"/>
+          <w:lang w:val="es-CL"/>
+        </w:rPr>
+      </w:pPr>
+    </w:p>
+    <w:p>
+      <w:pPr>
+        <w:spacing w:line="360" w:lineRule="auto"/>
+        <w:rPr>
+          <w:rFonts w:asciiTheme="minorHAnsi" w:eastAsiaTheme="minorEastAsia" w:hAnsiTheme="minorHAnsi" w:cstheme="minorHAnsi"/>
+          <w:sz w:val="22"/>
+          <w:szCs w:val="22"/>
+          <w:lang w:val="es-CL"/>
+        </w:rPr>
+      </w:pPr>
+    </w:p>
+    <w:p>
+      <w:pPr>
+        <w:spacing w:line="360" w:lineRule="auto"/>
+        <w:rPr>
+          <w:rFonts w:asciiTheme="minorHAnsi" w:eastAsiaTheme="minorEastAsia" w:hAnsiTheme="minorHAnsi" w:cstheme="minorHAnsi"/>
+          <w:sz w:val="22"/>
+          <w:szCs w:val="22"/>
+          <w:lang w:val="es-CL"/>
+        </w:rPr>
+      </w:pPr>
+    </w:p>
+    <w:p>
+      <w:pPr>
+        <w:spacing w:line="360" w:lineRule="auto"/>
+        <w:rPr>
+          <w:rFonts w:asciiTheme="minorHAnsi" w:eastAsiaTheme="minorEastAsia" w:hAnsiTheme="minorHAnsi" w:cstheme="minorHAnsi"/>
+          <w:sz w:val="22"/>
+          <w:szCs w:val="22"/>
+          <w:lang w:val="es-CL"/>
+        </w:rPr>
+      </w:pPr>
+    </w:p>
+    <w:p>
+      <w:pPr>
+        <w:spacing w:line="360" w:lineRule="auto"/>
+        <w:rPr>
+          <w:rFonts w:asciiTheme="minorHAnsi" w:eastAsiaTheme="minorEastAsia" w:hAnsiTheme="minorHAnsi" w:cstheme="minorHAnsi"/>
+          <w:sz w:val="22"/>
+          <w:szCs w:val="22"/>
+          <w:lang w:val="es-CL"/>
+        </w:rPr>
+      </w:pPr>
+    </w:p>
+    <w:p>
+      <w:pPr>
+        <w:spacing w:line="360" w:lineRule="auto"/>
+        <w:rPr>
+          <w:rFonts w:asciiTheme="minorHAnsi" w:eastAsiaTheme="minorEastAsia" w:hAnsiTheme="minorHAnsi" w:cstheme="minorHAnsi"/>
+          <w:sz w:val="22"/>
+          <w:szCs w:val="22"/>
+          <w:lang w:val="es-CL"/>
+        </w:rPr>
+      </w:pPr>
+    </w:p>
+    <w:p>
+      <w:pPr>
+        <w:spacing w:line="360" w:lineRule="auto"/>
+        <w:rPr>
+          <w:rFonts w:asciiTheme="minorHAnsi" w:eastAsiaTheme="minorEastAsia" w:hAnsiTheme="minorHAnsi" w:cstheme="minorHAnsi"/>
+          <w:sz w:val="22"/>
+          <w:szCs w:val="22"/>
+          <w:lang w:val="es-CL"/>
+        </w:rPr>
+      </w:pPr>
+    </w:p>
+    <w:p>
+      <w:pPr>
+        <w:spacing w:line="360" w:lineRule="auto"/>
+        <w:rPr>
+          <w:rFonts w:asciiTheme="minorHAnsi" w:eastAsiaTheme="minorEastAsia" w:hAnsiTheme="minorHAnsi" w:cstheme="minorHAnsi"/>
+          <w:sz w:val="22"/>
+          <w:szCs w:val="22"/>
+          <w:lang w:val="es-CL"/>
+        </w:rPr>
+      </w:pPr>
+    </w:p>
+    <w:p>
+      <w:pPr>
+        <w:spacing w:line="360" w:lineRule="auto"/>
+        <w:rPr>
+          <w:rFonts w:asciiTheme="minorHAnsi" w:eastAsiaTheme="minorEastAsia" w:hAnsiTheme="minorHAnsi" w:cstheme="minorHAnsi"/>
+          <w:sz w:val="22"/>
+          <w:szCs w:val="22"/>
+          <w:lang w:val="es-CL"/>
+        </w:rPr>
+      </w:pPr>
+    </w:p>
+    <w:p>
+      <w:pPr>
+        <w:pStyle w:val="Prrafodelista"/>
+        <w:numPr>
+          <w:ilvl w:val="0"/>
+          <w:numId w:val="37"/>
+        </w:numPr>
+        <w:spacing w:line="360" w:lineRule="auto"/>
+        <w:rPr>
+          <w:rFonts w:eastAsiaTheme="minorEastAsia" w:cstheme="minorHAnsi"/>
+          <w:sz w:val="22"/>
+          <w:szCs w:val="22"/>
+          <w:lang w:val="es-CL"/>
+        </w:rPr>
+      </w:pPr>
+      <w:r>
+        <w:rPr>
+          <w:rFonts w:eastAsiaTheme="minorEastAsia" w:cstheme="minorHAnsi"/>
+          <w:b/>
+          <w:bCs/>
+          <w:sz w:val="22"/>
+          <w:szCs w:val="22"/>
+          <w:lang w:val="es-CL"/>
+        </w:rPr>
+        <w:lastRenderedPageBreak/>
+        <w:t xml:space="preserve"> Carta Gantt</w:t>
+      </w:r>
+      <w:r>
+        <w:rPr>
+          <w:rFonts w:eastAsiaTheme="minorEastAsia" w:cstheme="minorHAnsi"/>
+          <w:sz w:val="22"/>
+          <w:szCs w:val="22"/>
+          <w:lang w:val="es-CL"/>
+        </w:rPr>
+        <w:t xml:space="preserve"> </w:t>
+      </w:r>
+      <w:r>
+        <w:rPr>
+          <w:rFonts w:eastAsiaTheme="minorEastAsia" w:cstheme="minorHAnsi"/>
+          <w:sz w:val="22"/>
+          <w:szCs w:val="22"/>
+          <w:lang w:val="es-CL"/>
+        </w:rPr>
+        <w:t>Se adjunta a continuación:</w:t>
+      </w:r>
+    </w:p>
+    <w:p>
+      <w:pPr>
+        <w:spacing w:line="360" w:lineRule="auto"/>
+        <w:ind w:left="360"/>
+        <w:rPr>
+          <w:rFonts w:eastAsiaTheme="minorEastAsia" w:cstheme="minorHAnsi"/>
+          <w:sz w:val="22"/>
+          <w:szCs w:val="22"/>
+          <w:lang w:val="es-CL"/>
+        </w:rPr>
+      </w:pPr>
+    </w:p>
+    <w:p>
+      <w:pPr>
+        <w:spacing w:line="360" w:lineRule="auto"/>
+        <w:ind w:left="360"/>
+        <w:rPr>
+          <w:rFonts w:eastAsiaTheme="minorEastAsia" w:cstheme="minorHAnsi"/>
+          <w:sz w:val="22"/>
+          <w:szCs w:val="22"/>
+          <w:lang w:val="es-CL"/>
+        </w:rPr>
+      </w:pPr>
+      <w:r>
+        <w:rPr>
+          <w:noProof/>
+        </w:rPr>
+        <mc:AlternateContent>
+          <mc:Choice Requires="wps">
+            <w:drawing>
+              <wp:anchor distT="0" distB="0" distL="114300" distR="114300" simplePos="0" relativeHeight="251659264" behindDoc="0" locked="0" layoutInCell="1" allowOverlap="1" wp14:anchorId="45448494" wp14:editId="38E2BEEB">
+                <wp:simplePos x="0" y="0"/>
+                <wp:positionH relativeFrom="margin">
+                  <wp:posOffset>-846</wp:posOffset>
+                </wp:positionH>
+                <wp:positionV relativeFrom="paragraph">
+                  <wp:posOffset>140759</wp:posOffset>
+                </wp:positionV>
+                <wp:extent cx="8199120" cy="4573270"/>
+                <wp:effectExtent l="0" t="0" r="0" b="0"/>
+                <wp:wrapNone/>
+                <wp:docPr id="10" name="Freeform 10"/>
+                <wp:cNvGraphicFramePr/>
+                <a:graphic xmlns:a="http://schemas.openxmlformats.org/drawingml/2006/main">
+                  <a:graphicData uri="http://schemas.microsoft.com/office/word/2010/wordprocessingShape">
+                    <wps:wsp>
+                      <wps:cNvSpPr/>
+                      <wps:spPr>
+                        <a:xfrm>
+                          <a:off x="0" y="0"/>
+                          <a:ext cx="8199120" cy="4573270"/>
+                        </a:xfrm>
+                        <a:custGeom>
+                          <a:avLst/>
+                          <a:gdLst/>
+                          <a:ahLst/>
+                          <a:cxnLst/>
+                          <a:rect l="l" t="t" r="r" b="b"/>
+                          <a:pathLst>
+                            <a:path w="17479578" h="8586842">
+                              <a:moveTo>
+                                <a:pt x="0" y="0"/>
+                              </a:moveTo>
+                              <a:lnTo>
+                                <a:pt x="17479577" y="0"/>
+                              </a:lnTo>
+                              <a:lnTo>
+                                <a:pt x="17479577" y="8586842"/>
+                              </a:lnTo>
+                              <a:lnTo>
+                                <a:pt x="0" y="8586842"/>
+                              </a:lnTo>
+                              <a:lnTo>
+                                <a:pt x="0" y="0"/>
+                              </a:lnTo>
+                              <a:close/>
+                            </a:path>
+                          </a:pathLst>
+                        </a:custGeom>
+                        <a:blipFill>
+                          <a:blip r:embed="rId12"/>
+                          <a:stretch>
+                            <a:fillRect/>
+                          </a:stretch>
+                        </a:blipFill>
+                      </wps:spPr>
+                      <wps:bodyPr/>
+                    </wps:wsp>
+                  </a:graphicData>
+                </a:graphic>
+                <wp14:sizeRelH relativeFrom="margin">
+                  <wp14:pctWidth>0</wp14:pctWidth>
+                </wp14:sizeRelH>
+                <wp14:sizeRelV relativeFrom="margin">
+                  <wp14:pctHeight>0</wp14:pctHeight>
+                </wp14:sizeRelV>
+              </wp:anchor>
+            </w:drawing>
+          </mc:Choice>
+          <mc:Fallback>
+            <w:pict>
+              <v:shape w14:anchorId="39D6E435" id="Freeform 10" o:spid="_x0000_s1026" style="position:absolute;margin-left:-.05pt;margin-top:11.1pt;width:645.6pt;height:360.1pt;z-index:251659264;visibility:visible;mso-wrap-style:square;mso-width-percent:0;mso-height-percent:0;mso-wrap-distance-left:9pt;mso-wrap-distance-top:0;mso-wrap-distance-right:9pt;mso-wrap-distance-bottom:0;mso-position-horizontal:absolute;mso-position-horizontal-relative:margin;mso-position-vertical:absolute;mso-position-vertical-relative:text;mso-width-percent:0;mso-height-percent:0;mso-width-relative:margin;mso-height-relative:margin;v-text-anchor:top" coordsize="17479578,8586842" o:gfxdata="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" path="m,l17479577,r,8586842l,8586842,,xe" stroked="f">
+                <v:fill r:id="rId13" o:title="" recolor="t" rotate="t" type="frame"/>
+                <v:path arrowok="t"/>
+                <w10:wrap anchorx="margin"/>
+              </v:shape>
+            </w:pict>
+          </mc:Fallback>
+        </mc:AlternateContent>
+      </w:r>
+    </w:p>
+    <w:p>
+      <w:pPr>
+        <w:spacing w:line="360" w:lineRule="auto"/>
+        <w:ind w:left="360"/>
+        <w:rPr>
+          <w:rFonts w:eastAsiaTheme="minorEastAsia" w:cstheme="minorHAnsi"/>
+          <w:sz w:val="22"/>
+          <w:szCs w:val="22"/>
+          <w:lang w:val="es-CL"/>
+        </w:rPr>
+      </w:pPr>
+    </w:p>
+    <w:p>
+      <w:pPr>
+        <w:spacing w:line="360" w:lineRule="auto"/>
+        <w:ind w:left="360"/>
+        <w:rPr>
+          <w:rFonts w:eastAsiaTheme="minorEastAsia" w:cstheme="minorHAnsi"/>
+          <w:sz w:val="22"/>
+          <w:szCs w:val="22"/>
+          <w:lang w:val="es-CL"/>
+        </w:rPr>
+      </w:pPr>
+    </w:p>
+    <w:p>
+      <w:pPr>
+        <w:spacing w:line="360" w:lineRule="auto"/>
+        <w:ind w:left="360"/>
+        <w:rPr>
+          <w:rFonts w:eastAsiaTheme="minorEastAsia" w:cstheme="minorHAnsi"/>
+          <w:sz w:val="22"/>
+          <w:szCs w:val="22"/>
+          <w:lang w:val="es-CL"/>
+        </w:rPr>
+      </w:pPr>
+    </w:p>
+    <w:p>
+      <w:pPr>
+        <w:spacing w:line="360" w:lineRule="auto"/>
+        <w:ind w:left="360"/>
+        <w:rPr>
+          <w:rFonts w:eastAsiaTheme="minorEastAsia" w:cstheme="minorHAnsi"/>
+          <w:sz w:val="22"/>
+          <w:szCs w:val="22"/>
+          <w:lang w:val="es-CL"/>
+        </w:rPr>
+      </w:pPr>
+    </w:p>
+    <w:p>
+      <w:pPr>
+        <w:spacing w:line="360" w:lineRule="auto"/>
+        <w:ind w:left="360"/>
+        <w:rPr>
+          <w:rFonts w:eastAsiaTheme="minorEastAsia" w:cstheme="minorHAnsi"/>
+          <w:sz w:val="22"/>
+          <w:szCs w:val="22"/>
+          <w:lang w:val="es-CL"/>
+        </w:rPr>
+      </w:pPr>
+    </w:p>
+    <w:p>
+      <w:pPr>
+        <w:spacing w:line="360" w:lineRule="auto"/>
+        <w:ind w:left="360"/>
+        <w:rPr>
+          <w:rFonts w:eastAsiaTheme="minorEastAsia" w:cstheme="minorHAnsi"/>
+          <w:sz w:val="22"/>
+          <w:szCs w:val="22"/>
+          <w:lang w:val="es-CL"/>
+        </w:rPr>
+      </w:pPr>
+    </w:p>
+    <w:p>
+      <w:pPr>
+        <w:spacing w:line="360" w:lineRule="auto"/>
+        <w:ind w:left="360"/>
+        <w:rPr>
+          <w:rFonts w:eastAsiaTheme="minorEastAsia" w:cstheme="minorHAnsi"/>
+          <w:sz w:val="22"/>
+          <w:szCs w:val="22"/>
+          <w:lang w:val="es-CL"/>
+        </w:rPr>
+      </w:pPr>
+    </w:p>
+    <w:p>
+      <w:pPr>
+        <w:spacing w:line="360" w:lineRule="auto"/>
+        <w:ind w:left="360"/>
+        <w:rPr>
+          <w:rFonts w:eastAsiaTheme="minorEastAsia" w:cstheme="minorHAnsi"/>
+          <w:sz w:val="22"/>
+          <w:szCs w:val="22"/>
+          <w:lang w:val="es-CL"/>
+        </w:rPr>
+      </w:pPr>
+    </w:p>
+    <w:p>
+      <w:pPr>
+        <w:spacing w:line="360" w:lineRule="auto"/>
+        <w:ind w:left="360"/>
+        <w:rPr>
+          <w:rFonts w:eastAsiaTheme="minorEastAsia" w:cstheme="minorHAnsi"/>
+          <w:sz w:val="22"/>
+          <w:szCs w:val="22"/>
+          <w:lang w:val="es-CL"/>
+        </w:rPr>
+      </w:pPr>
+    </w:p>
+    <w:p>
+      <w:pPr>
+        <w:spacing w:line="360" w:lineRule="auto"/>
+        <w:ind w:left="360"/>
+        <w:rPr>
+          <w:rFonts w:eastAsiaTheme="minorEastAsia" w:cstheme="minorHAnsi"/>
+          <w:sz w:val="22"/>
+          <w:szCs w:val="22"/>
+          <w:lang w:val="es-CL"/>
+        </w:rPr>
+      </w:pPr>
+    </w:p>
+    <w:p>
+      <w:pPr>
+        <w:spacing w:line="360" w:lineRule="auto"/>
+        <w:ind w:left="360"/>
+        <w:rPr>
+          <w:rFonts w:eastAsiaTheme="minorEastAsia" w:cstheme="minorHAnsi"/>
+          <w:sz w:val="22"/>
+          <w:szCs w:val="22"/>
+          <w:lang w:val="es-CL"/>
+        </w:rPr>
+      </w:pPr>
+    </w:p>
+    <w:p>
+      <w:pPr>
+        <w:spacing w:line="360" w:lineRule="auto"/>
+        <w:ind w:left="360"/>
+        <w:rPr>
+          <w:rFonts w:eastAsiaTheme="minorEastAsia" w:cstheme="minorHAnsi"/>
+          <w:sz w:val="22"/>
+          <w:szCs w:val="22"/>
+          <w:lang w:val="es-CL"/>
+        </w:rPr>
+      </w:pPr>
+    </w:p>
+    <w:p>
+      <w:pPr>
+        <w:spacing w:line="360" w:lineRule="auto"/>
+        <w:ind w:left="360"/>
+        <w:rPr>
+          <w:rFonts w:eastAsiaTheme="minorEastAsia" w:cstheme="minorHAnsi"/>
+          <w:sz w:val="22"/>
+          <w:szCs w:val="22"/>
+          <w:lang w:val="es-CL"/>
+        </w:rPr>
+      </w:pPr>
+    </w:p>
+    <w:p>
+      <w:pPr>
+        <w:spacing w:line="360" w:lineRule="auto"/>
+        <w:ind w:left="360"/>
+        <w:rPr>
+          <w:rFonts w:eastAsiaTheme="minorEastAsia" w:cstheme="minorHAnsi"/>
+          <w:sz w:val="22"/>
+          <w:szCs w:val="22"/>
+          <w:lang w:val="es-CL"/>
+        </w:rPr>
+      </w:pPr>
+    </w:p>
+    <w:p>
+      <w:pPr>
+        <w:spacing w:line="360" w:lineRule="auto"/>
+        <w:ind w:left="360"/>
+        <w:rPr>
+          <w:rFonts w:eastAsiaTheme="minorEastAsia" w:cstheme="minorHAnsi"/>
+          <w:sz w:val="22"/>
+          <w:szCs w:val="22"/>
+          <w:lang w:val="es-CL"/>
+        </w:rPr>
+      </w:pPr>
+    </w:p>
+    <w:p>
+      <w:pPr>
+        <w:spacing w:line="360" w:lineRule="auto"/>
+        <w:ind w:left="360"/>
+        <w:rPr>
+          <w:rFonts w:eastAsiaTheme="minorEastAsia" w:cstheme="minorHAnsi"/>
+          <w:sz w:val="22"/>
+          <w:szCs w:val="22"/>
+          <w:lang w:val="es-CL"/>
+        </w:rPr>
+      </w:pPr>
+    </w:p>
+    <w:p>
+      <w:pPr>
+        <w:spacing w:line="360" w:lineRule="auto"/>
+        <w:ind w:left="360"/>
+        <w:rPr>
+          <w:rFonts w:eastAsiaTheme="minorEastAsia" w:cstheme="minorHAnsi"/>
+          <w:sz w:val="22"/>
+          <w:szCs w:val="22"/>
+          <w:lang w:val="es-CL"/>
+        </w:rPr>
+      </w:pPr>
+    </w:p>
+    <w:p>
+      <w:pPr>
+        <w:spacing w:line="360" w:lineRule="auto"/>
+        <w:ind w:left="360"/>
+        <w:rPr>
+          <w:rFonts w:eastAsiaTheme="minorEastAsia" w:cstheme="minorHAnsi"/>
+          <w:sz w:val="22"/>
+          <w:szCs w:val="22"/>
+          <w:lang w:val="es-CL"/>
+        </w:rPr>
+      </w:pPr>
+    </w:p>
+    <w:p>
+      <w:pPr>
+        <w:spacing w:line="360" w:lineRule="auto"/>
+        <w:ind w:left="360"/>
+        <w:rPr>
+          <w:rFonts w:eastAsiaTheme="minorEastAsia" w:cstheme="minorHAnsi"/>
+          <w:sz w:val="22"/>
+          <w:szCs w:val="22"/>
+          <w:lang w:val="es-CL"/>
+        </w:rPr>
+      </w:pPr>
+    </w:p>
+    <w:p>
+      <w:pPr>
+        <w:spacing w:line="360" w:lineRule="auto"/>
+        <w:ind w:left="360"/>
+        <w:rPr>
+          <w:rFonts w:eastAsiaTheme="minorEastAsia" w:cstheme="minorHAnsi"/>
+          <w:sz w:val="22"/>
+          <w:szCs w:val="22"/>
+          <w:lang w:val="es-CL"/>
+        </w:rPr>
+      </w:pPr>
+    </w:p>
+    <w:p>
+      <w:pPr>
+        <w:spacing w:line="360" w:lineRule="auto"/>
+        <w:rPr>
+          <w:rFonts w:asciiTheme="minorHAnsi" w:eastAsiaTheme="minorEastAsia" w:hAnsiTheme="minorHAnsi" w:cstheme="minorHAnsi"/>
+          <w:sz w:val="22"/>
+          <w:szCs w:val="22"/>
+          <w:lang w:val="es-CL"/>
+        </w:rPr>
+      </w:pPr>
+    </w:p>
+    <w:p>
+      <w:pPr>
+        <w:pStyle w:val="Prrafodelista"/>
+        <w:numPr>
+          <w:ilvl w:val="0"/>
+          <w:numId w:val="37"/>
+        </w:numPr>
+        <w:spacing w:line="360" w:lineRule="auto"/>
+        <w:rPr>
+          <w:rFonts w:eastAsiaTheme="minorEastAsia" w:cstheme="minorHAnsi"/>
+          <w:b/>
+          <w:bCs/>
+          <w:sz w:val="22"/>
+          <w:szCs w:val="22"/>
+          <w:lang w:val="es-CL"/>
+        </w:rPr>
+      </w:pPr>
+      <w:r>
+        <w:rPr>
+          <w:rFonts w:eastAsiaTheme="minorEastAsia" w:cstheme="minorHAnsi"/>
+          <w:b/>
+          <w:bCs/>
+          <w:sz w:val="22"/>
+          <w:szCs w:val="22"/>
+          <w:lang w:val="es-CL"/>
+        </w:rPr>
+        <w:lastRenderedPageBreak/>
+        <w:t>Conclusiones Individuales</w:t>
+      </w:r>
+    </w:p>
+    <w:p>
+      <w:pPr>
+        <w:spacing w:line="360" w:lineRule="auto"/>
+        <w:rPr>
+          <w:rFonts w:asciiTheme="minorHAnsi" w:eastAsiaTheme="minorEastAsia" w:hAnsiTheme="minorHAnsi" w:cstheme="minorHAnsi"/>
+          <w:sz w:val="22"/>
+          <w:szCs w:val="22"/>
+          <w:lang w:val="es-CL"/>
+        </w:rPr>
+      </w:pPr>
+    </w:p>
+    <w:p>
+      <w:pPr>
+        <w:spacing w:line="360" w:lineRule="auto"/>
+        <w:rPr>
+          <w:rFonts w:asciiTheme="minorHAnsi" w:eastAsiaTheme="minorEastAsia" w:hAnsiTheme="minorHAnsi" w:cstheme="minorHAnsi"/>
+          <w:sz w:val="22"/>
+          <w:szCs w:val="22"/>
+          <w:lang w:val="en-US"/>
+        </w:rPr>
+      </w:pPr>
+      <w:r>
+        <w:rPr>
+          <w:rFonts w:asciiTheme="minorHAnsi" w:eastAsiaTheme="minorEastAsia" w:hAnsiTheme="minorHAnsi" w:cstheme="minorHAnsi"/>
+          <w:b/>
+          <w:bCs/>
+          <w:sz w:val="22"/>
+          <w:szCs w:val="22"/>
+          <w:lang w:val="en-US"/>
+        </w:rPr>
+        <w:t>Génesis Contreras:</w:t>
+      </w:r>
+      <w:r>
+        <w:rPr>
+          <w:rFonts w:asciiTheme="minorHAnsi" w:eastAsiaTheme="minorEastAsia" w:hAnsiTheme="minorHAnsi" w:cstheme="minorHAnsi"/>
+          <w:sz w:val="22"/>
+          <w:szCs w:val="22"/>
+          <w:lang w:val="en-US"/>
+        </w:rPr>
+        <w:t xml:space="preserve"> The initial phase of this project has been crucial for defining a clear path and understanding the scope of our work. By thoroughly analyzing the problem at CORE Valparaíso, we have identified key areas where our professional competencies can create a meaningful impact. The collaborative process has been a valuable learning experience, reinforcing the importance of effective communication and task planning for a successful project.</w:t>
+      </w:r>
+    </w:p>
+    <w:p>
+      <w:pPr>
+        <w:spacing w:line="360" w:lineRule="auto"/>
+        <w:rPr>
+          <w:rFonts w:asciiTheme="minorHAnsi" w:eastAsiaTheme="minorEastAsia" w:hAnsiTheme="minorHAnsi" w:cstheme="minorHAnsi"/>
+          <w:b/>
+          <w:bCs/>
+          <w:sz w:val="22"/>
+          <w:szCs w:val="22"/>
+          <w:lang w:val="en-US"/>
+        </w:rPr>
+      </w:pPr>
+    </w:p>
+    <w:p>
+      <w:pPr>
+        <w:spacing w:line="360" w:lineRule="auto"/>
+        <w:rPr>
+          <w:rFonts w:asciiTheme="minorHAnsi" w:eastAsiaTheme="minorEastAsia" w:hAnsiTheme="minorHAnsi" w:cstheme="minorHAnsi"/>
+          <w:sz w:val="22"/>
+          <w:szCs w:val="22"/>
+          <w:lang w:val="en-US"/>
+        </w:rPr>
+      </w:pPr>
+      <w:r>
+        <w:rPr>
+          <w:rFonts w:asciiTheme="minorHAnsi" w:eastAsiaTheme="minorEastAsia" w:hAnsiTheme="minorHAnsi" w:cstheme="minorHAnsi"/>
+          <w:b/>
+          <w:bCs/>
+          <w:sz w:val="22"/>
+          <w:szCs w:val="22"/>
+          <w:lang w:val="en-US"/>
+        </w:rPr>
+        <w:t>Pedro Vergara:</w:t>
+      </w:r>
+      <w:r>
+        <w:rPr>
+          <w:rFonts w:asciiTheme="minorHAnsi" w:eastAsiaTheme="minorEastAsia" w:hAnsiTheme="minorHAnsi" w:cstheme="minorHAnsi"/>
+          <w:sz w:val="22"/>
+          <w:szCs w:val="22"/>
+          <w:lang w:val="en-US"/>
+        </w:rPr>
+        <w:t xml:space="preserve"> This formative activity has provided a solid foundation for our APT. Defining the project, its relevance, and its alignment with our professional interests has made the objectives more tangible. The process of arguing for the project's feasibility has highlighted the importance of anticipating potential challenges and having a mitigation plan, which is a critical skill for any IT project manager.</w:t>
+      </w:r>
+    </w:p>
+    <w:p>
+      <w:pPr>
+        <w:spacing w:line="360" w:lineRule="auto"/>
+        <w:rPr>
+          <w:rFonts w:asciiTheme="minorHAnsi" w:eastAsiaTheme="minorEastAsia" w:hAnsiTheme="minorHAnsi" w:cstheme="minorHAnsi"/>
+          <w:sz w:val="22"/>
+          <w:szCs w:val="22"/>
+          <w:lang w:val="en-US"/>
+        </w:rPr>
+      </w:pPr>
+    </w:p>
+    <w:p>
+      <w:pPr>
+        <w:spacing w:line="360" w:lineRule="auto"/>
+        <w:rPr>
+          <w:rFonts w:asciiTheme="minorHAnsi" w:eastAsiaTheme="minorEastAsia" w:hAnsiTheme="minorHAnsi" w:cstheme="minorHAnsi"/>
+          <w:sz w:val="22"/>
+          <w:szCs w:val="22"/>
+          <w:lang w:val="en-US"/>
+        </w:rPr>
+      </w:pPr>
+      <w:r>
+        <w:rPr>
+          <w:rFonts w:asciiTheme="minorHAnsi" w:eastAsiaTheme="minorEastAsia" w:hAnsiTheme="minorHAnsi" w:cstheme="minorHAnsi"/>
+          <w:b/>
+          <w:bCs/>
+          <w:sz w:val="22"/>
+          <w:szCs w:val="22"/>
+          <w:lang w:val="en-US"/>
+        </w:rPr>
+        <w:t>Jorge Sepúlveda</w:t>
+      </w:r>
+      <w:r>
+        <w:rPr>
+          <w:rFonts w:asciiTheme="minorHAnsi" w:eastAsiaTheme="minorEastAsia" w:hAnsiTheme="minorHAnsi" w:cstheme="minorHAnsi"/>
+          <w:sz w:val="22"/>
+          <w:szCs w:val="22"/>
+          <w:lang w:val="en-US"/>
+        </w:rPr>
+        <w:t xml:space="preserve"> The early stages of project definition have been instrumental in bridging theoretical knowledge with practical application. I've been able to connect my specific interests in project management and software development with </w:t>
+      </w:r>
+      <w:proofErr w:type="gramStart"/>
+      <w:r>
+        <w:rPr>
+          <w:rFonts w:asciiTheme="minorHAnsi" w:eastAsiaTheme="minorEastAsia" w:hAnsiTheme="minorHAnsi" w:cstheme="minorHAnsi"/>
+          <w:sz w:val="22"/>
+          <w:szCs w:val="22"/>
+          <w:lang w:val="en-US"/>
+        </w:rPr>
+        <w:t>a real</w:t>
+      </w:r>
+      <w:proofErr w:type="gramEnd"/>
+      <w:r>
+        <w:rPr>
+          <w:rFonts w:asciiTheme="minorHAnsi" w:eastAsiaTheme="minorEastAsia" w:hAnsiTheme="minorHAnsi" w:cstheme="minorHAnsi"/>
+          <w:sz w:val="22"/>
+          <w:szCs w:val="22"/>
+          <w:lang w:val="en-US"/>
+        </w:rPr>
+        <w:t>-world problem. This exercise has not only solidified our project's direction but has also provided a clear roadmap for the upcoming phases, ensuring we meet all the required quality indicators.</w:t>
+      </w:r>
+    </w:p>
+    <w:p>
+      <w:pPr>
+        <w:spacing w:line="360" w:lineRule="auto"/>
+        <w:rPr>
+          <w:rFonts w:asciiTheme="minorHAnsi" w:eastAsiaTheme="minorEastAsia" w:hAnsiTheme="minorHAnsi" w:cstheme="minorHAnsi"/>
+          <w:sz w:val="22"/>
+          <w:szCs w:val="22"/>
+          <w:lang w:val="es-CL"/>
+        </w:rPr>
+      </w:pPr>
+      <w:r>
+        <w:rPr>
+          <w:rFonts w:asciiTheme="minorHAnsi" w:eastAsiaTheme="minorEastAsia" w:hAnsiTheme="minorHAnsi" w:cstheme="minorHAnsi"/>
+          <w:sz w:val="22"/>
+          <w:szCs w:val="22"/>
+          <w:lang w:val="es-CL"/>
+        </w:rPr>
+        <w:pict w14:anchorId="2A56B441">
+          <v:rect id="_x0000_i1065" style="width:0;height:1.5pt" o:hralign="center" o:hrstd="t" o:hr="t" fillcolor="#a0a0a0" stroked="f"/>
+        </w:pict>
+      </w:r>
+    </w:p>
+    <w:p>
+      <w:pPr>
+        <w:pStyle w:val="Prrafodelista"/>
+        <w:numPr>
+          <w:ilvl w:val="0"/>
+          <w:numId w:val="37"/>
+        </w:numPr>
+        <w:spacing w:line="360" w:lineRule="auto"/>
+        <w:rPr>
+          <w:rFonts w:eastAsiaTheme="minorEastAsia" w:cstheme="minorHAnsi"/>
+          <w:b/>
+          <w:bCs/>
+          <w:sz w:val="22"/>
+          <w:szCs w:val="22"/>
+          <w:lang w:val="es-CL"/>
+        </w:rPr>
+      </w:pPr>
+      <w:r>
+        <w:rPr>
+          <w:rFonts w:eastAsiaTheme="minorEastAsia" w:cstheme="minorHAnsi"/>
+          <w:b/>
+          <w:bCs/>
+          <w:sz w:val="22"/>
+          <w:szCs w:val="22"/>
+          <w:lang w:val="es-CL"/>
+        </w:rPr>
+        <w:t>Reflexión</w:t>
+      </w:r>
+    </w:p>
+    <w:p>
+      <w:pPr>
+        <w:spacing w:line="360" w:lineRule="auto"/>
+        <w:rPr>
+          <w:rFonts w:asciiTheme="minorHAnsi" w:eastAsiaTheme="minorEastAsia" w:hAnsiTheme="minorHAnsi" w:cstheme="minorHAnsi"/>
+          <w:sz w:val="22"/>
+          <w:szCs w:val="22"/>
+          <w:lang w:val="es-CL"/>
+        </w:rPr>
+      </w:pPr>
+    </w:p>
+    <w:p>
+      <w:pPr>
+        <w:spacing w:line="360" w:lineRule="auto"/>
+        <w:rPr>
+          <w:rFonts w:asciiTheme="minorHAnsi" w:eastAsiaTheme="minorEastAsia" w:hAnsiTheme="minorHAnsi" w:cstheme="minorHAnsi"/>
+          <w:sz w:val="22"/>
+          <w:szCs w:val="22"/>
+          <w:lang w:val="en-US"/>
+        </w:rPr>
+      </w:pPr>
+      <w:r>
+        <w:rPr>
+          <w:rFonts w:asciiTheme="minorHAnsi" w:eastAsiaTheme="minorEastAsia" w:hAnsiTheme="minorHAnsi" w:cstheme="minorHAnsi"/>
+          <w:sz w:val="22"/>
+          <w:szCs w:val="22"/>
+          <w:lang w:val="en-US"/>
+        </w:rPr>
+        <w:t>The team's reflection on the project definition process has been a key takeaway from this activity. We have learned that a well-defined and justified project is the most critical step toward success. The feedback from this formative evaluation will allow us to refine our approach, ensuring that our final APT project is robust and aligns perfectly with our career profiles and the discipline's standards. This process has transformed a broad idea into a structured, achievable goal, preparing us for the next stages of the course.</w:t>
+      </w:r>
+    </w:p>
+    <w:p>
+      <w:pPr>
+        <w:spacing w:line="360" w:lineRule="auto"/>
+        <w:rPr>
+          <w:rFonts w:asciiTheme="minorHAnsi" w:eastAsiaTheme="minorEastAsia" w:hAnsiTheme="minorHAnsi" w:cstheme="minorHAnsi"/>
+          <w:sz w:val="22"/>
+          <w:szCs w:val="22"/>
+          <w:lang w:val="es-CL"/>
+        </w:rPr>
+      </w:pPr>
+    </w:p>
     <w:sectPr>
-      <w:headerReference w:type="default" r:id="rId12"/>
-      <w:footerReference w:type="default" r:id="rId13"/>
+      <w:headerReference w:type="default" r:id="rId14"/>
+      <w:footerReference w:type="default" r:id="rId15"/>
       <w:pgSz w:w="15840" w:h="12240" w:orient="landscape"/>
       <w:pgMar w:top="1276" w:right="1418" w:bottom="1418" w:left="1418" w:header="709" w:footer="709" w:gutter="0"/>
       <w:cols w:space="708"/>
@@ -6592,7 +10020,7 @@
 </file>
 
 <file path=word/endnotes.xml><?xml version="1.0" encoding="utf-8"?>
-<w:endnotes xmlns:wpc="http://schemas.microsoft.com/office/word/2010/wordprocessingCanvas" xmlns:cx="http://schemas.microsoft.com/office/drawing/2014/chartex" xmlns:cx1="http://schemas.microsoft.com/office/drawing/2015/9/8/chartex" xmlns:cx2="http://schemas.microsoft.com/office/drawing/2015/10/21/chartex" xmlns:cx3="http://schemas.microsoft.com/office/drawing/2016/5/9/chartex" xmlns:cx4="http://schemas.microsoft.com/office/drawing/2016/5/10/chartex" xmlns:cx5="http://schemas.microsoft.com/office/drawing/2016/5/11/chartex" xmlns:cx6="http://schemas.microsoft.com/office/drawing/2016/5/12/chartex" xmlns:cx7="http://schemas.microsoft.com/office/drawing/2016/5/13/chartex" xmlns:cx8="http://schemas.microsoft.com/office/drawing/2016/5/14/chartex" xmlns:mc="http://schemas.openxmlformats.org/markup-compatibility/2006" xmlns:aink="http://schemas.microsoft.com/office/drawing/2016/ink" xmlns:am3d="http://schemas.microsoft.com/office/drawing/2017/model3d" xmlns:o="urn:schemas-microsoft-com:office:office" xmlns:oel="http://schemas.microsoft.com/office/2019/extlst" xmlns:r="http://schemas.openxmlformats.org/officeDocument/2006/relationships" xmlns:m="http://schemas.openxmlformats.org/officeDocument/2006/math" xmlns:v="urn:schemas-microsoft-com:vml" xmlns:wp14="http://schemas.microsoft.com/office/word/2010/wordprocessingDrawing" xmlns:wp="http://schemas.openxmlformats.org/drawingml/2006/wordprocessingDrawing" xmlns:w10="urn:schemas-microsoft-com:office:word" xmlns:w="http://schemas.openxmlformats.org/wordprocessingml/2006/main" xmlns:w14="http://schemas.microsoft.com/office/word/2010/wordml" xmlns:w15="http://schemas.microsoft.com/office/word/2012/wordml" xmlns:w16cex="http://schemas.microsoft.com/office/word/2018/wordml/cex" xmlns:w16cid="http://schemas.microsoft.com/office/word/2016/wordml/cid" xmlns:w16="http://schemas.microsoft.com/office/word/2018/wordml" xmlns:w16sdtdh="http://schemas.microsoft.com/office/word/2020/wordml/sdtdatahash" xmlns:w16se="http://schemas.microsoft.com/office/word/2015/wordml/symex" xmlns:wpg="http://schemas.microsoft.com/office/word/2010/wordprocessingGroup" xmlns:wpi="http://schemas.microsoft.com/office/word/2010/wordprocessingInk" xmlns:wne="http://schemas.microsoft.com/office/word/2006/wordml" xmlns:wps="http://schemas.microsoft.com/office/word/2010/wordprocessingShape" mc:Ignorable="w14 w15 w16se w16cid w16 w16cex w16sdtdh wp14">
+<w:endnotes xmlns:wpc="http://schemas.microsoft.com/office/word/2010/wordprocessingCanvas" xmlns:cx="http://schemas.microsoft.com/office/drawing/2014/chartex" xmlns:cx1="http://schemas.microsoft.com/office/drawing/2015/9/8/chartex" xmlns:cx2="http://schemas.microsoft.com/office/drawing/2015/10/21/chartex" xmlns:cx3="http://schemas.microsoft.com/office/drawing/2016/5/9/chartex" xmlns:cx4="http://schemas.microsoft.com/office/drawing/2016/5/10/chartex" xmlns:cx5="http://schemas.microsoft.com/office/drawing/2016/5/11/chartex" xmlns:cx6="http://schemas.microsoft.com/office/drawing/2016/5/12/chartex" xmlns:cx7="http://schemas.microsoft.com/office/drawing/2016/5/13/chartex" xmlns:cx8="http://schemas.microsoft.com/office/drawing/2016/5/14/chartex" xmlns:mc="http://schemas.openxmlformats.org/markup-compatibility/2006" xmlns:aink="http://schemas.microsoft.com/office/drawing/2016/ink" xmlns:am3d="http://schemas.microsoft.com/office/drawing/2017/model3d" xmlns:o="urn:schemas-microsoft-com:office:office" xmlns:oel="http://schemas.microsoft.com/office/2019/extlst" xmlns:r="http://schemas.openxmlformats.org/officeDocument/2006/relationships" xmlns:m="http://schemas.openxmlformats.org/officeDocument/2006/math" xmlns:v="urn:schemas-microsoft-com:vml" xmlns:wp14="http://schemas.microsoft.com/office/word/2010/wordprocessingDrawing" xmlns:wp="http://schemas.openxmlformats.org/drawingml/2006/wordprocessingDrawing" xmlns:w10="urn:schemas-microsoft-com:office:word" xmlns:w="http://schemas.openxmlformats.org/wordprocessingml/2006/main" xmlns:w14="http://schemas.microsoft.com/office/word/2010/wordml" xmlns:w15="http://schemas.microsoft.com/office/word/2012/wordml" xmlns:w16cex="http://schemas.microsoft.com/office/word/2018/wordml/cex" xmlns:w16cid="http://schemas.microsoft.com/office/word/2016/wordml/cid" xmlns:w16="http://schemas.microsoft.com/office/word/2018/wordml" xmlns:w16du="http://schemas.microsoft.com/office/word/2023/wordml/word16du" xmlns:w16sdtdh="http://schemas.microsoft.com/office/word/2020/wordml/sdtdatahash" xmlns:w16sdtfl="http://schemas.microsoft.com/office/word/2024/wordml/sdtformatlock" xmlns:w16se="http://schemas.microsoft.com/office/word/2015/wordml/symex" xmlns:wpg="http://schemas.microsoft.com/office/word/2010/wordprocessingGroup" xmlns:wpi="http://schemas.microsoft.com/office/word/2010/wordprocessingInk" xmlns:wne="http://schemas.microsoft.com/office/word/2006/wordml" xmlns:wps="http://schemas.microsoft.com/office/word/2010/wordprocessingShape" mc:Ignorable="w14 w15 w16se w16cid w16 w16cex w16sdtdh w16sdtfl w16du wp14">
   <w:endnote w:type="separator" w:id="-1">
     <w:p>
       <w:r>
@@ -6611,7 +10039,7 @@
 </file>
 
 <file path=word/footer1.xml><?xml version="1.0" encoding="utf-8"?>
-<w:ftr xmlns:wpc="http://schemas.microsoft.com/office/word/2010/wordprocessingCanvas" xmlns:cx="http://schemas.microsoft.com/office/drawing/2014/chartex" xmlns:cx1="http://schemas.microsoft.com/office/drawing/2015/9/8/chartex" xmlns:cx2="http://schemas.microsoft.com/office/drawing/2015/10/21/chartex" xmlns:cx3="http://schemas.microsoft.com/office/drawing/2016/5/9/chartex" xmlns:cx4="http://schemas.microsoft.com/office/drawing/2016/5/10/chartex" xmlns:cx5="http://schemas.microsoft.com/office/drawing/2016/5/11/chartex" xmlns:cx6="http://schemas.microsoft.com/office/drawing/2016/5/12/chartex" xmlns:cx7="http://schemas.microsoft.com/office/drawing/2016/5/13/chartex" xmlns:cx8="http://schemas.microsoft.com/office/drawing/2016/5/14/chartex" xmlns:mc="http://schemas.openxmlformats.org/markup-compatibility/2006" xmlns:aink="http://schemas.microsoft.com/office/drawing/2016/ink" xmlns:am3d="http://schemas.microsoft.com/office/drawing/2017/model3d" xmlns:o="urn:schemas-microsoft-com:office:office" xmlns:oel="http://schemas.microsoft.com/office/2019/extlst" xmlns:r="http://schemas.openxmlformats.org/officeDocument/2006/relationships" xmlns:m="http://schemas.openxmlformats.org/officeDocument/2006/math" xmlns:v="urn:schemas-microsoft-com:vml" xmlns:wp14="http://schemas.microsoft.com/office/word/2010/wordprocessingDrawing" xmlns:wp="http://schemas.openxmlformats.org/drawingml/2006/wordprocessingDrawing" xmlns:w10="urn:schemas-microsoft-com:office:word" xmlns:w="http://schemas.openxmlformats.org/wordprocessingml/2006/main" xmlns:w14="http://schemas.microsoft.com/office/word/2010/wordml" xmlns:w15="http://schemas.microsoft.com/office/word/2012/wordml" xmlns:w16cex="http://schemas.microsoft.com/office/word/2018/wordml/cex" xmlns:w16cid="http://schemas.microsoft.com/office/word/2016/wordml/cid" xmlns:w16="http://schemas.microsoft.com/office/word/2018/wordml" xmlns:w16sdtdh="http://schemas.microsoft.com/office/word/2020/wordml/sdtdatahash" xmlns:w16se="http://schemas.microsoft.com/office/word/2015/wordml/symex" xmlns:wpg="http://schemas.microsoft.com/office/word/2010/wordprocessingGroup" xmlns:wpi="http://schemas.microsoft.com/office/word/2010/wordprocessingInk" xmlns:wne="http://schemas.microsoft.com/office/word/2006/wordml" xmlns:wps="http://schemas.microsoft.com/office/word/2010/wordprocessingShape" mc:Ignorable="w14 w15 w16se w16cid w16 w16cex w16sdtdh wp14">
+<w:ftr xmlns:wpc="http://schemas.microsoft.com/office/word/2010/wordprocessingCanvas" xmlns:cx="http://schemas.microsoft.com/office/drawing/2014/chartex" xmlns:cx1="http://schemas.microsoft.com/office/drawing/2015/9/8/chartex" xmlns:cx2="http://schemas.microsoft.com/office/drawing/2015/10/21/chartex" xmlns:cx3="http://schemas.microsoft.com/office/drawing/2016/5/9/chartex" xmlns:cx4="http://schemas.microsoft.com/office/drawing/2016/5/10/chartex" xmlns:cx5="http://schemas.microsoft.com/office/drawing/2016/5/11/chartex" xmlns:cx6="http://schemas.microsoft.com/office/drawing/2016/5/12/chartex" xmlns:cx7="http://schemas.microsoft.com/office/drawing/2016/5/13/chartex" xmlns:cx8="http://schemas.microsoft.com/office/drawing/2016/5/14/chartex" xmlns:mc="http://schemas.openxmlformats.org/markup-compatibility/2006" xmlns:aink="http://schemas.microsoft.com/office/drawing/2016/ink" xmlns:am3d="http://schemas.microsoft.com/office/drawing/2017/model3d" xmlns:o="urn:schemas-microsoft-com:office:office" xmlns:oel="http://schemas.microsoft.com/office/2019/extlst" xmlns:r="http://schemas.openxmlformats.org/officeDocument/2006/relationships" xmlns:m="http://schemas.openxmlformats.org/officeDocument/2006/math" xmlns:v="urn:schemas-microsoft-com:vml" xmlns:wp14="http://schemas.microsoft.com/office/word/2010/wordprocessingDrawing" xmlns:wp="http://schemas.openxmlformats.org/drawingml/2006/wordprocessingDrawing" xmlns:w10="urn:schemas-microsoft-com:office:word" xmlns:w="http://schemas.openxmlformats.org/wordprocessingml/2006/main" xmlns:w14="http://schemas.microsoft.com/office/word/2010/wordml" xmlns:w15="http://schemas.microsoft.com/office/word/2012/wordml" xmlns:w16cex="http://schemas.microsoft.com/office/word/2018/wordml/cex" xmlns:w16cid="http://schemas.microsoft.com/office/word/2016/wordml/cid" xmlns:w16="http://schemas.microsoft.com/office/word/2018/wordml" xmlns:w16du="http://schemas.microsoft.com/office/word/2023/wordml/word16du" xmlns:w16sdtdh="http://schemas.microsoft.com/office/word/2020/wordml/sdtdatahash" xmlns:w16sdtfl="http://schemas.microsoft.com/office/word/2024/wordml/sdtformatlock" xmlns:w16se="http://schemas.microsoft.com/office/word/2015/wordml/symex" xmlns:wpg="http://schemas.microsoft.com/office/word/2010/wordprocessingGroup" xmlns:wpi="http://schemas.microsoft.com/office/word/2010/wordprocessingInk" xmlns:wne="http://schemas.microsoft.com/office/word/2006/wordml" xmlns:wps="http://schemas.microsoft.com/office/word/2010/wordprocessingShape" mc:Ignorable="w14 w15 w16se w16cid w16 w16cex w16sdtdh w16sdtfl w16du wp14">
   <w:p>
     <w:pPr>
       <w:pStyle w:val="Piedepgina"/>
@@ -7093,7 +10521,7 @@
 </file>
 
 <file path=word/footnotes.xml><?xml version="1.0" encoding="utf-8"?>
-<w:footnotes xmlns:wpc="http://schemas.microsoft.com/office/word/2010/wordprocessingCanvas" xmlns:cx="http://schemas.microsoft.com/office/drawing/2014/chartex" xmlns:cx1="http://schemas.microsoft.com/office/drawing/2015/9/8/chartex" xmlns:cx2="http://schemas.microsoft.com/office/drawing/2015/10/21/chartex" xmlns:cx3="http://schemas.microsoft.com/office/drawing/2016/5/9/chartex" xmlns:cx4="http://schemas.microsoft.com/office/drawing/2016/5/10/chartex" xmlns:cx5="http://schemas.microsoft.com/office/drawing/2016/5/11/chartex" xmlns:cx6="http://schemas.microsoft.com/office/drawing/2016/5/12/chartex" xmlns:cx7="http://schemas.microsoft.com/office/drawing/2016/5/13/chartex" xmlns:cx8="http://schemas.microsoft.com/office/drawing/2016/5/14/chartex" xmlns:mc="http://schemas.openxmlformats.org/markup-compatibility/2006" xmlns:aink="http://schemas.microsoft.com/office/drawing/2016/ink" xmlns:am3d="http://schemas.microsoft.com/office/drawing/2017/model3d" xmlns:o="urn:schemas-microsoft-com:office:office" xmlns:oel="http://schemas.microsoft.com/office/2019/extlst" xmlns:r="http://schemas.openxmlformats.org/officeDocument/2006/relationships" xmlns:m="http://schemas.openxmlformats.org/officeDocument/2006/math" xmlns:v="urn:schemas-microsoft-com:vml" xmlns:wp14="http://schemas.microsoft.com/office/word/2010/wordprocessingDrawing" xmlns:wp="http://schemas.openxmlformats.org/drawingml/2006/wordprocessingDrawing" xmlns:w10="urn:schemas-microsoft-com:office:word" xmlns:w="http://schemas.openxmlformats.org/wordprocessingml/2006/main" xmlns:w14="http://schemas.microsoft.com/office/word/2010/wordml" xmlns:w15="http://schemas.microsoft.com/office/word/2012/wordml" xmlns:w16cex="http://schemas.microsoft.com/office/word/2018/wordml/cex" xmlns:w16cid="http://schemas.microsoft.com/office/word/2016/wordml/cid" xmlns:w16="http://schemas.microsoft.com/office/word/2018/wordml" xmlns:w16sdtdh="http://schemas.microsoft.com/office/word/2020/wordml/sdtdatahash" xmlns:w16se="http://schemas.microsoft.com/office/word/2015/wordml/symex" xmlns:wpg="http://schemas.microsoft.com/office/word/2010/wordprocessingGroup" xmlns:wpi="http://schemas.microsoft.com/office/word/2010/wordprocessingInk" xmlns:wne="http://schemas.microsoft.com/office/word/2006/wordml" xmlns:wps="http://schemas.microsoft.com/office/word/2010/wordprocessingShape" mc:Ignorable="w14 w15 w16se w16cid w16 w16cex w16sdtdh wp14">
+<w:footnotes xmlns:wpc="http://schemas.microsoft.com/office/word/2010/wordprocessingCanvas" xmlns:cx="http://schemas.microsoft.com/office/drawing/2014/chartex" xmlns:cx1="http://schemas.microsoft.com/office/drawing/2015/9/8/chartex" xmlns:cx2="http://schemas.microsoft.com/office/drawing/2015/10/21/chartex" xmlns:cx3="http://schemas.microsoft.com/office/drawing/2016/5/9/chartex" xmlns:cx4="http://schemas.microsoft.com/office/drawing/2016/5/10/chartex" xmlns:cx5="http://schemas.microsoft.com/office/drawing/2016/5/11/chartex" xmlns:cx6="http://schemas.microsoft.com/office/drawing/2016/5/12/chartex" xmlns:cx7="http://schemas.microsoft.com/office/drawing/2016/5/13/chartex" xmlns:cx8="http://schemas.microsoft.com/office/drawing/2016/5/14/chartex" xmlns:mc="http://schemas.openxmlformats.org/markup-compatibility/2006" xmlns:aink="http://schemas.microsoft.com/office/drawing/2016/ink" xmlns:am3d="http://schemas.microsoft.com/office/drawing/2017/model3d" xmlns:o="urn:schemas-microsoft-com:office:office" xmlns:oel="http://schemas.microsoft.com/office/2019/extlst" xmlns:r="http://schemas.openxmlformats.org/officeDocument/2006/relationships" xmlns:m="http://schemas.openxmlformats.org/officeDocument/2006/math" xmlns:v="urn:schemas-microsoft-com:vml" xmlns:wp14="http://schemas.microsoft.com/office/word/2010/wordprocessingDrawing" xmlns:wp="http://schemas.openxmlformats.org/drawingml/2006/wordprocessingDrawing" xmlns:w10="urn:schemas-microsoft-com:office:word" xmlns:w="http://schemas.openxmlformats.org/wordprocessingml/2006/main" xmlns:w14="http://schemas.microsoft.com/office/word/2010/wordml" xmlns:w15="http://schemas.microsoft.com/office/word/2012/wordml" xmlns:w16cex="http://schemas.microsoft.com/office/word/2018/wordml/cex" xmlns:w16cid="http://schemas.microsoft.com/office/word/2016/wordml/cid" xmlns:w16="http://schemas.microsoft.com/office/word/2018/wordml" xmlns:w16du="http://schemas.microsoft.com/office/word/2023/wordml/word16du" xmlns:w16sdtdh="http://schemas.microsoft.com/office/word/2020/wordml/sdtdatahash" xmlns:w16sdtfl="http://schemas.microsoft.com/office/word/2024/wordml/sdtformatlock" xmlns:w16se="http://schemas.microsoft.com/office/word/2015/wordml/symex" xmlns:wpg="http://schemas.microsoft.com/office/word/2010/wordprocessingGroup" xmlns:wpi="http://schemas.microsoft.com/office/word/2010/wordprocessingInk" xmlns:wne="http://schemas.microsoft.com/office/word/2006/wordml" xmlns:wps="http://schemas.microsoft.com/office/word/2010/wordprocessingShape" mc:Ignorable="w14 w15 w16se w16cid w16 w16cex w16sdtdh w16sdtfl w16du wp14">
   <w:footnote w:type="separator" w:id="-1">
     <w:p>
       <w:r>
@@ -7361,7 +10789,7 @@
 </file>
 
 <file path=word/header1.xml><?xml version="1.0" encoding="utf-8"?>
-<w:hdr xmlns:wpc="http://schemas.microsoft.com/office/word/2010/wordprocessingCanvas" xmlns:cx="http://schemas.microsoft.com/office/drawing/2014/chartex" xmlns:cx1="http://schemas.microsoft.com/office/drawing/2015/9/8/chartex" xmlns:cx2="http://schemas.microsoft.com/office/drawing/2015/10/21/chartex" xmlns:cx3="http://schemas.microsoft.com/office/drawing/2016/5/9/chartex" xmlns:cx4="http://schemas.microsoft.com/office/drawing/2016/5/10/chartex" xmlns:cx5="http://schemas.microsoft.com/office/drawing/2016/5/11/chartex" xmlns:cx6="http://schemas.microsoft.com/office/drawing/2016/5/12/chartex" xmlns:cx7="http://schemas.microsoft.com/office/drawing/2016/5/13/chartex" xmlns:cx8="http://schemas.microsoft.com/office/drawing/2016/5/14/chartex" xmlns:mc="http://schemas.openxmlformats.org/markup-compatibility/2006" xmlns:aink="http://schemas.microsoft.com/office/drawing/2016/ink" xmlns:am3d="http://schemas.microsoft.com/office/drawing/2017/model3d" xmlns:o="urn:schemas-microsoft-com:office:office" xmlns:oel="http://schemas.microsoft.com/office/2019/extlst" xmlns:r="http://schemas.openxmlformats.org/officeDocument/2006/relationships" xmlns:m="http://schemas.openxmlformats.org/officeDocument/2006/math" xmlns:v="urn:schemas-microsoft-com:vml" xmlns:wp14="http://schemas.microsoft.com/office/word/2010/wordprocessingDrawing" xmlns:wp="http://schemas.openxmlformats.org/drawingml/2006/wordprocessingDrawing" xmlns:w10="urn:schemas-microsoft-com:office:word" xmlns:w="http://schemas.openxmlformats.org/wordprocessingml/2006/main" xmlns:w14="http://schemas.microsoft.com/office/word/2010/wordml" xmlns:w15="http://schemas.microsoft.com/office/word/2012/wordml" xmlns:w16cex="http://schemas.microsoft.com/office/word/2018/wordml/cex" xmlns:w16cid="http://schemas.microsoft.com/office/word/2016/wordml/cid" xmlns:w16="http://schemas.microsoft.com/office/word/2018/wordml" xmlns:w16sdtdh="http://schemas.microsoft.com/office/word/2020/wordml/sdtdatahash" xmlns:w16se="http://schemas.microsoft.com/office/word/2015/wordml/symex" xmlns:wpg="http://schemas.microsoft.com/office/word/2010/wordprocessingGroup" xmlns:wpi="http://schemas.microsoft.com/office/word/2010/wordprocessingInk" xmlns:wne="http://schemas.microsoft.com/office/word/2006/wordml" xmlns:wps="http://schemas.microsoft.com/office/word/2010/wordprocessingShape" mc:Ignorable="w14 w15 w16se w16cid w16 w16cex w16sdtdh wp14">
+<w:hdr xmlns:wpc="http://schemas.microsoft.com/office/word/2010/wordprocessingCanvas" xmlns:cx="http://schemas.microsoft.com/office/drawing/2014/chartex" xmlns:cx1="http://schemas.microsoft.com/office/drawing/2015/9/8/chartex" xmlns:cx2="http://schemas.microsoft.com/office/drawing/2015/10/21/chartex" xmlns:cx3="http://schemas.microsoft.com/office/drawing/2016/5/9/chartex" xmlns:cx4="http://schemas.microsoft.com/office/drawing/2016/5/10/chartex" xmlns:cx5="http://schemas.microsoft.com/office/drawing/2016/5/11/chartex" xmlns:cx6="http://schemas.microsoft.com/office/drawing/2016/5/12/chartex" xmlns:cx7="http://schemas.microsoft.com/office/drawing/2016/5/13/chartex" xmlns:cx8="http://schemas.microsoft.com/office/drawing/2016/5/14/chartex" xmlns:mc="http://schemas.openxmlformats.org/markup-compatibility/2006" xmlns:aink="http://schemas.microsoft.com/office/drawing/2016/ink" xmlns:am3d="http://schemas.microsoft.com/office/drawing/2017/model3d" xmlns:o="urn:schemas-microsoft-com:office:office" xmlns:oel="http://schemas.microsoft.com/office/2019/extlst" xmlns:r="http://schemas.openxmlformats.org/officeDocument/2006/relationships" xmlns:m="http://schemas.openxmlformats.org/officeDocument/2006/math" xmlns:v="urn:schemas-microsoft-com:vml" xmlns:wp14="http://schemas.microsoft.com/office/word/2010/wordprocessingDrawing" xmlns:wp="http://schemas.openxmlformats.org/drawingml/2006/wordprocessingDrawing" xmlns:w10="urn:schemas-microsoft-com:office:word" xmlns:w="http://schemas.openxmlformats.org/wordprocessingml/2006/main" xmlns:w14="http://schemas.microsoft.com/office/word/2010/wordml" xmlns:w15="http://schemas.microsoft.com/office/word/2012/wordml" xmlns:w16cex="http://schemas.microsoft.com/office/word/2018/wordml/cex" xmlns:w16cid="http://schemas.microsoft.com/office/word/2016/wordml/cid" xmlns:w16="http://schemas.microsoft.com/office/word/2018/wordml" xmlns:w16du="http://schemas.microsoft.com/office/word/2023/wordml/word16du" xmlns:w16sdtdh="http://schemas.microsoft.com/office/word/2020/wordml/sdtdatahash" xmlns:w16sdtfl="http://schemas.microsoft.com/office/word/2024/wordml/sdtformatlock" xmlns:w16se="http://schemas.microsoft.com/office/word/2015/wordml/symex" xmlns:wpg="http://schemas.microsoft.com/office/word/2010/wordprocessingGroup" xmlns:wpi="http://schemas.microsoft.com/office/word/2010/wordprocessingInk" xmlns:wne="http://schemas.microsoft.com/office/word/2006/wordml" xmlns:wps="http://schemas.microsoft.com/office/word/2010/wordprocessingShape" mc:Ignorable="w14 w15 w16se w16cid w16 w16cex w16sdtdh w16sdtfl w16du wp14">
   <w:p>
     <w:pPr>
       <w:pStyle w:val="Encabezado"/>
@@ -7461,8 +10889,157 @@
 </file>
 
 <file path=word/numbering.xml><?xml version="1.0" encoding="utf-8"?>
-<w:numbering xmlns:wpc="http://schemas.microsoft.com/office/word/2010/wordprocessingCanvas" xmlns:cx="http://schemas.microsoft.com/office/drawing/2014/chartex" xmlns:cx1="http://schemas.microsoft.com/office/drawing/2015/9/8/chartex" xmlns:cx2="http://schemas.microsoft.com/office/drawing/2015/10/21/chartex" xmlns:cx3="http://schemas.microsoft.com/office/drawing/2016/5/9/chartex" xmlns:cx4="http://schemas.microsoft.com/office/drawing/2016/5/10/chartex" xmlns:cx5="http://schemas.microsoft.com/office/drawing/2016/5/11/chartex" xmlns:cx6="http://schemas.microsoft.com/office/drawing/2016/5/12/chartex" xmlns:cx7="http://schemas.microsoft.com/office/drawing/2016/5/13/chartex" xmlns:cx8="http://schemas.microsoft.com/office/drawing/2016/5/14/chartex" xmlns:mc="http://schemas.openxmlformats.org/markup-compatibility/2006" xmlns:aink="http://schemas.microsoft.com/office/drawing/2016/ink" xmlns:am3d="http://schemas.microsoft.com/office/drawing/2017/model3d" xmlns:o="urn:schemas-microsoft-com:office:office" xmlns:oel="http://schemas.microsoft.com/office/2019/extlst" xmlns:r="http://schemas.openxmlformats.org/officeDocument/2006/relationships" xmlns:m="http://schemas.openxmlformats.org/officeDocument/2006/math" xmlns:v="urn:schemas-microsoft-com:vml" xmlns:wp14="http://schemas.microsoft.com/office/word/2010/wordprocessingDrawing" xmlns:wp="http://schemas.openxmlformats.org/drawingml/2006/wordprocessingDrawing" xmlns:w10="urn:schemas-microsoft-com:office:word" xmlns:w="http://schemas.openxmlformats.org/wordprocessingml/2006/main" xmlns:w14="http://schemas.microsoft.com/office/word/2010/wordml" xmlns:w15="http://schemas.microsoft.com/office/word/2012/wordml" xmlns:w16cex="http://schemas.microsoft.com/office/word/2018/wordml/cex" xmlns:w16cid="http://schemas.microsoft.com/office/word/2016/wordml/cid" xmlns:w16="http://schemas.microsoft.com/office/word/2018/wordml" xmlns:w16sdtdh="http://schemas.microsoft.com/office/word/2020/wordml/sdtdatahash" xmlns:w16se="http://schemas.microsoft.com/office/word/2015/wordml/symex" xmlns:wpg="http://schemas.microsoft.com/office/word/2010/wordprocessingGroup" xmlns:wpi="http://schemas.microsoft.com/office/word/2010/wordprocessingInk" xmlns:wne="http://schemas.microsoft.com/office/word/2006/wordml" xmlns:wps="http://schemas.microsoft.com/office/word/2010/wordprocessingShape" mc:Ignorable="w14 w15 w16se w16cid w16 w16cex w16sdtdh wp14">
+<w:numbering xmlns:wpc="http://schemas.microsoft.com/office/word/2010/wordprocessingCanvas" xmlns:cx="http://schemas.microsoft.com/office/drawing/2014/chartex" xmlns:cx1="http://schemas.microsoft.com/office/drawing/2015/9/8/chartex" xmlns:cx2="http://schemas.microsoft.com/office/drawing/2015/10/21/chartex" xmlns:cx3="http://schemas.microsoft.com/office/drawing/2016/5/9/chartex" xmlns:cx4="http://schemas.microsoft.com/office/drawing/2016/5/10/chartex" xmlns:cx5="http://schemas.microsoft.com/office/drawing/2016/5/11/chartex" xmlns:cx6="http://schemas.microsoft.com/office/drawing/2016/5/12/chartex" xmlns:cx7="http://schemas.microsoft.com/office/drawing/2016/5/13/chartex" xmlns:cx8="http://schemas.microsoft.com/office/drawing/2016/5/14/chartex" xmlns:mc="http://schemas.openxmlformats.org/markup-compatibility/2006" xmlns:aink="http://schemas.microsoft.com/office/drawing/2016/ink" xmlns:am3d="http://schemas.microsoft.com/office/drawing/2017/model3d" xmlns:o="urn:schemas-microsoft-com:office:office" xmlns:oel="http://schemas.microsoft.com/office/2019/extlst" xmlns:r="http://schemas.openxmlformats.org/officeDocument/2006/relationships" xmlns:m="http://schemas.openxmlformats.org/officeDocument/2006/math" xmlns:v="urn:schemas-microsoft-com:vml" xmlns:wp14="http://schemas.microsoft.com/office/word/2010/wordprocessingDrawing" xmlns:wp="http://schemas.openxmlformats.org/drawingml/2006/wordprocessingDrawing" xmlns:w10="urn:schemas-microsoft-com:office:word" xmlns:w="http://schemas.openxmlformats.org/wordprocessingml/2006/main" xmlns:w14="http://schemas.microsoft.com/office/word/2010/wordml" xmlns:w15="http://schemas.microsoft.com/office/word/2012/wordml" xmlns:w16cex="http://schemas.microsoft.com/office/word/2018/wordml/cex" xmlns:w16cid="http://schemas.microsoft.com/office/word/2016/wordml/cid" xmlns:w16="http://schemas.microsoft.com/office/word/2018/wordml" xmlns:w16du="http://schemas.microsoft.com/office/word/2023/wordml/word16du" xmlns:w16sdtdh="http://schemas.microsoft.com/office/word/2020/wordml/sdtdatahash" xmlns:w16sdtfl="http://schemas.microsoft.com/office/word/2024/wordml/sdtformatlock" xmlns:w16se="http://schemas.microsoft.com/office/word/2015/wordml/symex" xmlns:wpg="http://schemas.microsoft.com/office/word/2010/wordprocessingGroup" xmlns:wpi="http://schemas.microsoft.com/office/word/2010/wordprocessingInk" xmlns:wne="http://schemas.microsoft.com/office/word/2006/wordml" xmlns:wps="http://schemas.microsoft.com/office/word/2010/wordprocessingShape" mc:Ignorable="w14 w15 w16se w16cid w16 w16cex w16sdtdh w16sdtfl w16du wp14">
   <w:abstractNum w:abstractNumId="0" w15:restartNumberingAfterBreak="0">
+    <w:nsid w:val="039817B8"/>
+    <w:multiLevelType w:val="multilevel"/>
+    <w:tmpl w:val="57D891A4"/>
+    <w:lvl w:ilvl="0">
+      <w:start w:val="1"/>
+      <w:numFmt w:val="bullet"/>
+      <w:lvlText w:val=""/>
+      <w:lvlJc w:val="left"/>
+      <w:pPr>
+        <w:tabs>
+          <w:tab w:val="num" w:pos="720"/>
+        </w:tabs>
+        <w:ind w:left="720" w:hanging="360"/>
+      </w:pPr>
+      <w:rPr>
+        <w:rFonts w:ascii="Symbol" w:hAnsi="Symbol" w:hint="default"/>
+        <w:sz w:val="20"/>
+      </w:rPr>
+    </w:lvl>
+    <w:lvl w:ilvl="1">
+      <w:start w:val="1"/>
+      <w:numFmt w:val="bullet"/>
+      <w:lvlText w:val="o"/>
+      <w:lvlJc w:val="left"/>
+      <w:pPr>
+        <w:tabs>
+          <w:tab w:val="num" w:pos="1440"/>
+        </w:tabs>
+        <w:ind w:left="1440" w:hanging="360"/>
+      </w:pPr>
+      <w:rPr>
+        <w:rFonts w:ascii="Courier New" w:hAnsi="Courier New" w:hint="default"/>
+        <w:sz w:val="20"/>
+      </w:rPr>
+    </w:lvl>
+    <w:lvl w:ilvl="2" w:tentative="1">
+      <w:start w:val="1"/>
+      <w:numFmt w:val="bullet"/>
+      <w:lvlText w:val=""/>
+      <w:lvlJc w:val="left"/>
+      <w:pPr>
+        <w:tabs>
+          <w:tab w:val="num" w:pos="2160"/>
+        </w:tabs>
+        <w:ind w:left="2160" w:hanging="360"/>
+      </w:pPr>
+      <w:rPr>
+        <w:rFonts w:ascii="Wingdings" w:hAnsi="Wingdings" w:hint="default"/>
+        <w:sz w:val="20"/>
+      </w:rPr>
+    </w:lvl>
+    <w:lvl w:ilvl="3" w:tentative="1">
+      <w:start w:val="1"/>
+      <w:numFmt w:val="bullet"/>
+      <w:lvlText w:val=""/>
+      <w:lvlJc w:val="left"/>
+      <w:pPr>
+        <w:tabs>
+          <w:tab w:val="num" w:pos="2880"/>
+        </w:tabs>
+        <w:ind w:left="2880" w:hanging="360"/>
+      </w:pPr>
+      <w:rPr>
+        <w:rFonts w:ascii="Wingdings" w:hAnsi="Wingdings" w:hint="default"/>
+        <w:sz w:val="20"/>
+      </w:rPr>
+    </w:lvl>
+    <w:lvl w:ilvl="4" w:tentative="1">
+      <w:start w:val="1"/>
+      <w:numFmt w:val="bullet"/>
+      <w:lvlText w:val=""/>
+      <w:lvlJc w:val="left"/>
+      <w:pPr>
+        <w:tabs>
+          <w:tab w:val="num" w:pos="3600"/>
+        </w:tabs>
+        <w:ind w:left="3600" w:hanging="360"/>
+      </w:pPr>
+      <w:rPr>
+        <w:rFonts w:ascii="Wingdings" w:hAnsi="Wingdings" w:hint="default"/>
+        <w:sz w:val="20"/>
+      </w:rPr>
+    </w:lvl>
+    <w:lvl w:ilvl="5" w:tentative="1">
+      <w:start w:val="1"/>
+      <w:numFmt w:val="bullet"/>
+      <w:lvlText w:val=""/>
+      <w:lvlJc w:val="left"/>
+      <w:pPr>
+        <w:tabs>
+          <w:tab w:val="num" w:pos="4320"/>
+        </w:tabs>
+        <w:ind w:left="4320" w:hanging="360"/>
+      </w:pPr>
+      <w:rPr>
+        <w:rFonts w:ascii="Wingdings" w:hAnsi="Wingdings" w:hint="default"/>
+        <w:sz w:val="20"/>
+      </w:rPr>
+    </w:lvl>
+    <w:lvl w:ilvl="6" w:tentative="1">
+      <w:start w:val="1"/>
+      <w:numFmt w:val="bullet"/>
+      <w:lvlText w:val=""/>
+      <w:lvlJc w:val="left"/>
+      <w:pPr>
+        <w:tabs>
+          <w:tab w:val="num" w:pos="5040"/>
+        </w:tabs>
+        <w:ind w:left="5040" w:hanging="360"/>
+      </w:pPr>
+      <w:rPr>
+        <w:rFonts w:ascii="Wingdings" w:hAnsi="Wingdings" w:hint="default"/>
+        <w:sz w:val="20"/>
+      </w:rPr>
+    </w:lvl>
+    <w:lvl w:ilvl="7" w:tentative="1">
+      <w:start w:val="1"/>
+      <w:numFmt w:val="bullet"/>
+      <w:lvlText w:val=""/>
+      <w:lvlJc w:val="left"/>
+      <w:pPr>
+        <w:tabs>
+          <w:tab w:val="num" w:pos="5760"/>
+        </w:tabs>
+        <w:ind w:left="5760" w:hanging="360"/>
+      </w:pPr>
+      <w:rPr>
+        <w:rFonts w:ascii="Wingdings" w:hAnsi="Wingdings" w:hint="default"/>
+        <w:sz w:val="20"/>
+      </w:rPr>
+    </w:lvl>
+    <w:lvl w:ilvl="8" w:tentative="1">
+      <w:start w:val="1"/>
+      <w:numFmt w:val="bullet"/>
+      <w:lvlText w:val=""/>
+      <w:lvlJc w:val="left"/>
+      <w:pPr>
+        <w:tabs>
+          <w:tab w:val="num" w:pos="6480"/>
+        </w:tabs>
+        <w:ind w:left="6480" w:hanging="360"/>
+      </w:pPr>
+      <w:rPr>
+        <w:rFonts w:ascii="Wingdings" w:hAnsi="Wingdings" w:hint="default"/>
+        <w:sz w:val="20"/>
+      </w:rPr>
+    </w:lvl>
+  </w:abstractNum>
+  <w:abstractNum w:abstractNumId="1" w15:restartNumberingAfterBreak="0">
     <w:nsid w:val="08183884"/>
     <w:multiLevelType w:val="hybridMultilevel"/>
     <w:tmpl w:val="BA76E7FE"/>
@@ -7575,7 +11152,7 @@
       </w:rPr>
     </w:lvl>
   </w:abstractNum>
-  <w:abstractNum w:abstractNumId="1" w15:restartNumberingAfterBreak="0">
+  <w:abstractNum w:abstractNumId="2" w15:restartNumberingAfterBreak="0">
     <w:nsid w:val="09F10A27"/>
     <w:multiLevelType w:val="hybridMultilevel"/>
     <w:tmpl w:val="587049A6"/>
@@ -7688,7 +11265,7 @@
       </w:rPr>
     </w:lvl>
   </w:abstractNum>
-  <w:abstractNum w:abstractNumId="2" w15:restartNumberingAfterBreak="0">
+  <w:abstractNum w:abstractNumId="3" w15:restartNumberingAfterBreak="0">
     <w:nsid w:val="0CFD79BA"/>
     <w:multiLevelType w:val="hybridMultilevel"/>
     <w:tmpl w:val="52F8563E"/>
@@ -7804,7 +11381,7 @@
       </w:rPr>
     </w:lvl>
   </w:abstractNum>
-  <w:abstractNum w:abstractNumId="3" w15:restartNumberingAfterBreak="0">
+  <w:abstractNum w:abstractNumId="4" w15:restartNumberingAfterBreak="0">
     <w:nsid w:val="0E922D88"/>
     <w:multiLevelType w:val="multilevel"/>
     <w:tmpl w:val="E26845FE"/>
@@ -7917,7 +11494,7 @@
       </w:rPr>
     </w:lvl>
   </w:abstractNum>
-  <w:abstractNum w:abstractNumId="4" w15:restartNumberingAfterBreak="0">
+  <w:abstractNum w:abstractNumId="5" w15:restartNumberingAfterBreak="0">
     <w:nsid w:val="0F166A78"/>
     <w:multiLevelType w:val="hybridMultilevel"/>
     <w:tmpl w:val="08FC162C"/>
@@ -8030,7 +11607,7 @@
       </w:rPr>
     </w:lvl>
   </w:abstractNum>
-  <w:abstractNum w:abstractNumId="5" w15:restartNumberingAfterBreak="0">
+  <w:abstractNum w:abstractNumId="6" w15:restartNumberingAfterBreak="0">
     <w:nsid w:val="0F1B8838"/>
     <w:multiLevelType w:val="hybridMultilevel"/>
     <w:tmpl w:val="92A404CA"/>
@@ -8143,7 +11720,7 @@
       </w:rPr>
     </w:lvl>
   </w:abstractNum>
-  <w:abstractNum w:abstractNumId="6" w15:restartNumberingAfterBreak="0">
+  <w:abstractNum w:abstractNumId="7" w15:restartNumberingAfterBreak="0">
     <w:nsid w:val="14570D93"/>
     <w:multiLevelType w:val="hybridMultilevel"/>
     <w:tmpl w:val="FE268478"/>
@@ -8256,7 +11833,245 @@
       </w:rPr>
     </w:lvl>
   </w:abstractNum>
-  <w:abstractNum w:abstractNumId="7" w15:restartNumberingAfterBreak="0">
+  <w:abstractNum w:abstractNumId="8" w15:restartNumberingAfterBreak="0">
+    <w:nsid w:val="19894A29"/>
+    <w:multiLevelType w:val="multilevel"/>
+    <w:tmpl w:val="91D41652"/>
+    <w:lvl w:ilvl="0">
+      <w:start w:val="1"/>
+      <w:numFmt w:val="bullet"/>
+      <w:lvlText w:val=""/>
+      <w:lvlJc w:val="left"/>
+      <w:pPr>
+        <w:tabs>
+          <w:tab w:val="num" w:pos="720"/>
+        </w:tabs>
+        <w:ind w:left="720" w:hanging="360"/>
+      </w:pPr>
+      <w:rPr>
+        <w:rFonts w:ascii="Symbol" w:hAnsi="Symbol" w:hint="default"/>
+        <w:sz w:val="20"/>
+      </w:rPr>
+    </w:lvl>
+    <w:lvl w:ilvl="1" w:tentative="1">
+      <w:start w:val="1"/>
+      <w:numFmt w:val="bullet"/>
+      <w:lvlText w:val="o"/>
+      <w:lvlJc w:val="left"/>
+      <w:pPr>
+        <w:tabs>
+          <w:tab w:val="num" w:pos="1440"/>
+        </w:tabs>
+        <w:ind w:left="1440" w:hanging="360"/>
+      </w:pPr>
+      <w:rPr>
+        <w:rFonts w:ascii="Courier New" w:hAnsi="Courier New" w:hint="default"/>
+        <w:sz w:val="20"/>
+      </w:rPr>
+    </w:lvl>
+    <w:lvl w:ilvl="2" w:tentative="1">
+      <w:start w:val="1"/>
+      <w:numFmt w:val="bullet"/>
+      <w:lvlText w:val=""/>
+      <w:lvlJc w:val="left"/>
+      <w:pPr>
+        <w:tabs>
+          <w:tab w:val="num" w:pos="2160"/>
+        </w:tabs>
+        <w:ind w:left="2160" w:hanging="360"/>
+      </w:pPr>
+      <w:rPr>
+        <w:rFonts w:ascii="Wingdings" w:hAnsi="Wingdings" w:hint="default"/>
+        <w:sz w:val="20"/>
+      </w:rPr>
+    </w:lvl>
+    <w:lvl w:ilvl="3" w:tentative="1">
+      <w:start w:val="1"/>
+      <w:numFmt w:val="bullet"/>
+      <w:lvlText w:val=""/>
+      <w:lvlJc w:val="left"/>
+      <w:pPr>
+        <w:tabs>
+          <w:tab w:val="num" w:pos="2880"/>
+        </w:tabs>
+        <w:ind w:left="2880" w:hanging="360"/>
+      </w:pPr>
+      <w:rPr>
+        <w:rFonts w:ascii="Wingdings" w:hAnsi="Wingdings" w:hint="default"/>
+        <w:sz w:val="20"/>
+      </w:rPr>
+    </w:lvl>
+    <w:lvl w:ilvl="4" w:tentative="1">
+      <w:start w:val="1"/>
+      <w:numFmt w:val="bullet"/>
+      <w:lvlText w:val=""/>
+      <w:lvlJc w:val="left"/>
+      <w:pPr>
+        <w:tabs>
+          <w:tab w:val="num" w:pos="3600"/>
+        </w:tabs>
+        <w:ind w:left="3600" w:hanging="360"/>
+      </w:pPr>
+      <w:rPr>
+        <w:rFonts w:ascii="Wingdings" w:hAnsi="Wingdings" w:hint="default"/>
+        <w:sz w:val="20"/>
+      </w:rPr>
+    </w:lvl>
+    <w:lvl w:ilvl="5" w:tentative="1">
+      <w:start w:val="1"/>
+      <w:numFmt w:val="bullet"/>
+      <w:lvlText w:val=""/>
+      <w:lvlJc w:val="left"/>
+      <w:pPr>
+        <w:tabs>
+          <w:tab w:val="num" w:pos="4320"/>
+        </w:tabs>
+        <w:ind w:left="4320" w:hanging="360"/>
+      </w:pPr>
+      <w:rPr>
+        <w:rFonts w:ascii="Wingdings" w:hAnsi="Wingdings" w:hint="default"/>
+        <w:sz w:val="20"/>
+      </w:rPr>
+    </w:lvl>
+    <w:lvl w:ilvl="6" w:tentative="1">
+      <w:start w:val="1"/>
+      <w:numFmt w:val="bullet"/>
+      <w:lvlText w:val=""/>
+      <w:lvlJc w:val="left"/>
+      <w:pPr>
+        <w:tabs>
+          <w:tab w:val="num" w:pos="5040"/>
+        </w:tabs>
+        <w:ind w:left="5040" w:hanging="360"/>
+      </w:pPr>
+      <w:rPr>
+        <w:rFonts w:ascii="Wingdings" w:hAnsi="Wingdings" w:hint="default"/>
+        <w:sz w:val="20"/>
+      </w:rPr>
+    </w:lvl>
+    <w:lvl w:ilvl="7" w:tentative="1">
+      <w:start w:val="1"/>
+      <w:numFmt w:val="bullet"/>
+      <w:lvlText w:val=""/>
+      <w:lvlJc w:val="left"/>
+      <w:pPr>
+        <w:tabs>
+          <w:tab w:val="num" w:pos="5760"/>
+        </w:tabs>
+        <w:ind w:left="5760" w:hanging="360"/>
+      </w:pPr>
+      <w:rPr>
+        <w:rFonts w:ascii="Wingdings" w:hAnsi="Wingdings" w:hint="default"/>
+        <w:sz w:val="20"/>
+      </w:rPr>
+    </w:lvl>
+    <w:lvl w:ilvl="8" w:tentative="1">
+      <w:start w:val="1"/>
+      <w:numFmt w:val="bullet"/>
+      <w:lvlText w:val=""/>
+      <w:lvlJc w:val="left"/>
+      <w:pPr>
+        <w:tabs>
+          <w:tab w:val="num" w:pos="6480"/>
+        </w:tabs>
+        <w:ind w:left="6480" w:hanging="360"/>
+      </w:pPr>
+      <w:rPr>
+        <w:rFonts w:ascii="Wingdings" w:hAnsi="Wingdings" w:hint="default"/>
+        <w:sz w:val="20"/>
+      </w:rPr>
+    </w:lvl>
+  </w:abstractNum>
+  <w:abstractNum w:abstractNumId="9" w15:restartNumberingAfterBreak="0">
+    <w:nsid w:val="1C5E7A56"/>
+    <w:multiLevelType w:val="hybridMultilevel"/>
+    <w:tmpl w:val="97FAC91E"/>
+    <w:lvl w:ilvl="0" w:tplc="340A000F">
+      <w:start w:val="1"/>
+      <w:numFmt w:val="decimal"/>
+      <w:lvlText w:val="%1."/>
+      <w:lvlJc w:val="left"/>
+      <w:pPr>
+        <w:ind w:left="720" w:hanging="360"/>
+      </w:pPr>
+      <w:rPr>
+        <w:rFonts w:hint="default"/>
+      </w:rPr>
+    </w:lvl>
+    <w:lvl w:ilvl="1" w:tplc="340A0019" w:tentative="1">
+      <w:start w:val="1"/>
+      <w:numFmt w:val="lowerLetter"/>
+      <w:lvlText w:val="%2."/>
+      <w:lvlJc w:val="left"/>
+      <w:pPr>
+        <w:ind w:left="1440" w:hanging="360"/>
+      </w:pPr>
+    </w:lvl>
+    <w:lvl w:ilvl="2" w:tplc="340A001B" w:tentative="1">
+      <w:start w:val="1"/>
+      <w:numFmt w:val="lowerRoman"/>
+      <w:lvlText w:val="%3."/>
+      <w:lvlJc w:val="right"/>
+      <w:pPr>
+        <w:ind w:left="2160" w:hanging="180"/>
+      </w:pPr>
+    </w:lvl>
+    <w:lvl w:ilvl="3" w:tplc="340A000F" w:tentative="1">
+      <w:start w:val="1"/>
+      <w:numFmt w:val="decimal"/>
+      <w:lvlText w:val="%4."/>
+      <w:lvlJc w:val="left"/>
+      <w:pPr>
+        <w:ind w:left="2880" w:hanging="360"/>
+      </w:pPr>
+    </w:lvl>
+    <w:lvl w:ilvl="4" w:tplc="340A0019" w:tentative="1">
+      <w:start w:val="1"/>
+      <w:numFmt w:val="lowerLetter"/>
+      <w:lvlText w:val="%5."/>
+      <w:lvlJc w:val="left"/>
+      <w:pPr>
+        <w:ind w:left="3600" w:hanging="360"/>
+      </w:pPr>
+    </w:lvl>
+    <w:lvl w:ilvl="5" w:tplc="340A001B" w:tentative="1">
+      <w:start w:val="1"/>
+      <w:numFmt w:val="lowerRoman"/>
+      <w:lvlText w:val="%6."/>
+      <w:lvlJc w:val="right"/>
+      <w:pPr>
+        <w:ind w:left="4320" w:hanging="180"/>
+      </w:pPr>
+    </w:lvl>
+    <w:lvl w:ilvl="6" w:tplc="340A000F" w:tentative="1">
+      <w:start w:val="1"/>
+      <w:numFmt w:val="decimal"/>
+      <w:lvlText w:val="%7."/>
+      <w:lvlJc w:val="left"/>
+      <w:pPr>
+        <w:ind w:left="5040" w:hanging="360"/>
+      </w:pPr>
+    </w:lvl>
+    <w:lvl w:ilvl="7" w:tplc="340A0019" w:tentative="1">
+      <w:start w:val="1"/>
+      <w:numFmt w:val="lowerLetter"/>
+      <w:lvlText w:val="%8."/>
+      <w:lvlJc w:val="left"/>
+      <w:pPr>
+        <w:ind w:left="5760" w:hanging="360"/>
+      </w:pPr>
+    </w:lvl>
+    <w:lvl w:ilvl="8" w:tplc="340A001B" w:tentative="1">
+      <w:start w:val="1"/>
+      <w:numFmt w:val="lowerRoman"/>
+      <w:lvlText w:val="%9."/>
+      <w:lvlJc w:val="right"/>
+      <w:pPr>
+        <w:ind w:left="6480" w:hanging="180"/>
+      </w:pPr>
+    </w:lvl>
+  </w:abstractNum>
+  <w:abstractNum w:abstractNumId="10" w15:restartNumberingAfterBreak="0">
     <w:nsid w:val="1DD36961"/>
     <w:multiLevelType w:val="hybridMultilevel"/>
     <w:tmpl w:val="FDD8EFBC"/>
@@ -8372,7 +12187,156 @@
       </w:pPr>
     </w:lvl>
   </w:abstractNum>
-  <w:abstractNum w:abstractNumId="8" w15:restartNumberingAfterBreak="0">
+  <w:abstractNum w:abstractNumId="11" w15:restartNumberingAfterBreak="0">
+    <w:nsid w:val="1E3A4A91"/>
+    <w:multiLevelType w:val="multilevel"/>
+    <w:tmpl w:val="C40224B0"/>
+    <w:lvl w:ilvl="0">
+      <w:start w:val="1"/>
+      <w:numFmt w:val="bullet"/>
+      <w:lvlText w:val=""/>
+      <w:lvlJc w:val="left"/>
+      <w:pPr>
+        <w:tabs>
+          <w:tab w:val="num" w:pos="720"/>
+        </w:tabs>
+        <w:ind w:left="720" w:hanging="360"/>
+      </w:pPr>
+      <w:rPr>
+        <w:rFonts w:ascii="Symbol" w:hAnsi="Symbol" w:hint="default"/>
+        <w:sz w:val="20"/>
+      </w:rPr>
+    </w:lvl>
+    <w:lvl w:ilvl="1" w:tentative="1">
+      <w:start w:val="1"/>
+      <w:numFmt w:val="bullet"/>
+      <w:lvlText w:val="o"/>
+      <w:lvlJc w:val="left"/>
+      <w:pPr>
+        <w:tabs>
+          <w:tab w:val="num" w:pos="1440"/>
+        </w:tabs>
+        <w:ind w:left="1440" w:hanging="360"/>
+      </w:pPr>
+      <w:rPr>
+        <w:rFonts w:ascii="Courier New" w:hAnsi="Courier New" w:hint="default"/>
+        <w:sz w:val="20"/>
+      </w:rPr>
+    </w:lvl>
+    <w:lvl w:ilvl="2" w:tentative="1">
+      <w:start w:val="1"/>
+      <w:numFmt w:val="bullet"/>
+      <w:lvlText w:val=""/>
+      <w:lvlJc w:val="left"/>
+      <w:pPr>
+        <w:tabs>
+          <w:tab w:val="num" w:pos="2160"/>
+        </w:tabs>
+        <w:ind w:left="2160" w:hanging="360"/>
+      </w:pPr>
+      <w:rPr>
+        <w:rFonts w:ascii="Wingdings" w:hAnsi="Wingdings" w:hint="default"/>
+        <w:sz w:val="20"/>
+      </w:rPr>
+    </w:lvl>
+    <w:lvl w:ilvl="3" w:tentative="1">
+      <w:start w:val="1"/>
+      <w:numFmt w:val="bullet"/>
+      <w:lvlText w:val=""/>
+      <w:lvlJc w:val="left"/>
+      <w:pPr>
+        <w:tabs>
+          <w:tab w:val="num" w:pos="2880"/>
+        </w:tabs>
+        <w:ind w:left="2880" w:hanging="360"/>
+      </w:pPr>
+      <w:rPr>
+        <w:rFonts w:ascii="Wingdings" w:hAnsi="Wingdings" w:hint="default"/>
+        <w:sz w:val="20"/>
+      </w:rPr>
+    </w:lvl>
+    <w:lvl w:ilvl="4" w:tentative="1">
+      <w:start w:val="1"/>
+      <w:numFmt w:val="bullet"/>
+      <w:lvlText w:val=""/>
+      <w:lvlJc w:val="left"/>
+      <w:pPr>
+        <w:tabs>
+          <w:tab w:val="num" w:pos="3600"/>
+        </w:tabs>
+        <w:ind w:left="3600" w:hanging="360"/>
+      </w:pPr>
+      <w:rPr>
+        <w:rFonts w:ascii="Wingdings" w:hAnsi="Wingdings" w:hint="default"/>
+        <w:sz w:val="20"/>
+      </w:rPr>
+    </w:lvl>
+    <w:lvl w:ilvl="5" w:tentative="1">
+      <w:start w:val="1"/>
+      <w:numFmt w:val="bullet"/>
+      <w:lvlText w:val=""/>
+      <w:lvlJc w:val="left"/>
+      <w:pPr>
+        <w:tabs>
+          <w:tab w:val="num" w:pos="4320"/>
+        </w:tabs>
+        <w:ind w:left="4320" w:hanging="360"/>
+      </w:pPr>
+      <w:rPr>
+        <w:rFonts w:ascii="Wingdings" w:hAnsi="Wingdings" w:hint="default"/>
+        <w:sz w:val="20"/>
+      </w:rPr>
+    </w:lvl>
+    <w:lvl w:ilvl="6" w:tentative="1">
+      <w:start w:val="1"/>
+      <w:numFmt w:val="bullet"/>
+      <w:lvlText w:val=""/>
+      <w:lvlJc w:val="left"/>
+      <w:pPr>
+        <w:tabs>
+          <w:tab w:val="num" w:pos="5040"/>
+        </w:tabs>
+        <w:ind w:left="5040" w:hanging="360"/>
+      </w:pPr>
+      <w:rPr>
+        <w:rFonts w:ascii="Wingdings" w:hAnsi="Wingdings" w:hint="default"/>
+        <w:sz w:val="20"/>
+      </w:rPr>
+    </w:lvl>
+    <w:lvl w:ilvl="7" w:tentative="1">
+      <w:start w:val="1"/>
+      <w:numFmt w:val="bullet"/>
+      <w:lvlText w:val=""/>
+      <w:lvlJc w:val="left"/>
+      <w:pPr>
+        <w:tabs>
+          <w:tab w:val="num" w:pos="5760"/>
+        </w:tabs>
+        <w:ind w:left="5760" w:hanging="360"/>
+      </w:pPr>
+      <w:rPr>
+        <w:rFonts w:ascii="Wingdings" w:hAnsi="Wingdings" w:hint="default"/>
+        <w:sz w:val="20"/>
+      </w:rPr>
+    </w:lvl>
+    <w:lvl w:ilvl="8" w:tentative="1">
+      <w:start w:val="1"/>
+      <w:numFmt w:val="bullet"/>
+      <w:lvlText w:val=""/>
+      <w:lvlJc w:val="left"/>
+      <w:pPr>
+        <w:tabs>
+          <w:tab w:val="num" w:pos="6480"/>
+        </w:tabs>
+        <w:ind w:left="6480" w:hanging="360"/>
+      </w:pPr>
+      <w:rPr>
+        <w:rFonts w:ascii="Wingdings" w:hAnsi="Wingdings" w:hint="default"/>
+        <w:sz w:val="20"/>
+      </w:rPr>
+    </w:lvl>
+  </w:abstractNum>
+  <w:abstractNum w:abstractNumId="12" w15:restartNumberingAfterBreak="0">
     <w:nsid w:val="1F7CE2DE"/>
     <w:multiLevelType w:val="hybridMultilevel"/>
     <w:tmpl w:val="9E743528"/>
@@ -8485,7 +12449,7 @@
       </w:rPr>
     </w:lvl>
   </w:abstractNum>
-  <w:abstractNum w:abstractNumId="9" w15:restartNumberingAfterBreak="0">
+  <w:abstractNum w:abstractNumId="13" w15:restartNumberingAfterBreak="0">
     <w:nsid w:val="1FB806D7"/>
     <w:multiLevelType w:val="hybridMultilevel"/>
     <w:tmpl w:val="7F1604D8"/>
@@ -8577,7 +12541,269 @@
       </w:pPr>
     </w:lvl>
   </w:abstractNum>
-  <w:abstractNum w:abstractNumId="10" w15:restartNumberingAfterBreak="0">
+  <w:abstractNum w:abstractNumId="14" w15:restartNumberingAfterBreak="0">
+    <w:nsid w:val="2F2610AE"/>
+    <w:multiLevelType w:val="multilevel"/>
+    <w:tmpl w:val="479CB4DE"/>
+    <w:lvl w:ilvl="0">
+      <w:start w:val="1"/>
+      <w:numFmt w:val="bullet"/>
+      <w:lvlText w:val=""/>
+      <w:lvlJc w:val="left"/>
+      <w:pPr>
+        <w:tabs>
+          <w:tab w:val="num" w:pos="720"/>
+        </w:tabs>
+        <w:ind w:left="720" w:hanging="360"/>
+      </w:pPr>
+      <w:rPr>
+        <w:rFonts w:ascii="Symbol" w:hAnsi="Symbol" w:hint="default"/>
+        <w:sz w:val="20"/>
+      </w:rPr>
+    </w:lvl>
+    <w:lvl w:ilvl="1" w:tentative="1">
+      <w:start w:val="1"/>
+      <w:numFmt w:val="bullet"/>
+      <w:lvlText w:val="o"/>
+      <w:lvlJc w:val="left"/>
+      <w:pPr>
+        <w:tabs>
+          <w:tab w:val="num" w:pos="1440"/>
+        </w:tabs>
+        <w:ind w:left="1440" w:hanging="360"/>
+      </w:pPr>
+      <w:rPr>
+        <w:rFonts w:ascii="Courier New" w:hAnsi="Courier New" w:hint="default"/>
+        <w:sz w:val="20"/>
+      </w:rPr>
+    </w:lvl>
+    <w:lvl w:ilvl="2" w:tentative="1">
+      <w:start w:val="1"/>
+      <w:numFmt w:val="bullet"/>
+      <w:lvlText w:val=""/>
+      <w:lvlJc w:val="left"/>
+      <w:pPr>
+        <w:tabs>
+          <w:tab w:val="num" w:pos="2160"/>
+        </w:tabs>
+        <w:ind w:left="2160" w:hanging="360"/>
+      </w:pPr>
+      <w:rPr>
+        <w:rFonts w:ascii="Wingdings" w:hAnsi="Wingdings" w:hint="default"/>
+        <w:sz w:val="20"/>
+      </w:rPr>
+    </w:lvl>
+    <w:lvl w:ilvl="3" w:tentative="1">
+      <w:start w:val="1"/>
+      <w:numFmt w:val="bullet"/>
+      <w:lvlText w:val=""/>
+      <w:lvlJc w:val="left"/>
+      <w:pPr>
+        <w:tabs>
+          <w:tab w:val="num" w:pos="2880"/>
+        </w:tabs>
+        <w:ind w:left="2880" w:hanging="360"/>
+      </w:pPr>
+      <w:rPr>
+        <w:rFonts w:ascii="Wingdings" w:hAnsi="Wingdings" w:hint="default"/>
+        <w:sz w:val="20"/>
+      </w:rPr>
+    </w:lvl>
+    <w:lvl w:ilvl="4" w:tentative="1">
+      <w:start w:val="1"/>
+      <w:numFmt w:val="bullet"/>
+      <w:lvlText w:val=""/>
+      <w:lvlJc w:val="left"/>
+      <w:pPr>
+        <w:tabs>
+          <w:tab w:val="num" w:pos="3600"/>
+        </w:tabs>
+        <w:ind w:left="3600" w:hanging="360"/>
+      </w:pPr>
+      <w:rPr>
+        <w:rFonts w:ascii="Wingdings" w:hAnsi="Wingdings" w:hint="default"/>
+        <w:sz w:val="20"/>
+      </w:rPr>
+    </w:lvl>
+    <w:lvl w:ilvl="5" w:tentative="1">
+      <w:start w:val="1"/>
+      <w:numFmt w:val="bullet"/>
+      <w:lvlText w:val=""/>
+      <w:lvlJc w:val="left"/>
+      <w:pPr>
+        <w:tabs>
+          <w:tab w:val="num" w:pos="4320"/>
+        </w:tabs>
+        <w:ind w:left="4320" w:hanging="360"/>
+      </w:pPr>
+      <w:rPr>
+        <w:rFonts w:ascii="Wingdings" w:hAnsi="Wingdings" w:hint="default"/>
+        <w:sz w:val="20"/>
+      </w:rPr>
+    </w:lvl>
+    <w:lvl w:ilvl="6" w:tentative="1">
+      <w:start w:val="1"/>
+      <w:numFmt w:val="bullet"/>
+      <w:lvlText w:val=""/>
+      <w:lvlJc w:val="left"/>
+      <w:pPr>
+        <w:tabs>
+          <w:tab w:val="num" w:pos="5040"/>
+        </w:tabs>
+        <w:ind w:left="5040" w:hanging="360"/>
+      </w:pPr>
+      <w:rPr>
+        <w:rFonts w:ascii="Wingdings" w:hAnsi="Wingdings" w:hint="default"/>
+        <w:sz w:val="20"/>
+      </w:rPr>
+    </w:lvl>
+    <w:lvl w:ilvl="7" w:tentative="1">
+      <w:start w:val="1"/>
+      <w:numFmt w:val="bullet"/>
+      <w:lvlText w:val=""/>
+      <w:lvlJc w:val="left"/>
+      <w:pPr>
+        <w:tabs>
+          <w:tab w:val="num" w:pos="5760"/>
+        </w:tabs>
+        <w:ind w:left="5760" w:hanging="360"/>
+      </w:pPr>
+      <w:rPr>
+        <w:rFonts w:ascii="Wingdings" w:hAnsi="Wingdings" w:hint="default"/>
+        <w:sz w:val="20"/>
+      </w:rPr>
+    </w:lvl>
+    <w:lvl w:ilvl="8" w:tentative="1">
+      <w:start w:val="1"/>
+      <w:numFmt w:val="bullet"/>
+      <w:lvlText w:val=""/>
+      <w:lvlJc w:val="left"/>
+      <w:pPr>
+        <w:tabs>
+          <w:tab w:val="num" w:pos="6480"/>
+        </w:tabs>
+        <w:ind w:left="6480" w:hanging="360"/>
+      </w:pPr>
+      <w:rPr>
+        <w:rFonts w:ascii="Wingdings" w:hAnsi="Wingdings" w:hint="default"/>
+        <w:sz w:val="20"/>
+      </w:rPr>
+    </w:lvl>
+  </w:abstractNum>
+  <w:abstractNum w:abstractNumId="15" w15:restartNumberingAfterBreak="0">
+    <w:nsid w:val="3055745A"/>
+    <w:multiLevelType w:val="multilevel"/>
+    <w:tmpl w:val="EA28B46A"/>
+    <w:lvl w:ilvl="0">
+      <w:start w:val="1"/>
+      <w:numFmt w:val="decimal"/>
+      <w:lvlText w:val="%1."/>
+      <w:lvlJc w:val="left"/>
+      <w:pPr>
+        <w:tabs>
+          <w:tab w:val="num" w:pos="720"/>
+        </w:tabs>
+        <w:ind w:left="720" w:hanging="360"/>
+      </w:pPr>
+    </w:lvl>
+    <w:lvl w:ilvl="1" w:tentative="1">
+      <w:start w:val="1"/>
+      <w:numFmt w:val="decimal"/>
+      <w:lvlText w:val="%2."/>
+      <w:lvlJc w:val="left"/>
+      <w:pPr>
+        <w:tabs>
+          <w:tab w:val="num" w:pos="1440"/>
+        </w:tabs>
+        <w:ind w:left="1440" w:hanging="360"/>
+      </w:pPr>
+    </w:lvl>
+    <w:lvl w:ilvl="2" w:tentative="1">
+      <w:start w:val="1"/>
+      <w:numFmt w:val="decimal"/>
+      <w:lvlText w:val="%3."/>
+      <w:lvlJc w:val="left"/>
+      <w:pPr>
+        <w:tabs>
+          <w:tab w:val="num" w:pos="2160"/>
+        </w:tabs>
+        <w:ind w:left="2160" w:hanging="360"/>
+      </w:pPr>
+    </w:lvl>
+    <w:lvl w:ilvl="3" w:tentative="1">
+      <w:start w:val="1"/>
+      <w:numFmt w:val="decimal"/>
+      <w:lvlText w:val="%4."/>
+      <w:lvlJc w:val="left"/>
+      <w:pPr>
+        <w:tabs>
+          <w:tab w:val="num" w:pos="2880"/>
+        </w:tabs>
+        <w:ind w:left="2880" w:hanging="360"/>
+      </w:pPr>
+    </w:lvl>
+    <w:lvl w:ilvl="4" w:tentative="1">
+      <w:start w:val="1"/>
+      <w:numFmt w:val="decimal"/>
+      <w:lvlText w:val="%5."/>
+      <w:lvlJc w:val="left"/>
+      <w:pPr>
+        <w:tabs>
+          <w:tab w:val="num" w:pos="3600"/>
+        </w:tabs>
+        <w:ind w:left="3600" w:hanging="360"/>
+      </w:pPr>
+    </w:lvl>
+    <w:lvl w:ilvl="5" w:tentative="1">
+      <w:start w:val="1"/>
+      <w:numFmt w:val="decimal"/>
+      <w:lvlText w:val="%6."/>
+      <w:lvlJc w:val="left"/>
+      <w:pPr>
+        <w:tabs>
+          <w:tab w:val="num" w:pos="4320"/>
+        </w:tabs>
+        <w:ind w:left="4320" w:hanging="360"/>
+      </w:pPr>
+    </w:lvl>
+    <w:lvl w:ilvl="6" w:tentative="1">
+      <w:start w:val="1"/>
+      <w:numFmt w:val="decimal"/>
+      <w:lvlText w:val="%7."/>
+      <w:lvlJc w:val="left"/>
+      <w:pPr>
+        <w:tabs>
+          <w:tab w:val="num" w:pos="5040"/>
+        </w:tabs>
+        <w:ind w:left="5040" w:hanging="360"/>
+      </w:pPr>
+    </w:lvl>
+    <w:lvl w:ilvl="7" w:tentative="1">
+      <w:start w:val="1"/>
+      <w:numFmt w:val="decimal"/>
+      <w:lvlText w:val="%8."/>
+      <w:lvlJc w:val="left"/>
+      <w:pPr>
+        <w:tabs>
+          <w:tab w:val="num" w:pos="5760"/>
+        </w:tabs>
+        <w:ind w:left="5760" w:hanging="360"/>
+      </w:pPr>
+    </w:lvl>
+    <w:lvl w:ilvl="8" w:tentative="1">
+      <w:start w:val="1"/>
+      <w:numFmt w:val="decimal"/>
+      <w:lvlText w:val="%9."/>
+      <w:lvlJc w:val="left"/>
+      <w:pPr>
+        <w:tabs>
+          <w:tab w:val="num" w:pos="6480"/>
+        </w:tabs>
+        <w:ind w:left="6480" w:hanging="360"/>
+      </w:pPr>
+    </w:lvl>
+  </w:abstractNum>
+  <w:abstractNum w:abstractNumId="16" w15:restartNumberingAfterBreak="0">
     <w:nsid w:val="31054891"/>
     <w:multiLevelType w:val="hybridMultilevel"/>
     <w:tmpl w:val="60B0A830"/>
@@ -8690,7 +12916,7 @@
       </w:pPr>
     </w:lvl>
   </w:abstractNum>
-  <w:abstractNum w:abstractNumId="11" w15:restartNumberingAfterBreak="0">
+  <w:abstractNum w:abstractNumId="17" w15:restartNumberingAfterBreak="0">
     <w:nsid w:val="38A0003A"/>
     <w:multiLevelType w:val="hybridMultilevel"/>
     <w:tmpl w:val="B0B49334"/>
@@ -8784,7 +13010,7 @@
       </w:pPr>
     </w:lvl>
   </w:abstractNum>
-  <w:abstractNum w:abstractNumId="12" w15:restartNumberingAfterBreak="0">
+  <w:abstractNum w:abstractNumId="18" w15:restartNumberingAfterBreak="0">
     <w:nsid w:val="3A303088"/>
     <w:multiLevelType w:val="multilevel"/>
     <w:tmpl w:val="0A723854"/>
@@ -8897,7 +13123,7 @@
       </w:rPr>
     </w:lvl>
   </w:abstractNum>
-  <w:abstractNum w:abstractNumId="13" w15:restartNumberingAfterBreak="0">
+  <w:abstractNum w:abstractNumId="19" w15:restartNumberingAfterBreak="0">
     <w:nsid w:val="3C874C17"/>
     <w:multiLevelType w:val="hybridMultilevel"/>
     <w:tmpl w:val="914C8346"/>
@@ -8986,7 +13212,7 @@
       </w:pPr>
     </w:lvl>
   </w:abstractNum>
-  <w:abstractNum w:abstractNumId="14" w15:restartNumberingAfterBreak="0">
+  <w:abstractNum w:abstractNumId="20" w15:restartNumberingAfterBreak="0">
     <w:nsid w:val="481D4B96"/>
     <w:multiLevelType w:val="hybridMultilevel"/>
     <w:tmpl w:val="CED09A64"/>
@@ -9099,7 +13325,156 @@
       </w:pPr>
     </w:lvl>
   </w:abstractNum>
-  <w:abstractNum w:abstractNumId="15" w15:restartNumberingAfterBreak="0">
+  <w:abstractNum w:abstractNumId="21" w15:restartNumberingAfterBreak="0">
+    <w:nsid w:val="4A153F2B"/>
+    <w:multiLevelType w:val="multilevel"/>
+    <w:tmpl w:val="356CE8E4"/>
+    <w:lvl w:ilvl="0">
+      <w:start w:val="1"/>
+      <w:numFmt w:val="bullet"/>
+      <w:lvlText w:val=""/>
+      <w:lvlJc w:val="left"/>
+      <w:pPr>
+        <w:tabs>
+          <w:tab w:val="num" w:pos="720"/>
+        </w:tabs>
+        <w:ind w:left="720" w:hanging="360"/>
+      </w:pPr>
+      <w:rPr>
+        <w:rFonts w:ascii="Symbol" w:hAnsi="Symbol" w:hint="default"/>
+        <w:sz w:val="20"/>
+      </w:rPr>
+    </w:lvl>
+    <w:lvl w:ilvl="1" w:tentative="1">
+      <w:start w:val="1"/>
+      <w:numFmt w:val="bullet"/>
+      <w:lvlText w:val="o"/>
+      <w:lvlJc w:val="left"/>
+      <w:pPr>
+        <w:tabs>
+          <w:tab w:val="num" w:pos="1440"/>
+        </w:tabs>
+        <w:ind w:left="1440" w:hanging="360"/>
+      </w:pPr>
+      <w:rPr>
+        <w:rFonts w:ascii="Courier New" w:hAnsi="Courier New" w:hint="default"/>
+        <w:sz w:val="20"/>
+      </w:rPr>
+    </w:lvl>
+    <w:lvl w:ilvl="2" w:tentative="1">
+      <w:start w:val="1"/>
+      <w:numFmt w:val="bullet"/>
+      <w:lvlText w:val=""/>
+      <w:lvlJc w:val="left"/>
+      <w:pPr>
+        <w:tabs>
+          <w:tab w:val="num" w:pos="2160"/>
+        </w:tabs>
+        <w:ind w:left="2160" w:hanging="360"/>
+      </w:pPr>
+      <w:rPr>
+        <w:rFonts w:ascii="Wingdings" w:hAnsi="Wingdings" w:hint="default"/>
+        <w:sz w:val="20"/>
+      </w:rPr>
+    </w:lvl>
+    <w:lvl w:ilvl="3" w:tentative="1">
+      <w:start w:val="1"/>
+      <w:numFmt w:val="bullet"/>
+      <w:lvlText w:val=""/>
+      <w:lvlJc w:val="left"/>
+      <w:pPr>
+        <w:tabs>
+          <w:tab w:val="num" w:pos="2880"/>
+        </w:tabs>
+        <w:ind w:left="2880" w:hanging="360"/>
+      </w:pPr>
+      <w:rPr>
+        <w:rFonts w:ascii="Wingdings" w:hAnsi="Wingdings" w:hint="default"/>
+        <w:sz w:val="20"/>
+      </w:rPr>
+    </w:lvl>
+    <w:lvl w:ilvl="4" w:tentative="1">
+      <w:start w:val="1"/>
+      <w:numFmt w:val="bullet"/>
+      <w:lvlText w:val=""/>
+      <w:lvlJc w:val="left"/>
+      <w:pPr>
+        <w:tabs>
+          <w:tab w:val="num" w:pos="3600"/>
+        </w:tabs>
+        <w:ind w:left="3600" w:hanging="360"/>
+      </w:pPr>
+      <w:rPr>
+        <w:rFonts w:ascii="Wingdings" w:hAnsi="Wingdings" w:hint="default"/>
+        <w:sz w:val="20"/>
+      </w:rPr>
+    </w:lvl>
+    <w:lvl w:ilvl="5" w:tentative="1">
+      <w:start w:val="1"/>
+      <w:numFmt w:val="bullet"/>
+      <w:lvlText w:val=""/>
+      <w:lvlJc w:val="left"/>
+      <w:pPr>
+        <w:tabs>
+          <w:tab w:val="num" w:pos="4320"/>
+        </w:tabs>
+        <w:ind w:left="4320" w:hanging="360"/>
+      </w:pPr>
+      <w:rPr>
+        <w:rFonts w:ascii="Wingdings" w:hAnsi="Wingdings" w:hint="default"/>
+        <w:sz w:val="20"/>
+      </w:rPr>
+    </w:lvl>
+    <w:lvl w:ilvl="6" w:tentative="1">
+      <w:start w:val="1"/>
+      <w:numFmt w:val="bullet"/>
+      <w:lvlText w:val=""/>
+      <w:lvlJc w:val="left"/>
+      <w:pPr>
+        <w:tabs>
+          <w:tab w:val="num" w:pos="5040"/>
+        </w:tabs>
+        <w:ind w:left="5040" w:hanging="360"/>
+      </w:pPr>
+      <w:rPr>
+        <w:rFonts w:ascii="Wingdings" w:hAnsi="Wingdings" w:hint="default"/>
+        <w:sz w:val="20"/>
+      </w:rPr>
+    </w:lvl>
+    <w:lvl w:ilvl="7" w:tentative="1">
+      <w:start w:val="1"/>
+      <w:numFmt w:val="bullet"/>
+      <w:lvlText w:val=""/>
+      <w:lvlJc w:val="left"/>
+      <w:pPr>
+        <w:tabs>
+          <w:tab w:val="num" w:pos="5760"/>
+        </w:tabs>
+        <w:ind w:left="5760" w:hanging="360"/>
+      </w:pPr>
+      <w:rPr>
+        <w:rFonts w:ascii="Wingdings" w:hAnsi="Wingdings" w:hint="default"/>
+        <w:sz w:val="20"/>
+      </w:rPr>
+    </w:lvl>
+    <w:lvl w:ilvl="8" w:tentative="1">
+      <w:start w:val="1"/>
+      <w:numFmt w:val="bullet"/>
+      <w:lvlText w:val=""/>
+      <w:lvlJc w:val="left"/>
+      <w:pPr>
+        <w:tabs>
+          <w:tab w:val="num" w:pos="6480"/>
+        </w:tabs>
+        <w:ind w:left="6480" w:hanging="360"/>
+      </w:pPr>
+      <w:rPr>
+        <w:rFonts w:ascii="Wingdings" w:hAnsi="Wingdings" w:hint="default"/>
+        <w:sz w:val="20"/>
+      </w:rPr>
+    </w:lvl>
+  </w:abstractNum>
+  <w:abstractNum w:abstractNumId="22" w15:restartNumberingAfterBreak="0">
     <w:nsid w:val="51C66DE9"/>
     <w:multiLevelType w:val="multilevel"/>
     <w:tmpl w:val="B8BA49F0"/>
@@ -9212,7 +13587,7 @@
       </w:rPr>
     </w:lvl>
   </w:abstractNum>
-  <w:abstractNum w:abstractNumId="16" w15:restartNumberingAfterBreak="0">
+  <w:abstractNum w:abstractNumId="23" w15:restartNumberingAfterBreak="0">
     <w:nsid w:val="547F6026"/>
     <w:multiLevelType w:val="hybridMultilevel"/>
     <w:tmpl w:val="D3C02544"/>
@@ -9301,7 +13676,7 @@
       </w:pPr>
     </w:lvl>
   </w:abstractNum>
-  <w:abstractNum w:abstractNumId="17" w15:restartNumberingAfterBreak="0">
+  <w:abstractNum w:abstractNumId="24" w15:restartNumberingAfterBreak="0">
     <w:nsid w:val="55A08CD0"/>
     <w:multiLevelType w:val="hybridMultilevel"/>
     <w:tmpl w:val="8ED4C326"/>
@@ -9414,7 +13789,7 @@
       </w:rPr>
     </w:lvl>
   </w:abstractNum>
-  <w:abstractNum w:abstractNumId="18" w15:restartNumberingAfterBreak="0">
+  <w:abstractNum w:abstractNumId="25" w15:restartNumberingAfterBreak="0">
     <w:nsid w:val="61BAA1C1"/>
     <w:multiLevelType w:val="hybridMultilevel"/>
     <w:tmpl w:val="C8A4AE30"/>
@@ -9527,7 +13902,7 @@
       </w:rPr>
     </w:lvl>
   </w:abstractNum>
-  <w:abstractNum w:abstractNumId="19" w15:restartNumberingAfterBreak="0">
+  <w:abstractNum w:abstractNumId="26" w15:restartNumberingAfterBreak="0">
     <w:nsid w:val="63FB4D3A"/>
     <w:multiLevelType w:val="hybridMultilevel"/>
     <w:tmpl w:val="0F9427FE"/>
@@ -9640,7 +14015,7 @@
       </w:rPr>
     </w:lvl>
   </w:abstractNum>
-  <w:abstractNum w:abstractNumId="20" w15:restartNumberingAfterBreak="0">
+  <w:abstractNum w:abstractNumId="27" w15:restartNumberingAfterBreak="0">
     <w:nsid w:val="65150978"/>
     <w:multiLevelType w:val="hybridMultilevel"/>
     <w:tmpl w:val="E72AF8C2"/>
@@ -9753,7 +14128,7 @@
       </w:rPr>
     </w:lvl>
   </w:abstractNum>
-  <w:abstractNum w:abstractNumId="21" w15:restartNumberingAfterBreak="0">
+  <w:abstractNum w:abstractNumId="28" w15:restartNumberingAfterBreak="0">
     <w:nsid w:val="67754D9C"/>
     <w:multiLevelType w:val="hybridMultilevel"/>
     <w:tmpl w:val="57FE19BC"/>
@@ -9893,7 +14268,7 @@
       </w:rPr>
     </w:lvl>
   </w:abstractNum>
-  <w:abstractNum w:abstractNumId="22" w15:restartNumberingAfterBreak="0">
+  <w:abstractNum w:abstractNumId="29" w15:restartNumberingAfterBreak="0">
     <w:nsid w:val="6CBA602B"/>
     <w:multiLevelType w:val="hybridMultilevel"/>
     <w:tmpl w:val="4648CC54"/>
@@ -10006,7 +14381,7 @@
       </w:rPr>
     </w:lvl>
   </w:abstractNum>
-  <w:abstractNum w:abstractNumId="23" w15:restartNumberingAfterBreak="0">
+  <w:abstractNum w:abstractNumId="30" w15:restartNumberingAfterBreak="0">
     <w:nsid w:val="6F5C86D5"/>
     <w:multiLevelType w:val="hybridMultilevel"/>
     <w:tmpl w:val="4844EC66"/>
@@ -10119,7 +14494,454 @@
       </w:rPr>
     </w:lvl>
   </w:abstractNum>
-  <w:abstractNum w:abstractNumId="24" w15:restartNumberingAfterBreak="0">
+  <w:abstractNum w:abstractNumId="31" w15:restartNumberingAfterBreak="0">
+    <w:nsid w:val="73084206"/>
+    <w:multiLevelType w:val="multilevel"/>
+    <w:tmpl w:val="1FC4FEC0"/>
+    <w:lvl w:ilvl="0">
+      <w:start w:val="1"/>
+      <w:numFmt w:val="bullet"/>
+      <w:lvlText w:val=""/>
+      <w:lvlJc w:val="left"/>
+      <w:pPr>
+        <w:tabs>
+          <w:tab w:val="num" w:pos="720"/>
+        </w:tabs>
+        <w:ind w:left="720" w:hanging="360"/>
+      </w:pPr>
+      <w:rPr>
+        <w:rFonts w:ascii="Symbol" w:hAnsi="Symbol" w:hint="default"/>
+        <w:sz w:val="20"/>
+      </w:rPr>
+    </w:lvl>
+    <w:lvl w:ilvl="1" w:tentative="1">
+      <w:start w:val="1"/>
+      <w:numFmt w:val="bullet"/>
+      <w:lvlText w:val="o"/>
+      <w:lvlJc w:val="left"/>
+      <w:pPr>
+        <w:tabs>
+          <w:tab w:val="num" w:pos="1440"/>
+        </w:tabs>
+        <w:ind w:left="1440" w:hanging="360"/>
+      </w:pPr>
+      <w:rPr>
+        <w:rFonts w:ascii="Courier New" w:hAnsi="Courier New" w:hint="default"/>
+        <w:sz w:val="20"/>
+      </w:rPr>
+    </w:lvl>
+    <w:lvl w:ilvl="2" w:tentative="1">
+      <w:start w:val="1"/>
+      <w:numFmt w:val="bullet"/>
+      <w:lvlText w:val=""/>
+      <w:lvlJc w:val="left"/>
+      <w:pPr>
+        <w:tabs>
+          <w:tab w:val="num" w:pos="2160"/>
+        </w:tabs>
+        <w:ind w:left="2160" w:hanging="360"/>
+      </w:pPr>
+      <w:rPr>
+        <w:rFonts w:ascii="Wingdings" w:hAnsi="Wingdings" w:hint="default"/>
+        <w:sz w:val="20"/>
+      </w:rPr>
+    </w:lvl>
+    <w:lvl w:ilvl="3" w:tentative="1">
+      <w:start w:val="1"/>
+      <w:numFmt w:val="bullet"/>
+      <w:lvlText w:val=""/>
+      <w:lvlJc w:val="left"/>
+      <w:pPr>
+        <w:tabs>
+          <w:tab w:val="num" w:pos="2880"/>
+        </w:tabs>
+        <w:ind w:left="2880" w:hanging="360"/>
+      </w:pPr>
+      <w:rPr>
+        <w:rFonts w:ascii="Wingdings" w:hAnsi="Wingdings" w:hint="default"/>
+        <w:sz w:val="20"/>
+      </w:rPr>
+    </w:lvl>
+    <w:lvl w:ilvl="4" w:tentative="1">
+      <w:start w:val="1"/>
+      <w:numFmt w:val="bullet"/>
+      <w:lvlText w:val=""/>
+      <w:lvlJc w:val="left"/>
+      <w:pPr>
+        <w:tabs>
+          <w:tab w:val="num" w:pos="3600"/>
+        </w:tabs>
+        <w:ind w:left="3600" w:hanging="360"/>
+      </w:pPr>
+      <w:rPr>
+        <w:rFonts w:ascii="Wingdings" w:hAnsi="Wingdings" w:hint="default"/>
+        <w:sz w:val="20"/>
+      </w:rPr>
+    </w:lvl>
+    <w:lvl w:ilvl="5" w:tentative="1">
+      <w:start w:val="1"/>
+      <w:numFmt w:val="bullet"/>
+      <w:lvlText w:val=""/>
+      <w:lvlJc w:val="left"/>
+      <w:pPr>
+        <w:tabs>
+          <w:tab w:val="num" w:pos="4320"/>
+        </w:tabs>
+        <w:ind w:left="4320" w:hanging="360"/>
+      </w:pPr>
+      <w:rPr>
+        <w:rFonts w:ascii="Wingdings" w:hAnsi="Wingdings" w:hint="default"/>
+        <w:sz w:val="20"/>
+      </w:rPr>
+    </w:lvl>
+    <w:lvl w:ilvl="6" w:tentative="1">
+      <w:start w:val="1"/>
+      <w:numFmt w:val="bullet"/>
+      <w:lvlText w:val=""/>
+      <w:lvlJc w:val="left"/>
+      <w:pPr>
+        <w:tabs>
+          <w:tab w:val="num" w:pos="5040"/>
+        </w:tabs>
+        <w:ind w:left="5040" w:hanging="360"/>
+      </w:pPr>
+      <w:rPr>
+        <w:rFonts w:ascii="Wingdings" w:hAnsi="Wingdings" w:hint="default"/>
+        <w:sz w:val="20"/>
+      </w:rPr>
+    </w:lvl>
+    <w:lvl w:ilvl="7" w:tentative="1">
+      <w:start w:val="1"/>
+      <w:numFmt w:val="bullet"/>
+      <w:lvlText w:val=""/>
+      <w:lvlJc w:val="left"/>
+      <w:pPr>
+        <w:tabs>
+          <w:tab w:val="num" w:pos="5760"/>
+        </w:tabs>
+        <w:ind w:left="5760" w:hanging="360"/>
+      </w:pPr>
+      <w:rPr>
+        <w:rFonts w:ascii="Wingdings" w:hAnsi="Wingdings" w:hint="default"/>
+        <w:sz w:val="20"/>
+      </w:rPr>
+    </w:lvl>
+    <w:lvl w:ilvl="8" w:tentative="1">
+      <w:start w:val="1"/>
+      <w:numFmt w:val="bullet"/>
+      <w:lvlText w:val=""/>
+      <w:lvlJc w:val="left"/>
+      <w:pPr>
+        <w:tabs>
+          <w:tab w:val="num" w:pos="6480"/>
+        </w:tabs>
+        <w:ind w:left="6480" w:hanging="360"/>
+      </w:pPr>
+      <w:rPr>
+        <w:rFonts w:ascii="Wingdings" w:hAnsi="Wingdings" w:hint="default"/>
+        <w:sz w:val="20"/>
+      </w:rPr>
+    </w:lvl>
+  </w:abstractNum>
+  <w:abstractNum w:abstractNumId="32" w15:restartNumberingAfterBreak="0">
+    <w:nsid w:val="74F40C9A"/>
+    <w:multiLevelType w:val="multilevel"/>
+    <w:tmpl w:val="53F43C52"/>
+    <w:lvl w:ilvl="0">
+      <w:start w:val="1"/>
+      <w:numFmt w:val="bullet"/>
+      <w:lvlText w:val=""/>
+      <w:lvlJc w:val="left"/>
+      <w:pPr>
+        <w:tabs>
+          <w:tab w:val="num" w:pos="720"/>
+        </w:tabs>
+        <w:ind w:left="720" w:hanging="360"/>
+      </w:pPr>
+      <w:rPr>
+        <w:rFonts w:ascii="Symbol" w:hAnsi="Symbol" w:hint="default"/>
+        <w:sz w:val="20"/>
+      </w:rPr>
+    </w:lvl>
+    <w:lvl w:ilvl="1" w:tentative="1">
+      <w:start w:val="1"/>
+      <w:numFmt w:val="bullet"/>
+      <w:lvlText w:val="o"/>
+      <w:lvlJc w:val="left"/>
+      <w:pPr>
+        <w:tabs>
+          <w:tab w:val="num" w:pos="1440"/>
+        </w:tabs>
+        <w:ind w:left="1440" w:hanging="360"/>
+      </w:pPr>
+      <w:rPr>
+        <w:rFonts w:ascii="Courier New" w:hAnsi="Courier New" w:hint="default"/>
+        <w:sz w:val="20"/>
+      </w:rPr>
+    </w:lvl>
+    <w:lvl w:ilvl="2" w:tentative="1">
+      <w:start w:val="1"/>
+      <w:numFmt w:val="bullet"/>
+      <w:lvlText w:val=""/>
+      <w:lvlJc w:val="left"/>
+      <w:pPr>
+        <w:tabs>
+          <w:tab w:val="num" w:pos="2160"/>
+        </w:tabs>
+        <w:ind w:left="2160" w:hanging="360"/>
+      </w:pPr>
+      <w:rPr>
+        <w:rFonts w:ascii="Wingdings" w:hAnsi="Wingdings" w:hint="default"/>
+        <w:sz w:val="20"/>
+      </w:rPr>
+    </w:lvl>
+    <w:lvl w:ilvl="3" w:tentative="1">
+      <w:start w:val="1"/>
+      <w:numFmt w:val="bullet"/>
+      <w:lvlText w:val=""/>
+      <w:lvlJc w:val="left"/>
+      <w:pPr>
+        <w:tabs>
+          <w:tab w:val="num" w:pos="2880"/>
+        </w:tabs>
+        <w:ind w:left="2880" w:hanging="360"/>
+      </w:pPr>
+      <w:rPr>
+        <w:rFonts w:ascii="Wingdings" w:hAnsi="Wingdings" w:hint="default"/>
+        <w:sz w:val="20"/>
+      </w:rPr>
+    </w:lvl>
+    <w:lvl w:ilvl="4" w:tentative="1">
+      <w:start w:val="1"/>
+      <w:numFmt w:val="bullet"/>
+      <w:lvlText w:val=""/>
+      <w:lvlJc w:val="left"/>
+      <w:pPr>
+        <w:tabs>
+          <w:tab w:val="num" w:pos="3600"/>
+        </w:tabs>
+        <w:ind w:left="3600" w:hanging="360"/>
+      </w:pPr>
+      <w:rPr>
+        <w:rFonts w:ascii="Wingdings" w:hAnsi="Wingdings" w:hint="default"/>
+        <w:sz w:val="20"/>
+      </w:rPr>
+    </w:lvl>
+    <w:lvl w:ilvl="5" w:tentative="1">
+      <w:start w:val="1"/>
+      <w:numFmt w:val="bullet"/>
+      <w:lvlText w:val=""/>
+      <w:lvlJc w:val="left"/>
+      <w:pPr>
+        <w:tabs>
+          <w:tab w:val="num" w:pos="4320"/>
+        </w:tabs>
+        <w:ind w:left="4320" w:hanging="360"/>
+      </w:pPr>
+      <w:rPr>
+        <w:rFonts w:ascii="Wingdings" w:hAnsi="Wingdings" w:hint="default"/>
+        <w:sz w:val="20"/>
+      </w:rPr>
+    </w:lvl>
+    <w:lvl w:ilvl="6" w:tentative="1">
+      <w:start w:val="1"/>
+      <w:numFmt w:val="bullet"/>
+      <w:lvlText w:val=""/>
+      <w:lvlJc w:val="left"/>
+      <w:pPr>
+        <w:tabs>
+          <w:tab w:val="num" w:pos="5040"/>
+        </w:tabs>
+        <w:ind w:left="5040" w:hanging="360"/>
+      </w:pPr>
+      <w:rPr>
+        <w:rFonts w:ascii="Wingdings" w:hAnsi="Wingdings" w:hint="default"/>
+        <w:sz w:val="20"/>
+      </w:rPr>
+    </w:lvl>
+    <w:lvl w:ilvl="7" w:tentative="1">
+      <w:start w:val="1"/>
+      <w:numFmt w:val="bullet"/>
+      <w:lvlText w:val=""/>
+      <w:lvlJc w:val="left"/>
+      <w:pPr>
+        <w:tabs>
+          <w:tab w:val="num" w:pos="5760"/>
+        </w:tabs>
+        <w:ind w:left="5760" w:hanging="360"/>
+      </w:pPr>
+      <w:rPr>
+        <w:rFonts w:ascii="Wingdings" w:hAnsi="Wingdings" w:hint="default"/>
+        <w:sz w:val="20"/>
+      </w:rPr>
+    </w:lvl>
+    <w:lvl w:ilvl="8" w:tentative="1">
+      <w:start w:val="1"/>
+      <w:numFmt w:val="bullet"/>
+      <w:lvlText w:val=""/>
+      <w:lvlJc w:val="left"/>
+      <w:pPr>
+        <w:tabs>
+          <w:tab w:val="num" w:pos="6480"/>
+        </w:tabs>
+        <w:ind w:left="6480" w:hanging="360"/>
+      </w:pPr>
+      <w:rPr>
+        <w:rFonts w:ascii="Wingdings" w:hAnsi="Wingdings" w:hint="default"/>
+        <w:sz w:val="20"/>
+      </w:rPr>
+    </w:lvl>
+  </w:abstractNum>
+  <w:abstractNum w:abstractNumId="33" w15:restartNumberingAfterBreak="0">
+    <w:nsid w:val="75F63332"/>
+    <w:multiLevelType w:val="multilevel"/>
+    <w:tmpl w:val="89E0ED74"/>
+    <w:lvl w:ilvl="0">
+      <w:start w:val="1"/>
+      <w:numFmt w:val="bullet"/>
+      <w:lvlText w:val=""/>
+      <w:lvlJc w:val="left"/>
+      <w:pPr>
+        <w:tabs>
+          <w:tab w:val="num" w:pos="720"/>
+        </w:tabs>
+        <w:ind w:left="720" w:hanging="360"/>
+      </w:pPr>
+      <w:rPr>
+        <w:rFonts w:ascii="Symbol" w:hAnsi="Symbol" w:hint="default"/>
+        <w:sz w:val="20"/>
+      </w:rPr>
+    </w:lvl>
+    <w:lvl w:ilvl="1" w:tentative="1">
+      <w:start w:val="1"/>
+      <w:numFmt w:val="bullet"/>
+      <w:lvlText w:val="o"/>
+      <w:lvlJc w:val="left"/>
+      <w:pPr>
+        <w:tabs>
+          <w:tab w:val="num" w:pos="1440"/>
+        </w:tabs>
+        <w:ind w:left="1440" w:hanging="360"/>
+      </w:pPr>
+      <w:rPr>
+        <w:rFonts w:ascii="Courier New" w:hAnsi="Courier New" w:hint="default"/>
+        <w:sz w:val="20"/>
+      </w:rPr>
+    </w:lvl>
+    <w:lvl w:ilvl="2" w:tentative="1">
+      <w:start w:val="1"/>
+      <w:numFmt w:val="bullet"/>
+      <w:lvlText w:val=""/>
+      <w:lvlJc w:val="left"/>
+      <w:pPr>
+        <w:tabs>
+          <w:tab w:val="num" w:pos="2160"/>
+        </w:tabs>
+        <w:ind w:left="2160" w:hanging="360"/>
+      </w:pPr>
+      <w:rPr>
+        <w:rFonts w:ascii="Wingdings" w:hAnsi="Wingdings" w:hint="default"/>
+        <w:sz w:val="20"/>
+      </w:rPr>
+    </w:lvl>
+    <w:lvl w:ilvl="3" w:tentative="1">
+      <w:start w:val="1"/>
+      <w:numFmt w:val="bullet"/>
+      <w:lvlText w:val=""/>
+      <w:lvlJc w:val="left"/>
+      <w:pPr>
+        <w:tabs>
+          <w:tab w:val="num" w:pos="2880"/>
+        </w:tabs>
+        <w:ind w:left="2880" w:hanging="360"/>
+      </w:pPr>
+      <w:rPr>
+        <w:rFonts w:ascii="Wingdings" w:hAnsi="Wingdings" w:hint="default"/>
+        <w:sz w:val="20"/>
+      </w:rPr>
+    </w:lvl>
+    <w:lvl w:ilvl="4" w:tentative="1">
+      <w:start w:val="1"/>
+      <w:numFmt w:val="bullet"/>
+      <w:lvlText w:val=""/>
+      <w:lvlJc w:val="left"/>
+      <w:pPr>
+        <w:tabs>
+          <w:tab w:val="num" w:pos="3600"/>
+        </w:tabs>
+        <w:ind w:left="3600" w:hanging="360"/>
+      </w:pPr>
+      <w:rPr>
+        <w:rFonts w:ascii="Wingdings" w:hAnsi="Wingdings" w:hint="default"/>
+        <w:sz w:val="20"/>
+      </w:rPr>
+    </w:lvl>
+    <w:lvl w:ilvl="5" w:tentative="1">
+      <w:start w:val="1"/>
+      <w:numFmt w:val="bullet"/>
+      <w:lvlText w:val=""/>
+      <w:lvlJc w:val="left"/>
+      <w:pPr>
+        <w:tabs>
+          <w:tab w:val="num" w:pos="4320"/>
+        </w:tabs>
+        <w:ind w:left="4320" w:hanging="360"/>
+      </w:pPr>
+      <w:rPr>
+        <w:rFonts w:ascii="Wingdings" w:hAnsi="Wingdings" w:hint="default"/>
+        <w:sz w:val="20"/>
+      </w:rPr>
+    </w:lvl>
+    <w:lvl w:ilvl="6" w:tentative="1">
+      <w:start w:val="1"/>
+      <w:numFmt w:val="bullet"/>
+      <w:lvlText w:val=""/>
+      <w:lvlJc w:val="left"/>
+      <w:pPr>
+        <w:tabs>
+          <w:tab w:val="num" w:pos="5040"/>
+        </w:tabs>
+        <w:ind w:left="5040" w:hanging="360"/>
+      </w:pPr>
+      <w:rPr>
+        <w:rFonts w:ascii="Wingdings" w:hAnsi="Wingdings" w:hint="default"/>
+        <w:sz w:val="20"/>
+      </w:rPr>
+    </w:lvl>
+    <w:lvl w:ilvl="7" w:tentative="1">
+      <w:start w:val="1"/>
+      <w:numFmt w:val="bullet"/>
+      <w:lvlText w:val=""/>
+      <w:lvlJc w:val="left"/>
+      <w:pPr>
+        <w:tabs>
+          <w:tab w:val="num" w:pos="5760"/>
+        </w:tabs>
+        <w:ind w:left="5760" w:hanging="360"/>
+      </w:pPr>
+      <w:rPr>
+        <w:rFonts w:ascii="Wingdings" w:hAnsi="Wingdings" w:hint="default"/>
+        <w:sz w:val="20"/>
+      </w:rPr>
+    </w:lvl>
+    <w:lvl w:ilvl="8" w:tentative="1">
+      <w:start w:val="1"/>
+      <w:numFmt w:val="bullet"/>
+      <w:lvlText w:val=""/>
+      <w:lvlJc w:val="left"/>
+      <w:pPr>
+        <w:tabs>
+          <w:tab w:val="num" w:pos="6480"/>
+        </w:tabs>
+        <w:ind w:left="6480" w:hanging="360"/>
+      </w:pPr>
+      <w:rPr>
+        <w:rFonts w:ascii="Wingdings" w:hAnsi="Wingdings" w:hint="default"/>
+        <w:sz w:val="20"/>
+      </w:rPr>
+    </w:lvl>
+  </w:abstractNum>
+  <w:abstractNum w:abstractNumId="34" w15:restartNumberingAfterBreak="0">
     <w:nsid w:val="78847F94"/>
     <w:multiLevelType w:val="multilevel"/>
     <w:tmpl w:val="99668ECE"/>
@@ -10232,7 +15054,7 @@
       </w:rPr>
     </w:lvl>
   </w:abstractNum>
-  <w:abstractNum w:abstractNumId="25" w15:restartNumberingAfterBreak="0">
+  <w:abstractNum w:abstractNumId="35" w15:restartNumberingAfterBreak="0">
     <w:nsid w:val="7DA4259B"/>
     <w:multiLevelType w:val="hybridMultilevel"/>
     <w:tmpl w:val="775A2C7C"/>
@@ -10345,7 +15167,7 @@
       </w:rPr>
     </w:lvl>
   </w:abstractNum>
-  <w:abstractNum w:abstractNumId="26" w15:restartNumberingAfterBreak="0">
+  <w:abstractNum w:abstractNumId="36" w15:restartNumberingAfterBreak="0">
     <w:nsid w:val="7EFE21FE"/>
     <w:multiLevelType w:val="hybridMultilevel"/>
     <w:tmpl w:val="89E21E3E"/>
@@ -10459,91 +15281,121 @@
     </w:lvl>
   </w:abstractNum>
   <w:num w:numId="1" w16cid:durableId="147674930">
+    <w:abstractNumId w:val="4"/>
+  </w:num>
+  <w:num w:numId="2" w16cid:durableId="1439831222">
+    <w:abstractNumId w:val="18"/>
+  </w:num>
+  <w:num w:numId="3" w16cid:durableId="1036004097">
+    <w:abstractNumId w:val="34"/>
+  </w:num>
+  <w:num w:numId="4" w16cid:durableId="1711605638">
+    <w:abstractNumId w:val="27"/>
+  </w:num>
+  <w:num w:numId="5" w16cid:durableId="352192231">
+    <w:abstractNumId w:val="6"/>
+  </w:num>
+  <w:num w:numId="6" w16cid:durableId="1287469770">
+    <w:abstractNumId w:val="24"/>
+  </w:num>
+  <w:num w:numId="7" w16cid:durableId="220218053">
+    <w:abstractNumId w:val="30"/>
+  </w:num>
+  <w:num w:numId="8" w16cid:durableId="1570924996">
+    <w:abstractNumId w:val="35"/>
+  </w:num>
+  <w:num w:numId="9" w16cid:durableId="1272467812">
+    <w:abstractNumId w:val="12"/>
+  </w:num>
+  <w:num w:numId="10" w16cid:durableId="375475170">
+    <w:abstractNumId w:val="25"/>
+  </w:num>
+  <w:num w:numId="11" w16cid:durableId="1995599765">
+    <w:abstractNumId w:val="7"/>
+  </w:num>
+  <w:num w:numId="12" w16cid:durableId="926765155">
+    <w:abstractNumId w:val="20"/>
+  </w:num>
+  <w:num w:numId="13" w16cid:durableId="191842145">
+    <w:abstractNumId w:val="16"/>
+  </w:num>
+  <w:num w:numId="14" w16cid:durableId="1819613862">
+    <w:abstractNumId w:val="10"/>
+  </w:num>
+  <w:num w:numId="15" w16cid:durableId="1308123858">
+    <w:abstractNumId w:val="19"/>
+  </w:num>
+  <w:num w:numId="16" w16cid:durableId="1499810666">
+    <w:abstractNumId w:val="5"/>
+  </w:num>
+  <w:num w:numId="17" w16cid:durableId="361521682">
+    <w:abstractNumId w:val="2"/>
+  </w:num>
+  <w:num w:numId="18" w16cid:durableId="1071536552">
+    <w:abstractNumId w:val="1"/>
+  </w:num>
+  <w:num w:numId="19" w16cid:durableId="1258909468">
+    <w:abstractNumId w:val="22"/>
+  </w:num>
+  <w:num w:numId="20" w16cid:durableId="666980591">
+    <w:abstractNumId w:val="28"/>
+  </w:num>
+  <w:num w:numId="21" w16cid:durableId="59524845">
+    <w:abstractNumId w:val="26"/>
+  </w:num>
+  <w:num w:numId="22" w16cid:durableId="1829516048">
+    <w:abstractNumId w:val="17"/>
+  </w:num>
+  <w:num w:numId="23" w16cid:durableId="1267074715">
     <w:abstractNumId w:val="3"/>
   </w:num>
-  <w:num w:numId="2" w16cid:durableId="1439831222">
-    <w:abstractNumId w:val="12"/>
+  <w:num w:numId="24" w16cid:durableId="671831631">
+    <w:abstractNumId w:val="13"/>
   </w:num>
-  <w:num w:numId="3" w16cid:durableId="1036004097">
-    <w:abstractNumId w:val="24"/>
+  <w:num w:numId="25" w16cid:durableId="1002008022">
+    <w:abstractNumId w:val="29"/>
   </w:num>
-  <w:num w:numId="4" w16cid:durableId="1711605638">
-    <w:abstractNumId w:val="20"/>
-  </w:num>
-  <w:num w:numId="5" w16cid:durableId="352192231">
-    <w:abstractNumId w:val="5"/>
-  </w:num>
-  <w:num w:numId="6" w16cid:durableId="1287469770">
-    <w:abstractNumId w:val="17"/>
-  </w:num>
-  <w:num w:numId="7" w16cid:durableId="220218053">
+  <w:num w:numId="26" w16cid:durableId="319619263">
     <w:abstractNumId w:val="23"/>
   </w:num>
-  <w:num w:numId="8" w16cid:durableId="1570924996">
-    <w:abstractNumId w:val="25"/>
+  <w:num w:numId="27" w16cid:durableId="1758358487">
+    <w:abstractNumId w:val="36"/>
   </w:num>
-  <w:num w:numId="9" w16cid:durableId="1272467812">
+  <w:num w:numId="28" w16cid:durableId="816728313">
+    <w:abstractNumId w:val="14"/>
+  </w:num>
+  <w:num w:numId="29" w16cid:durableId="1753355649">
+    <w:abstractNumId w:val="15"/>
+  </w:num>
+  <w:num w:numId="30" w16cid:durableId="1605917691">
     <w:abstractNumId w:val="8"/>
   </w:num>
-  <w:num w:numId="10" w16cid:durableId="375475170">
-    <w:abstractNumId w:val="18"/>
-  </w:num>
-  <w:num w:numId="11" w16cid:durableId="1995599765">
-    <w:abstractNumId w:val="6"/>
-  </w:num>
-  <w:num w:numId="12" w16cid:durableId="926765155">
-    <w:abstractNumId w:val="14"/>
-  </w:num>
-  <w:num w:numId="13" w16cid:durableId="191842145">
-    <w:abstractNumId w:val="10"/>
-  </w:num>
-  <w:num w:numId="14" w16cid:durableId="1819613862">
-    <w:abstractNumId w:val="7"/>
-  </w:num>
-  <w:num w:numId="15" w16cid:durableId="1308123858">
-    <w:abstractNumId w:val="13"/>
-  </w:num>
-  <w:num w:numId="16" w16cid:durableId="1499810666">
-    <w:abstractNumId w:val="4"/>
-  </w:num>
-  <w:num w:numId="17" w16cid:durableId="361521682">
-    <w:abstractNumId w:val="1"/>
-  </w:num>
-  <w:num w:numId="18" w16cid:durableId="1071536552">
+  <w:num w:numId="31" w16cid:durableId="1579048158">
     <w:abstractNumId w:val="0"/>
   </w:num>
-  <w:num w:numId="19" w16cid:durableId="1258909468">
-    <w:abstractNumId w:val="15"/>
+  <w:num w:numId="32" w16cid:durableId="1781955171">
+    <w:abstractNumId w:val="31"/>
   </w:num>
-  <w:num w:numId="20" w16cid:durableId="666980591">
+  <w:num w:numId="33" w16cid:durableId="207684928">
+    <w:abstractNumId w:val="33"/>
+  </w:num>
+  <w:num w:numId="34" w16cid:durableId="1631781787">
+    <w:abstractNumId w:val="11"/>
+  </w:num>
+  <w:num w:numId="35" w16cid:durableId="1104031928">
+    <w:abstractNumId w:val="32"/>
+  </w:num>
+  <w:num w:numId="36" w16cid:durableId="2124421131">
     <w:abstractNumId w:val="21"/>
   </w:num>
-  <w:num w:numId="21" w16cid:durableId="59524845">
-    <w:abstractNumId w:val="19"/>
-  </w:num>
-  <w:num w:numId="22" w16cid:durableId="1829516048">
-    <w:abstractNumId w:val="11"/>
-  </w:num>
-  <w:num w:numId="23" w16cid:durableId="1267074715">
-    <w:abstractNumId w:val="2"/>
-  </w:num>
-  <w:num w:numId="24" w16cid:durableId="671831631">
+  <w:num w:numId="37" w16cid:durableId="35784111">
     <w:abstractNumId w:val="9"/>
-  </w:num>
-  <w:num w:numId="25" w16cid:durableId="1002008022">
-    <w:abstractNumId w:val="22"/>
-  </w:num>
-  <w:num w:numId="26" w16cid:durableId="319619263">
-    <w:abstractNumId w:val="16"/>
-  </w:num>
-  <w:num w:numId="27" w16cid:durableId="1758358487">
-    <w:abstractNumId w:val="26"/>
   </w:num>
 </w:numbering>
 </file>
 
 <file path=word/styles.xml><?xml version="1.0" encoding="utf-8"?>
-<w:styles xmlns:mc="http://schemas.openxmlformats.org/markup-compatibility/2006" xmlns:r="http://schemas.openxmlformats.org/officeDocument/2006/relationships" xmlns:w="http://schemas.openxmlformats.org/wordprocessingml/2006/main" xmlns:w14="http://schemas.microsoft.com/office/word/2010/wordml" xmlns:w15="http://schemas.microsoft.com/office/word/2012/wordml" xmlns:w16cex="http://schemas.microsoft.com/office/word/2018/wordml/cex" xmlns:w16cid="http://schemas.microsoft.com/office/word/2016/wordml/cid" xmlns:w16="http://schemas.microsoft.com/office/word/2018/wordml" xmlns:w16sdtdh="http://schemas.microsoft.com/office/word/2020/wordml/sdtdatahash" xmlns:w16se="http://schemas.microsoft.com/office/word/2015/wordml/symex" mc:Ignorable="w14 w15 w16se w16cid w16 w16cex w16sdtdh">
+<w:styles xmlns:mc="http://schemas.openxmlformats.org/markup-compatibility/2006" xmlns:r="http://schemas.openxmlformats.org/officeDocument/2006/relationships" xmlns:w="http://schemas.openxmlformats.org/wordprocessingml/2006/main" xmlns:w14="http://schemas.microsoft.com/office/word/2010/wordml" xmlns:w15="http://schemas.microsoft.com/office/word/2012/wordml" xmlns:w16cex="http://schemas.microsoft.com/office/word/2018/wordml/cex" xmlns:w16cid="http://schemas.microsoft.com/office/word/2016/wordml/cid" xmlns:w16="http://schemas.microsoft.com/office/word/2018/wordml" xmlns:w16du="http://schemas.microsoft.com/office/word/2023/wordml/word16du" xmlns:w16sdtdh="http://schemas.microsoft.com/office/word/2020/wordml/sdtdatahash" xmlns:w16sdtfl="http://schemas.microsoft.com/office/word/2024/wordml/sdtformatlock" xmlns:w16se="http://schemas.microsoft.com/office/word/2015/wordml/symex" mc:Ignorable="w14 w15 w16se w16cid w16 w16cex w16sdtdh w16sdtfl w16du">
   <w:docDefaults>
     <w:rPrDefault>
       <w:rPr>
@@ -10953,7 +15805,6 @@
   <w:style w:type="character" w:default="1" w:styleId="Fuentedeprrafopredeter">
     <w:name w:val="Default Paragraph Font"/>
     <w:uiPriority w:val="1"/>
-    <w:semiHidden/>
     <w:unhideWhenUsed/>
   </w:style>
   <w:style w:type="table" w:default="1" w:styleId="Tablanormal">
@@ -11685,25 +16536,16 @@
 </file>
 
 <file path=customXml/item2.xml><?xml version="1.0" encoding="utf-8"?>
-<b:Sources xmlns:b="http://schemas.openxmlformats.org/officeDocument/2006/bibliography" xmlns="http://schemas.openxmlformats.org/officeDocument/2006/bibliography" SelectedStyle="\APASixthEditionOfficeOnline.xsl" StyleName="APA" Version="6"/>
-</file>
-
-<file path=customXml/item3.xml><?xml version="1.0" encoding="utf-8"?>
 <p:properties xmlns:p="http://schemas.microsoft.com/office/2006/metadata/properties" xmlns:xsi="http://www.w3.org/2001/XMLSchema-instance" xmlns:pc="http://schemas.microsoft.com/office/infopath/2007/PartnerControls">
   <documentManagement/>
 </p:properties>
 </file>
 
-<file path=customXml/item4.xml><?xml version="1.0" encoding="utf-8"?>
-<?mso-contentType ?>
-<FormTemplates xmlns="http://schemas.microsoft.com/sharepoint/v3/contenttype/forms">
-  <Display>DocumentLibraryForm</Display>
-  <Edit>DocumentLibraryForm</Edit>
-  <New>DocumentLibraryForm</New>
-</FormTemplates>
+<file path=customXml/item3.xml><?xml version="1.0" encoding="utf-8"?>
+<b:Sources xmlns:b="http://schemas.openxmlformats.org/officeDocument/2006/bibliography" xmlns="http://schemas.openxmlformats.org/officeDocument/2006/bibliography" SelectedStyle="\APASixthEditionOfficeOnline.xsl" StyleName="APA" Version="6"/>
 </file>
 
-<file path=customXml/item5.xml><?xml version="1.0" encoding="utf-8"?>
+<file path=customXml/item4.xml><?xml version="1.0" encoding="utf-8"?>
 <ct:contentTypeSchema xmlns:ct="http://schemas.microsoft.com/office/2006/metadata/contentType" xmlns:ma="http://schemas.microsoft.com/office/2006/metadata/properties/metaAttributes" ct:_="" ma:_="" ma:contentTypeName="Documento" ma:contentTypeID="0x010100E96778489EE7714D8BD12CC105EB918B" ma:contentTypeVersion="2" ma:contentTypeDescription="Crear nuevo documento." ma:contentTypeScope="" ma:versionID="416c5c7ae9b5d54d83875cd3c65194e3">
   <xsd:schema xmlns:xsd="http://www.w3.org/2001/XMLSchema" xmlns:xs="http://www.w3.org/2001/XMLSchema" xmlns:p="http://schemas.microsoft.com/office/2006/metadata/properties" xmlns:ns2="126e8a1c-9ea9-435a-ac89-d06c80d62e30" targetNamespace="http://schemas.microsoft.com/office/2006/metadata/properties" ma:root="true" ma:fieldsID="70a237c842677bd850644f8595079f5e" ns2:_="">
     <xsd:import namespace="126e8a1c-9ea9-435a-ac89-d06c80d62e30"/>
@@ -11835,6 +16677,15 @@
 </ct:contentTypeSchema>
 </file>
 
+<file path=customXml/item5.xml><?xml version="1.0" encoding="utf-8"?>
+<?mso-contentType ?>
+<FormTemplates xmlns="http://schemas.microsoft.com/sharepoint/v3/contenttype/forms">
+  <Display>DocumentLibraryForm</Display>
+  <Edit>DocumentLibraryForm</Edit>
+  <New>DocumentLibraryForm</New>
+</FormTemplates>
+</file>
+
 <file path=customXml/itemProps1.xml><?xml version="1.0" encoding="utf-8"?>
 <ds:datastoreItem xmlns:ds="http://schemas.openxmlformats.org/officeDocument/2006/customXml" ds:itemID="{55AF091B-3C7A-41E3-B477-F2FDAA23CFDA}">
   <ds:schemaRefs>
@@ -11844,14 +16695,6 @@
 </file>
 
 <file path=customXml/itemProps2.xml><?xml version="1.0" encoding="utf-8"?>
-<ds:datastoreItem xmlns:ds="http://schemas.openxmlformats.org/officeDocument/2006/customXml" ds:itemID="{74203E96-B722-44CF-B611-70923DD4F702}">
-  <ds:schemaRefs>
-    <ds:schemaRef ds:uri="http://schemas.openxmlformats.org/officeDocument/2006/bibliography"/>
-  </ds:schemaRefs>
-</ds:datastoreItem>
-</file>
-
-<file path=customXml/itemProps3.xml><?xml version="1.0" encoding="utf-8"?>
 <ds:datastoreItem xmlns:ds="http://schemas.openxmlformats.org/officeDocument/2006/customXml" ds:itemID="{5B7B5873-BEF7-4EF9-B783-7B50266FE496}">
   <ds:schemaRefs>
     <ds:schemaRef ds:uri="http://schemas.microsoft.com/office/2006/metadata/properties"/>
@@ -11860,15 +16703,15 @@
 </ds:datastoreItem>
 </file>
 
-<file path=customXml/itemProps4.xml><?xml version="1.0" encoding="utf-8"?>
-<ds:datastoreItem xmlns:ds="http://schemas.openxmlformats.org/officeDocument/2006/customXml" ds:itemID="{4EF1E242-F579-4982-B8CC-2FBF33737424}">
+<file path=customXml/itemProps3.xml><?xml version="1.0" encoding="utf-8"?>
+<ds:datastoreItem xmlns:ds="http://schemas.openxmlformats.org/officeDocument/2006/customXml" ds:itemID="{74203E96-B722-44CF-B611-70923DD4F702}">
   <ds:schemaRefs>
-    <ds:schemaRef ds:uri="http://schemas.microsoft.com/sharepoint/v3/contenttype/forms"/>
+    <ds:schemaRef ds:uri="http://schemas.openxmlformats.org/officeDocument/2006/bibliography"/>
   </ds:schemaRefs>
 </ds:datastoreItem>
 </file>
 
-<file path=customXml/itemProps5.xml><?xml version="1.0" encoding="utf-8"?>
+<file path=customXml/itemProps4.xml><?xml version="1.0" encoding="utf-8"?>
 <ds:datastoreItem xmlns:ds="http://schemas.openxmlformats.org/officeDocument/2006/customXml" ds:itemID="{12C339A1-A9A3-4F86-8BF7-5C7340ED2ECA}">
   <ds:schemaRefs>
     <ds:schemaRef ds:uri="http://schemas.microsoft.com/office/2006/metadata/contentType"/>
@@ -11884,4 +16727,12 @@
     <ds:schemaRef ds:uri="http://schemas.microsoft.com/internal/obd"/>
   </ds:schemaRefs>
 </ds:datastoreItem>
+</file>
+
+<file path=customXml/itemProps5.xml><?xml version="1.0" encoding="utf-8"?>
+<ds:datastoreItem xmlns:ds="http://schemas.openxmlformats.org/officeDocument/2006/customXml" ds:itemID="{4EF1E242-F579-4982-B8CC-2FBF33737424}">
+  <ds:schemaRefs>
+    <ds:schemaRef ds:uri="http://schemas.microsoft.com/sharepoint/v3/contenttype/forms"/>
+  </ds:schemaRefs>
+</ds:datastoreItem>
 </file>